--- a/offer_letter_app/output/temp/document.docx
+++ b/offer_letter_app/output/temp/document.docx
@@ -19,15 +19,15 @@
         <mc:AlternateContent>
           <mc:Choice Requires="wps">
             <w:drawing>
-              <wp:anchor distT="0" distB="0" distL="0" distR="0" simplePos="0" relativeHeight="15729152" behindDoc="0" locked="0" layoutInCell="1" allowOverlap="1" wp14:anchorId="77C20D0C" wp14:editId="6A7B8842">
+              <wp:anchor distT="0" distB="0" distL="0" distR="0" simplePos="0" relativeHeight="15729664" behindDoc="0" locked="0" layoutInCell="1" allowOverlap="1" wp14:anchorId="1202D105" wp14:editId="1119793F">
                 <wp:simplePos x="0" y="0"/>
                 <wp:positionH relativeFrom="page">
                   <wp:posOffset>0</wp:posOffset>
                 </wp:positionH>
                 <wp:positionV relativeFrom="page">
-                  <wp:posOffset>10140288</wp:posOffset>
+                  <wp:posOffset>10139689</wp:posOffset>
                 </wp:positionV>
-                <wp:extent cx="7562850" cy="556895"/>
+                <wp:extent cx="7560309" cy="552450"/>
                 <wp:effectExtent l="0" t="0" r="0" b="0"/>
                 <wp:wrapNone/>
                 <wp:docPr id="1" name="Graphic 1"/>
@@ -43,7 +43,7 @@
                       <wps:spPr>
                         <a:xfrm>
                           <a:off x="0" y="0"/>
-                          <a:ext cx="7562850" cy="556895"/>
+                          <a:ext cx="7560309" cy="552450"/>
                         </a:xfrm>
                         <a:custGeom>
                           <a:avLst/>
@@ -52,61 +52,37 @@
                           <a:cxnLst/>
                           <a:rect l="l" t="t" r="r" b="b"/>
                           <a:pathLst>
-                            <a:path w="7562850" h="556895">
+                            <a:path w="7560309" h="552450">
                               <a:moveTo>
-                                <a:pt x="7562850" y="469"/>
+                                <a:pt x="7559992" y="0"/>
                               </a:moveTo>
                               <a:lnTo>
-                                <a:pt x="6064783" y="469"/>
+                                <a:pt x="6035675" y="0"/>
                               </a:lnTo>
                               <a:lnTo>
-                                <a:pt x="6065139" y="215"/>
+                                <a:pt x="6015990" y="14605"/>
                               </a:lnTo>
                               <a:lnTo>
-                                <a:pt x="6064986" y="0"/>
+                                <a:pt x="5204460" y="261620"/>
                               </a:lnTo>
                               <a:lnTo>
-                                <a:pt x="6063437" y="469"/>
+                                <a:pt x="0" y="261620"/>
                               </a:lnTo>
                               <a:lnTo>
-                                <a:pt x="6035332" y="469"/>
+                                <a:pt x="0" y="551954"/>
                               </a:lnTo>
                               <a:lnTo>
-                                <a:pt x="6015939" y="14909"/>
+                                <a:pt x="7559992" y="551954"/>
                               </a:lnTo>
                               <a:lnTo>
-                                <a:pt x="5204384" y="261632"/>
-                              </a:lnTo>
-                              <a:lnTo>
-                                <a:pt x="0" y="261632"/>
-                              </a:lnTo>
-                              <a:lnTo>
-                                <a:pt x="0" y="556298"/>
-                              </a:lnTo>
-                              <a:lnTo>
-                                <a:pt x="4773942" y="556298"/>
-                              </a:lnTo>
-                              <a:lnTo>
-                                <a:pt x="5289143" y="556298"/>
-                              </a:lnTo>
-                              <a:lnTo>
-                                <a:pt x="5307533" y="556298"/>
-                              </a:lnTo>
-                              <a:lnTo>
-                                <a:pt x="7562850" y="556298"/>
-                              </a:lnTo>
-                              <a:lnTo>
-                                <a:pt x="7562850" y="261632"/>
-                              </a:lnTo>
-                              <a:lnTo>
-                                <a:pt x="7562850" y="469"/>
+                                <a:pt x="7559992" y="0"/>
                               </a:lnTo>
                               <a:close/>
                             </a:path>
                           </a:pathLst>
                         </a:custGeom>
                         <a:solidFill>
-                          <a:srgbClr val="DF7325"/>
+                          <a:srgbClr val="DE7224"/>
                         </a:solidFill>
                       </wps:spPr>
                       <wps:bodyPr wrap="square" lIns="0" tIns="0" rIns="0" bIns="0" rtlCol="0">
@@ -123,7 +99,7 @@
           </mc:Choice>
           <mc:Fallback>
             <w:pict>
-              <v:shape w14:anchorId="503FA8C6" id="Graphic 1" o:spid="_x0000_s1026" style="position:absolute;margin-left:0;margin-top:798.45pt;width:595.5pt;height:43.85pt;z-index:15729152;visibility:visible;mso-wrap-style:square;mso-wrap-distance-left:0;mso-wrap-distance-top:0;mso-wrap-distance-right:0;mso-wrap-distance-bottom:0;mso-position-horizontal:absolute;mso-position-horizontal-relative:page;mso-position-vertical:absolute;mso-position-vertical-relative:page;v-text-anchor:top" coordsize="7562850,556895" o:gfxdata="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" path="m7562850,469r-1498067,l6065139,215,6064986,r-1549,469l6035332,469r-19393,14440l5204384,261632,,261632,,556298r4773942,l5289143,556298r18390,l7562850,556298r,-294666l7562850,469xe" fillcolor="#df7325" stroked="f">
+              <v:shape w14:anchorId="447FDB0E" id="Graphic 1" o:spid="_x0000_s1026" style="position:absolute;margin-left:0;margin-top:798.4pt;width:595.3pt;height:43.5pt;z-index:15729664;visibility:visible;mso-wrap-style:square;mso-wrap-distance-left:0;mso-wrap-distance-top:0;mso-wrap-distance-right:0;mso-wrap-distance-bottom:0;mso-position-horizontal:absolute;mso-position-horizontal-relative:page;mso-position-vertical:absolute;mso-position-vertical-relative:page;v-text-anchor:top" coordsize="7560309,552450" o:gfxdata="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" path="m7559992,l6035675,r-19685,14605l5204460,261620,,261620,,551954r7559992,l7559992,xe" fillcolor="#de7224" stroked="f">
                 <v:path arrowok="t"/>
                 <w10:wrap anchorx="page" anchory="page"/>
               </v:shape>
@@ -140,15 +116,15 @@
         <mc:AlternateContent>
           <mc:Choice Requires="wps">
             <w:drawing>
-              <wp:anchor distT="0" distB="0" distL="0" distR="0" simplePos="0" relativeHeight="15729664" behindDoc="0" locked="0" layoutInCell="1" allowOverlap="1" wp14:anchorId="20273268" wp14:editId="1AC57EE0">
+              <wp:anchor distT="0" distB="0" distL="0" distR="0" simplePos="0" relativeHeight="15730176" behindDoc="0" locked="0" layoutInCell="1" allowOverlap="1" wp14:anchorId="194D23DB" wp14:editId="3F65445A">
                 <wp:simplePos x="0" y="0"/>
                 <wp:positionH relativeFrom="page">
-                  <wp:posOffset>2951308</wp:posOffset>
+                  <wp:posOffset>2950845</wp:posOffset>
                 </wp:positionH>
                 <wp:positionV relativeFrom="page">
-                  <wp:posOffset>700329</wp:posOffset>
+                  <wp:posOffset>700414</wp:posOffset>
                 </wp:positionV>
-                <wp:extent cx="4612005" cy="541020"/>
+                <wp:extent cx="4609465" cy="541020"/>
                 <wp:effectExtent l="0" t="0" r="0" b="0"/>
                 <wp:wrapNone/>
                 <wp:docPr id="2" name="Graphic 2"/>
@@ -164,7 +140,7 @@
                       <wps:spPr>
                         <a:xfrm>
                           <a:off x="0" y="0"/>
-                          <a:ext cx="4612005" cy="541020"/>
+                          <a:ext cx="4609465" cy="541020"/>
                         </a:xfrm>
                         <a:custGeom>
                           <a:avLst/>
@@ -173,28 +149,28 @@
                           <a:cxnLst/>
                           <a:rect l="l" t="t" r="r" b="b"/>
                           <a:pathLst>
-                            <a:path w="4612005" h="541020">
+                            <a:path w="4609465" h="541020">
                               <a:moveTo>
-                                <a:pt x="4611541" y="541015"/>
+                                <a:pt x="4609147" y="0"/>
                               </a:moveTo>
-                              <a:lnTo>
-                                <a:pt x="0" y="541015"/>
-                              </a:lnTo>
                               <a:lnTo>
                                 <a:pt x="0" y="0"/>
                               </a:lnTo>
                               <a:lnTo>
-                                <a:pt x="4611541" y="0"/>
+                                <a:pt x="0" y="541020"/>
                               </a:lnTo>
                               <a:lnTo>
-                                <a:pt x="4611541" y="541015"/>
+                                <a:pt x="4609147" y="541020"/>
+                              </a:lnTo>
+                              <a:lnTo>
+                                <a:pt x="4609147" y="0"/>
                               </a:lnTo>
                               <a:close/>
                             </a:path>
                           </a:pathLst>
                         </a:custGeom>
                         <a:solidFill>
-                          <a:srgbClr val="DF7325"/>
+                          <a:srgbClr val="DE7224"/>
                         </a:solidFill>
                       </wps:spPr>
                       <wps:bodyPr wrap="square" lIns="0" tIns="0" rIns="0" bIns="0" rtlCol="0">
@@ -211,7 +187,7 @@
           </mc:Choice>
           <mc:Fallback>
             <w:pict>
-              <v:shape w14:anchorId="554E18EC" id="Graphic 2" o:spid="_x0000_s1026" style="position:absolute;margin-left:232.4pt;margin-top:55.15pt;width:363.15pt;height:42.6pt;z-index:15729664;visibility:visible;mso-wrap-style:square;mso-wrap-distance-left:0;mso-wrap-distance-top:0;mso-wrap-distance-right:0;mso-wrap-distance-bottom:0;mso-position-horizontal:absolute;mso-position-horizontal-relative:page;mso-position-vertical:absolute;mso-position-vertical-relative:page;v-text-anchor:top" coordsize="4612005,541020" o:gfxdata="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" path="m4611541,541015l,541015,,,4611541,r,541015xe" fillcolor="#df7325" stroked="f">
+              <v:shape w14:anchorId="6E8F3217" id="Graphic 2" o:spid="_x0000_s1026" style="position:absolute;margin-left:232.35pt;margin-top:55.15pt;width:362.95pt;height:42.6pt;z-index:15730176;visibility:visible;mso-wrap-style:square;mso-wrap-distance-left:0;mso-wrap-distance-top:0;mso-wrap-distance-right:0;mso-wrap-distance-bottom:0;mso-position-horizontal:absolute;mso-position-horizontal-relative:page;mso-position-vertical:absolute;mso-position-vertical-relative:page;v-text-anchor:top" coordsize="4609465,541020" o:gfxdata="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" path="m4609147,l,,,541020r4609147,l4609147,xe" fillcolor="#de7224" stroked="f">
                 <v:path arrowok="t"/>
                 <w10:wrap anchorx="page" anchory="page"/>
               </v:shape>
@@ -223,13 +199,12 @@
         <w:rPr>
           <w:rFonts w:ascii="Times New Roman"/>
           <w:noProof/>
-          <w:position w:val="8"/>
           <w:sz w:val="20"/>
         </w:rPr>
         <mc:AlternateContent>
           <mc:Choice Requires="wpg">
             <w:drawing>
-              <wp:inline distT="0" distB="0" distL="0" distR="0" wp14:anchorId="25A1089B" wp14:editId="2DD3E2C0">
+              <wp:inline distT="0" distB="0" distL="0" distR="0" wp14:anchorId="2AFC0896" wp14:editId="21E23ECE">
                 <wp:extent cx="664210" cy="541020"/>
                 <wp:effectExtent l="0" t="0" r="0" b="0"/>
                 <wp:docPr id="3" name="Group 3"/>
@@ -267,26 +242,26 @@
                             <a:pathLst>
                               <a:path w="664210" h="541020">
                                 <a:moveTo>
-                                  <a:pt x="663723" y="541015"/>
+                                  <a:pt x="664210" y="541020"/>
                                 </a:moveTo>
                                 <a:lnTo>
-                                  <a:pt x="0" y="541015"/>
+                                  <a:pt x="0" y="541020"/>
                                 </a:lnTo>
                                 <a:lnTo>
                                   <a:pt x="0" y="0"/>
                                 </a:lnTo>
                                 <a:lnTo>
-                                  <a:pt x="663723" y="0"/>
+                                  <a:pt x="664210" y="0"/>
                                 </a:lnTo>
                                 <a:lnTo>
-                                  <a:pt x="663723" y="541015"/>
+                                  <a:pt x="664210" y="541020"/>
                                 </a:lnTo>
                                 <a:close/>
                               </a:path>
                             </a:pathLst>
                           </a:custGeom>
                           <a:solidFill>
-                            <a:srgbClr val="150E2A"/>
+                            <a:srgbClr val="140D29"/>
                           </a:solidFill>
                         </wps:spPr>
                         <wps:bodyPr wrap="square" lIns="0" tIns="0" rIns="0" bIns="0" rtlCol="0">
@@ -304,8 +279,8 @@
           </mc:Choice>
           <mc:Fallback>
             <w:pict>
-              <v:group w14:anchorId="55417FD3" id="Group 3" o:spid="_x0000_s1026" style="width:52.3pt;height:42.6pt;mso-position-horizontal-relative:char;mso-position-vertical-relative:line" coordsize="6642,5410" o:gfxdata="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">
-                <v:shape id="Graphic 4" o:spid="_x0000_s1027" style="position:absolute;width:6642;height:5410;visibility:visible;mso-wrap-style:square;v-text-anchor:top" coordsize="664210,541020" o:gfxdata="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" path="m663723,541015l,541015,,,663723,r,541015xe" fillcolor="#150e2a" stroked="f">
+              <v:group w14:anchorId="23547CDB" id="Group 3" o:spid="_x0000_s1026" style="width:52.3pt;height:42.6pt;mso-position-horizontal-relative:char;mso-position-vertical-relative:line" coordsize="6642,5410" o:gfxdata="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">
+                <v:shape id="Graphic 4" o:spid="_x0000_s1027" style="position:absolute;width:6642;height:5410;visibility:visible;mso-wrap-style:square;v-text-anchor:top" coordsize="664210,541020" o:gfxdata="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" path="m664210,541020l,541020,,,664210,r,541020xe" fillcolor="#140d29" stroked="f">
                   <v:path arrowok="t"/>
                 </v:shape>
                 <w10:anchorlock/>
@@ -317,8 +292,7 @@
       <w:r>
         <w:rPr>
           <w:rFonts w:ascii="Times New Roman"/>
-          <w:spacing w:val="42"/>
-          <w:position w:val="8"/>
+          <w:spacing w:val="30"/>
           <w:sz w:val="20"/>
         </w:rPr>
         <w:t xml:space="preserve"> </w:t>
@@ -327,12 +301,12 @@
         <w:rPr>
           <w:rFonts w:ascii="Times New Roman"/>
           <w:noProof/>
-          <w:spacing w:val="42"/>
+          <w:spacing w:val="30"/>
           <w:sz w:val="20"/>
         </w:rPr>
         <w:drawing>
-          <wp:inline distT="0" distB="0" distL="0" distR="0" wp14:anchorId="34AE9B52" wp14:editId="29895BC7">
-            <wp:extent cx="2153916" cy="648080"/>
+          <wp:inline distT="0" distB="0" distL="0" distR="0" wp14:anchorId="7F903648" wp14:editId="5A7F5301">
+            <wp:extent cx="2156030" cy="648080"/>
             <wp:effectExtent l="0" t="0" r="0" b="0"/>
             <wp:docPr id="5" name="Image 5"/>
             <wp:cNvGraphicFramePr>
@@ -354,7 +328,7 @@
                   <pic:spPr>
                     <a:xfrm>
                       <a:off x="0" y="0"/>
-                      <a:ext cx="2153916" cy="648080"/>
+                      <a:ext cx="2156030" cy="648080"/>
                     </a:xfrm>
                     <a:prstGeom prst="rect">
                       <a:avLst/>
@@ -418,7 +392,7 @@
     <w:p>
       <w:pPr>
         <w:pStyle w:val="BodyText"/>
-        <w:spacing w:before="84"/>
+        <w:spacing w:before="107"/>
         <w:rPr>
           <w:rFonts w:ascii="Times New Roman"/>
         </w:rPr>
@@ -426,242 +400,301 @@
     </w:p>
     <w:p>
       <w:pPr>
-        <w:pStyle w:val="Heading1"/>
-        <w:rPr>
-          <w:b w:val="0"/>
-        </w:rPr>
-      </w:pPr>
-      <w:bookmarkStart w:id="0" w:name="Issued_on:_15/06/2026"/>
-      <w:bookmarkStart w:id="1" w:name="internship_completion_certificate"/>
-      <w:bookmarkStart w:id="2" w:name="This_is_to_certify_that_Chaitya_shah__su"/>
-      <w:bookmarkStart w:id="3" w:name="Certified_by:"/>
-      <w:bookmarkStart w:id="4" w:name="Vibrant_Technology_Team_Leader"/>
+        <w:pStyle w:val="BodyText"/>
+        <w:tabs>
+          <w:tab w:val="left" w:pos="6299"/>
+        </w:tabs>
+        <w:ind w:left="12"/>
+      </w:pPr>
+      <w:bookmarkStart w:id="0" w:name="Issued_on:_19/06/2026_Enroll_on:_2402106"/>
       <w:bookmarkEnd w:id="0"/>
-      <w:bookmarkEnd w:id="1"/>
-      <w:bookmarkEnd w:id="2"/>
-      <w:bookmarkEnd w:id="3"/>
-      <w:bookmarkEnd w:id="4"/>
-      <w:r>
-        <w:rPr>
-          <w:b w:val="0"/>
+      <w:r>
+        <w:rPr>
+          <w:b/>
+          <w:bCs/>
           <w:w w:val="90"/>
         </w:rPr>
-        <w:t>Issued on: 15/06/2026                                                                        Enroll on: 230020116060</w:t>
-      </w:r>
-      <w:r>
-        <w:rPr>
-          <w:b w:val="0"/>
+        <w:t>Issued</w:t>
+      </w:r>
+      <w:r>
+        <w:rPr>
+          <w:b/>
+          <w:bCs/>
+        </w:rPr>
+        <w:t xml:space="preserve"> </w:t>
+      </w:r>
+      <w:r>
+        <w:rPr>
+          <w:b/>
+          <w:bCs/>
+          <w:w w:val="90"/>
+        </w:rPr>
+        <w:t>on</w:t>
+      </w:r>
+      <w:r>
+        <w:rPr>
+          <w:w w:val="90"/>
+        </w:rPr>
+        <w:t>:</w:t>
+      </w:r>
+      <w:r>
+        <w:rPr>
+          <w:spacing w:val="1"/>
+        </w:rPr>
+        <w:t xml:space="preserve"> </w:t>
+      </w:r>
+      <w:r>
+        <w:rPr>
           <w:spacing w:val="-2"/>
           <w:w w:val="90"/>
         </w:rPr>
-      </w:r>
-      <w:r>
-        <w:rPr>
-          <w:b w:val="0"/>
-          <w:w w:val="90"/>
-        </w:rPr>
-      </w:r>
-      <w:r>
-        <w:rPr>
-          <w:b w:val="0"/>
-          <w:spacing w:val="-1"/>
-          <w:w w:val="90"/>
-        </w:rPr>
-      </w:r>
-      <w:r>
-        <w:rPr>
-          <w:b w:val="0"/>
+        <w:t>19/06/2026</w:t>
+      </w:r>
+      <w:r>
+        <w:tab/>
+      </w:r>
+      <w:r>
+        <w:t xml:space="preserve">                     </w:t>
+      </w:r>
+      <w:r>
+        <w:rPr>
+          <w:b/>
+          <w:bCs/>
+          <w:w w:val="95"/>
+        </w:rPr>
+        <w:t>E</w:t>
+      </w:r>
+      <w:r>
+        <w:rPr>
+          <w:b/>
+          <w:bCs/>
+          <w:w w:val="95"/>
+        </w:rPr>
+        <w:t>nrollment</w:t>
+      </w:r>
+      <w:r>
+        <w:rPr>
+          <w:b/>
+          <w:bCs/>
+          <w:spacing w:val="-14"/>
+          <w:w w:val="95"/>
+        </w:rPr>
+        <w:t xml:space="preserve"> </w:t>
+      </w:r>
+      <w:r>
+        <w:rPr>
+          <w:b/>
+          <w:bCs/>
+          <w:w w:val="95"/>
+        </w:rPr>
+        <w:t>on:</w:t>
+      </w:r>
+      <w:r>
+        <w:rPr>
+          <w:spacing w:val="-14"/>
+          <w:w w:val="95"/>
+        </w:rPr>
+        <w:t xml:space="preserve"> </w:t>
+      </w:r>
+      <w:r>
+        <w:rPr>
           <w:spacing w:val="-2"/>
-          <w:w w:val="90"/>
-        </w:rPr>
-      </w:r>
-      <w:r>
-        <w:rPr>
-          <w:b w:val="0"/>
+          <w:w w:val="95"/>
+        </w:rPr>
+        <w:t>2402106051</w:t>
+      </w:r>
+    </w:p>
+    <w:p>
+      <w:pPr>
+        <w:pStyle w:val="BodyText"/>
+      </w:pPr>
+    </w:p>
+    <w:p>
+      <w:pPr>
+        <w:pStyle w:val="BodyText"/>
+      </w:pPr>
+    </w:p>
+    <w:p>
+      <w:pPr>
+        <w:pStyle w:val="BodyText"/>
+        <w:spacing w:before="214"/>
+      </w:pPr>
+    </w:p>
+    <w:p>
+      <w:pPr>
+        <w:pStyle w:val="BodyText"/>
+        <w:ind w:right="105"/>
+        <w:jc w:val="center"/>
+        <w:rPr>
+          <w:b/>
+          <w:bCs/>
+        </w:rPr>
+      </w:pPr>
+      <w:r>
+        <w:rPr>
+          <w:b/>
+          <w:bCs/>
+          <w:u w:val="single"/>
+        </w:rPr>
+        <w:t>I</w:t>
+      </w:r>
+      <w:r>
+        <w:rPr>
+          <w:b/>
+          <w:bCs/>
+          <w:u w:val="single"/>
+        </w:rPr>
+        <w:t>nternship</w:t>
+      </w:r>
+      <w:r>
+        <w:rPr>
+          <w:b/>
+          <w:bCs/>
+          <w:spacing w:val="5"/>
+        </w:rPr>
+        <w:t xml:space="preserve"> </w:t>
+      </w:r>
+      <w:r>
+        <w:rPr>
+          <w:b/>
+          <w:bCs/>
+          <w:u w:val="single"/>
+        </w:rPr>
+        <w:t>C</w:t>
+      </w:r>
+      <w:r>
+        <w:rPr>
+          <w:b/>
+          <w:bCs/>
+          <w:u w:val="single"/>
+        </w:rPr>
+        <w:t>ompletion</w:t>
+      </w:r>
+      <w:r>
+        <w:rPr>
+          <w:b/>
+          <w:bCs/>
+          <w:spacing w:val="5"/>
+          <w:u w:val="single"/>
+        </w:rPr>
+        <w:t xml:space="preserve"> </w:t>
+      </w:r>
+      <w:r>
+        <w:rPr>
+          <w:b/>
+          <w:bCs/>
           <w:spacing w:val="-2"/>
-          <w:w w:val="90"/>
-        </w:rPr>
-      </w:r>
-      <w:r>
-        <w:rPr>
-          <w:b w:val="0"/>
-          <w:w w:val="90"/>
-        </w:rPr>
-      </w:r>
-      <w:r>
-        <w:rPr>
-          <w:b w:val="0"/>
+          <w:u w:val="single"/>
+        </w:rPr>
+        <w:t>C</w:t>
+      </w:r>
+      <w:r>
+        <w:rPr>
+          <w:b/>
+          <w:bCs/>
           <w:spacing w:val="-2"/>
-          <w:w w:val="90"/>
-        </w:rPr>
-      </w:r>
-      <w:r>
-        <w:rPr>
-          <w:b w:val="0"/>
-          <w:w w:val="90"/>
-        </w:rPr>
-      </w:r>
-      <w:r/>
-      <w:r>
-        <w:rPr>
-          <w:b w:val="0"/>
-          <w:w w:val="90"/>
-        </w:rPr>
-      </w:r>
-    </w:p>
-    <w:p>
-      <w:pPr>
-        <w:pStyle w:val="Heading1"/>
-        <w:rPr>
-          <w:b w:val="0"/>
-        </w:rPr>
-      </w:pPr>
-    </w:p>
-    <w:p>
-      <w:pPr>
-        <w:pStyle w:val="BodyText"/>
-        <w:rPr>
-          <w:rFonts w:ascii="Arial Black"/>
-        </w:rPr>
-      </w:pPr>
-    </w:p>
-    <w:p>
-      <w:pPr>
-        <w:pStyle w:val="BodyText"/>
-        <w:spacing w:before="65"/>
-        <w:rPr>
-          <w:rFonts w:ascii="Arial Black"/>
-        </w:rPr>
-      </w:pPr>
-    </w:p>
-    <w:p>
-      <w:pPr>
-        <w:ind w:right="109"/>
-        <w:jc w:val="center"/>
-        <w:rPr>
-          <w:rFonts w:ascii="Arial Black"/>
-          <w:sz w:val="24"/>
-        </w:rPr>
-      </w:pPr>
-      <w:r>
-        <w:rPr>
-          <w:rFonts w:ascii="Arial Black"/>
-          <w:spacing w:val="2"/>
-          <w:w w:val="90"/>
-          <w:sz w:val="24"/>
           <w:u w:val="single"/>
         </w:rPr>
-        <w:t>internship</w:t>
-      </w:r>
-      <w:r>
-        <w:rPr>
-          <w:rFonts w:ascii="Arial Black"/>
-          <w:spacing w:val="16"/>
-          <w:sz w:val="24"/>
+        <w:t>ertificate</w:t>
+      </w:r>
+    </w:p>
+    <w:p>
+      <w:pPr>
+        <w:pStyle w:val="BodyText"/>
+        <w:spacing w:before="104"/>
+      </w:pPr>
+    </w:p>
+    <w:p>
+      <w:pPr>
+        <w:pStyle w:val="BodyText"/>
+        <w:spacing w:line="235" w:lineRule="auto"/>
+        <w:ind w:left="12" w:right="123" w:firstLine="559"/>
+        <w:jc w:val="both"/>
+      </w:pPr>
+      <w:r>
+        <w:t xml:space="preserve">This is to certify that </w:t>
+      </w:r>
+      <w:r>
+        <w:rPr>
+          <w:b/>
+        </w:rPr>
+        <w:t>Chaitya shah</w:t>
+      </w:r>
+      <w:r>
+        <w:t xml:space="preserve"> successfully completed internship with grade A for </w:t>
+      </w:r>
+      <w:r>
+        <w:rPr>
+          <w:b/>
+        </w:rPr>
+        <w:t>Python With Data Analytics</w:t>
+      </w:r>
+      <w:r>
+        <w:t xml:space="preserve"> conducted by Vibrant Technology from 20/05/2026 to 19/06/2026 at 801, Silicon Tower, Law Garden, opp. Axis Bank, Ellisbridge, Ahmedabad,.</w:t>
+      </w:r>
+    </w:p>
+    <w:p>
+      <w:pPr>
+        <w:pStyle w:val="BodyText"/>
+      </w:pPr>
+    </w:p>
+    <w:p>
+      <w:pPr>
+        <w:pStyle w:val="BodyText"/>
+      </w:pPr>
+    </w:p>
+    <w:p>
+      <w:pPr>
+        <w:pStyle w:val="BodyText"/>
+        <w:spacing w:before="151"/>
+      </w:pPr>
+    </w:p>
+    <w:p>
+      <w:pPr>
+        <w:pStyle w:val="BodyText"/>
+        <w:spacing w:before="1"/>
+        <w:ind w:left="12"/>
+      </w:pPr>
+      <w:bookmarkStart w:id="1" w:name="Certified_by:"/>
+      <w:bookmarkEnd w:id="1"/>
+      <w:r>
+        <w:rPr>
+          <w:spacing w:val="-4"/>
+        </w:rPr>
+        <w:t>Certified</w:t>
+      </w:r>
+      <w:r>
+        <w:rPr>
+          <w:spacing w:val="-2"/>
         </w:rPr>
         <w:t xml:space="preserve"> </w:t>
       </w:r>
       <w:r>
         <w:rPr>
-          <w:rFonts w:ascii="Arial Black"/>
-          <w:spacing w:val="2"/>
-          <w:w w:val="90"/>
-          <w:sz w:val="24"/>
-          <w:u w:val="single"/>
-        </w:rPr>
-        <w:t>completion</w:t>
-      </w:r>
-      <w:r>
-        <w:rPr>
-          <w:rFonts w:ascii="Arial Black"/>
-          <w:spacing w:val="17"/>
-          <w:sz w:val="24"/>
-          <w:u w:val="single"/>
-        </w:rPr>
-        <w:t xml:space="preserve"> </w:t>
-      </w:r>
-      <w:r>
-        <w:rPr>
-          <w:rFonts w:ascii="Arial Black"/>
-          <w:spacing w:val="-2"/>
-          <w:w w:val="90"/>
-          <w:sz w:val="24"/>
-          <w:u w:val="single"/>
-        </w:rPr>
-        <w:t>certificate</w:t>
-      </w:r>
-    </w:p>
-    <w:p>
-      <w:pPr>
-        <w:pStyle w:val="BodyText"/>
-        <w:spacing w:before="49"/>
-        <w:rPr>
-          <w:rFonts w:ascii="Arial Black"/>
-        </w:rPr>
-      </w:pPr>
-    </w:p>
-    <w:p>
-      <w:pPr>
-        <w:pStyle w:val="BodyText"/>
-        <w:spacing w:line="235" w:lineRule="auto"/>
-        <w:ind w:left="11" w:firstLine="559"/>
-      </w:pPr>
-      <w:r>
-        <w:t xml:space="preserve">This is to certify that </w:t>
-      </w:r>
-      <w:r>
-        <w:rPr>
-          <w:b/>
-        </w:rPr>
-        <w:t>Chaitya shah</w:t>
-      </w:r>
-      <w:r>
-        <w:t xml:space="preserve"> successfully completed internship with grade A for </w:t>
-      </w:r>
-      <w:r>
-        <w:rPr>
-          <w:b/>
-        </w:rPr>
-        <w:t>Python With Data Analytics</w:t>
-      </w:r>
-      <w:r>
-        <w:t xml:space="preserve"> conducted by Vibrant Technology from 16/05/2026 to 15/06/2026 at 801, Silicon Tower, Law Garden, opp. Axis Bank, Ellisbridge, Ahmedabad,.</w:t>
-      </w:r>
-    </w:p>
-    <w:p>
-      <w:pPr>
-        <w:pStyle w:val="BodyText"/>
-      </w:pPr>
-    </w:p>
-    <w:p>
-      <w:pPr>
-        <w:pStyle w:val="BodyText"/>
-        <w:spacing w:before="332"/>
-      </w:pPr>
-    </w:p>
-    <w:p>
-      <w:pPr>
-        <w:pStyle w:val="Heading1"/>
-        <w:rPr>
-          <w:b w:val="0"/>
-        </w:rPr>
-      </w:pPr>
-      <w:r>
-        <w:rPr>
-          <w:b w:val="0"/>
+          <w:spacing w:val="-5"/>
+        </w:rPr>
+        <w:t>by:</w:t>
+      </w:r>
+    </w:p>
+    <w:p>
+      <w:pPr>
+        <w:pStyle w:val="BodyText"/>
+      </w:pPr>
+      <w:r>
+        <w:rPr>
           <w:noProof/>
         </w:rPr>
         <w:drawing>
-          <wp:anchor distT="0" distB="0" distL="0" distR="0" simplePos="0" relativeHeight="487549952" behindDoc="1" locked="0" layoutInCell="1" allowOverlap="1" wp14:anchorId="1592A39C" wp14:editId="359B41A2">
+          <wp:anchor distT="0" distB="0" distL="0" distR="0" simplePos="0" relativeHeight="251658240" behindDoc="1" locked="0" layoutInCell="1" allowOverlap="1" wp14:anchorId="61A0281A" wp14:editId="2D871983">
             <wp:simplePos x="0" y="0"/>
             <wp:positionH relativeFrom="page">
-              <wp:posOffset>484801</wp:posOffset>
+              <wp:posOffset>342900</wp:posOffset>
             </wp:positionH>
             <wp:positionV relativeFrom="paragraph">
-              <wp:posOffset>125656</wp:posOffset>
+              <wp:posOffset>7620</wp:posOffset>
             </wp:positionV>
-            <wp:extent cx="1772317" cy="1400702"/>
-            <wp:effectExtent l="0" t="0" r="0" b="0"/>
+            <wp:extent cx="1390650" cy="1142365"/>
+            <wp:effectExtent l="0" t="0" r="0" b="635"/>
             <wp:wrapNone/>
             <wp:docPr id="6" name="Image 6"/>
             <wp:cNvGraphicFramePr>
@@ -683,7 +716,7 @@
                   <pic:spPr>
                     <a:xfrm>
                       <a:off x="0" y="0"/>
-                      <a:ext cx="1772317" cy="1400702"/>
+                      <a:ext cx="1390650" cy="1142365"/>
                     </a:xfrm>
                     <a:prstGeom prst="rect">
                       <a:avLst/>
@@ -692,221 +725,126 @@
                 </pic:pic>
               </a:graphicData>
             </a:graphic>
+            <wp14:sizeRelH relativeFrom="margin">
+              <wp14:pctWidth>0</wp14:pctWidth>
+            </wp14:sizeRelH>
+            <wp14:sizeRelV relativeFrom="margin">
+              <wp14:pctHeight>0</wp14:pctHeight>
+            </wp14:sizeRelV>
           </wp:anchor>
         </w:drawing>
       </w:r>
-      <w:r>
-        <w:rPr>
-          <w:b w:val="0"/>
-          <w:w w:val="90"/>
-        </w:rPr>
-        <w:t>Certified</w:t>
-      </w:r>
-      <w:r>
-        <w:rPr>
-          <w:b w:val="0"/>
-        </w:rPr>
-        <w:t xml:space="preserve"> </w:t>
-      </w:r>
-      <w:r>
-        <w:rPr>
-          <w:b w:val="0"/>
-          <w:spacing w:val="-5"/>
-        </w:rPr>
-        <w:t>by:</w:t>
-      </w:r>
-    </w:p>
-    <w:p>
-      <w:pPr>
-        <w:pStyle w:val="BodyText"/>
-        <w:rPr>
-          <w:rFonts w:ascii="Arial Black"/>
-        </w:rPr>
-      </w:pPr>
-    </w:p>
-    <w:p>
-      <w:pPr>
-        <w:pStyle w:val="BodyText"/>
-        <w:rPr>
-          <w:rFonts w:ascii="Arial Black"/>
-        </w:rPr>
-      </w:pPr>
-    </w:p>
-    <w:p>
-      <w:pPr>
-        <w:pStyle w:val="BodyText"/>
-        <w:rPr>
-          <w:rFonts w:ascii="Arial Black"/>
-        </w:rPr>
-      </w:pPr>
-    </w:p>
-    <w:p>
-      <w:pPr>
-        <w:pStyle w:val="BodyText"/>
-        <w:rPr>
-          <w:rFonts w:ascii="Arial Black"/>
-        </w:rPr>
-      </w:pPr>
-    </w:p>
-    <w:p>
-      <w:pPr>
-        <w:pStyle w:val="BodyText"/>
-        <w:spacing w:before="130"/>
-        <w:rPr>
-          <w:rFonts w:ascii="Arial Black"/>
-        </w:rPr>
-      </w:pPr>
-    </w:p>
-    <w:p>
-      <w:pPr>
-        <w:spacing w:line="254" w:lineRule="auto"/>
-        <w:ind w:left="11" w:right="7938"/>
-        <w:rPr>
-          <w:rFonts w:ascii="Arial Black"/>
-          <w:sz w:val="24"/>
-        </w:rPr>
-      </w:pPr>
-      <w:r>
-        <w:rPr>
-          <w:rFonts w:ascii="Arial Black"/>
-          <w:spacing w:val="-8"/>
-          <w:sz w:val="24"/>
-        </w:rPr>
-        <w:t>Vibrant</w:t>
-      </w:r>
-      <w:r>
-        <w:rPr>
-          <w:rFonts w:ascii="Arial Black"/>
-          <w:spacing w:val="-27"/>
-          <w:sz w:val="24"/>
-        </w:rPr>
-        <w:t xml:space="preserve"> </w:t>
-      </w:r>
-      <w:r>
-        <w:rPr>
-          <w:rFonts w:ascii="Arial Black"/>
-          <w:spacing w:val="-8"/>
-          <w:sz w:val="24"/>
-        </w:rPr>
-        <w:t xml:space="preserve">Technology </w:t>
-      </w:r>
-      <w:r>
-        <w:rPr>
-          <w:rFonts w:ascii="Arial Black"/>
-          <w:sz w:val="24"/>
-        </w:rPr>
-        <w:t>Team</w:t>
-      </w:r>
-      <w:r>
-        <w:rPr>
-          <w:rFonts w:ascii="Arial Black"/>
-          <w:spacing w:val="-21"/>
-          <w:sz w:val="24"/>
-        </w:rPr>
-        <w:t xml:space="preserve"> </w:t>
-      </w:r>
-      <w:r>
-        <w:rPr>
-          <w:rFonts w:ascii="Arial Black"/>
-          <w:sz w:val="24"/>
-        </w:rPr>
-        <w:t>Leader</w:t>
-      </w:r>
-    </w:p>
-    <w:p>
-      <w:pPr>
-        <w:pStyle w:val="BodyText"/>
-        <w:rPr>
-          <w:rFonts w:ascii="Arial Black"/>
-          <w:sz w:val="18"/>
-        </w:rPr>
-      </w:pPr>
-    </w:p>
-    <w:p>
-      <w:pPr>
-        <w:pStyle w:val="BodyText"/>
-        <w:rPr>
-          <w:rFonts w:ascii="Arial Black"/>
-          <w:sz w:val="18"/>
-        </w:rPr>
-      </w:pPr>
-    </w:p>
-    <w:p>
-      <w:pPr>
-        <w:pStyle w:val="BodyText"/>
-        <w:rPr>
-          <w:rFonts w:ascii="Arial Black"/>
-          <w:sz w:val="18"/>
-        </w:rPr>
-      </w:pPr>
-    </w:p>
-    <w:p>
-      <w:pPr>
-        <w:pStyle w:val="BodyText"/>
-        <w:rPr>
-          <w:rFonts w:ascii="Arial Black"/>
-          <w:sz w:val="18"/>
-        </w:rPr>
-      </w:pPr>
-    </w:p>
-    <w:p>
-      <w:pPr>
-        <w:pStyle w:val="BodyText"/>
-        <w:rPr>
-          <w:rFonts w:ascii="Arial Black"/>
-          <w:sz w:val="18"/>
-        </w:rPr>
-      </w:pPr>
-    </w:p>
-    <w:p>
-      <w:pPr>
-        <w:pStyle w:val="BodyText"/>
-        <w:rPr>
-          <w:rFonts w:ascii="Arial Black"/>
-          <w:sz w:val="18"/>
-        </w:rPr>
-      </w:pPr>
-    </w:p>
-    <w:p>
-      <w:pPr>
-        <w:pStyle w:val="BodyText"/>
-        <w:rPr>
-          <w:rFonts w:ascii="Arial Black"/>
-          <w:sz w:val="18"/>
-        </w:rPr>
-      </w:pPr>
-    </w:p>
-    <w:p>
-      <w:pPr>
-        <w:pStyle w:val="BodyText"/>
-        <w:rPr>
-          <w:rFonts w:ascii="Arial Black"/>
-          <w:sz w:val="18"/>
-        </w:rPr>
-      </w:pPr>
-    </w:p>
-    <w:p>
-      <w:pPr>
-        <w:pStyle w:val="BodyText"/>
-        <w:rPr>
-          <w:rFonts w:ascii="Arial Black"/>
-          <w:sz w:val="18"/>
-        </w:rPr>
-      </w:pPr>
-    </w:p>
-    <w:p>
-      <w:pPr>
-        <w:pStyle w:val="BodyText"/>
-        <w:spacing w:before="137"/>
-        <w:rPr>
-          <w:rFonts w:ascii="Arial Black"/>
-          <w:sz w:val="18"/>
-        </w:rPr>
-      </w:pPr>
-    </w:p>
-    <w:p>
-      <w:pPr>
-        <w:ind w:left="7454"/>
+    </w:p>
+    <w:p>
+      <w:pPr>
+        <w:pStyle w:val="BodyText"/>
+      </w:pPr>
+    </w:p>
+    <w:p>
+      <w:pPr>
+        <w:pStyle w:val="BodyText"/>
+      </w:pPr>
+    </w:p>
+    <w:p>
+      <w:pPr>
+        <w:pStyle w:val="BodyText"/>
+      </w:pPr>
+    </w:p>
+    <w:p>
+      <w:pPr>
+        <w:pStyle w:val="BodyText"/>
+      </w:pPr>
+    </w:p>
+    <w:p>
+      <w:pPr>
+        <w:pStyle w:val="BodyText"/>
+        <w:spacing w:before="64"/>
+      </w:pPr>
+    </w:p>
+    <w:p>
+      <w:pPr>
+        <w:pStyle w:val="BodyText"/>
+        <w:spacing w:line="285" w:lineRule="auto"/>
+        <w:ind w:left="12" w:right="7603"/>
+      </w:pPr>
+      <w:r>
+        <w:rPr>
+          <w:spacing w:val="-4"/>
+          <w:w w:val="105"/>
+        </w:rPr>
+        <w:t xml:space="preserve">  </w:t>
+      </w:r>
+      <w:proofErr w:type="spellStart"/>
+      <w:proofErr w:type="gramStart"/>
+      <w:r>
+        <w:rPr>
+          <w:spacing w:val="-4"/>
+          <w:w w:val="105"/>
+        </w:rPr>
+        <w:t>Mr.Dipen</w:t>
+      </w:r>
+      <w:proofErr w:type="spellEnd"/>
+      <w:proofErr w:type="gramEnd"/>
+      <w:r>
+        <w:rPr>
+          <w:spacing w:val="-4"/>
+          <w:w w:val="105"/>
+        </w:rPr>
+        <w:t xml:space="preserve"> Patel</w:t>
+      </w:r>
+      <w:r>
+        <w:rPr>
+          <w:spacing w:val="-4"/>
+          <w:w w:val="105"/>
+        </w:rPr>
+        <w:br/>
+        <w:t xml:space="preserve">   CO - Founder</w:t>
+      </w:r>
+    </w:p>
+    <w:p>
+      <w:pPr>
+        <w:pStyle w:val="BodyText"/>
+      </w:pPr>
+    </w:p>
+    <w:p>
+      <w:pPr>
+        <w:pStyle w:val="BodyText"/>
+      </w:pPr>
+    </w:p>
+    <w:p>
+      <w:pPr>
+        <w:pStyle w:val="BodyText"/>
+      </w:pPr>
+    </w:p>
+    <w:p>
+      <w:pPr>
+        <w:pStyle w:val="BodyText"/>
+      </w:pPr>
+    </w:p>
+    <w:p>
+      <w:pPr>
+        <w:pStyle w:val="BodyText"/>
+      </w:pPr>
+    </w:p>
+    <w:p>
+      <w:pPr>
+        <w:pStyle w:val="BodyText"/>
+      </w:pPr>
+    </w:p>
+    <w:p>
+      <w:pPr>
+        <w:pStyle w:val="BodyText"/>
+        <w:spacing w:before="261"/>
+      </w:pPr>
+    </w:p>
+    <w:p>
+      <w:pPr>
+        <w:tabs>
+          <w:tab w:val="left" w:pos="7455"/>
+          <w:tab w:val="left" w:pos="7502"/>
+        </w:tabs>
+        <w:spacing w:before="1" w:line="540" w:lineRule="atLeast"/>
+        <w:ind w:left="6905" w:right="1424" w:hanging="74"/>
         <w:rPr>
           <w:sz w:val="18"/>
         </w:rPr>
@@ -914,20 +852,12 @@
       <w:r>
         <w:rPr>
           <w:noProof/>
-          <w:sz w:val="18"/>
+          <w:position w:val="-5"/>
         </w:rPr>
         <w:drawing>
-          <wp:anchor distT="0" distB="0" distL="0" distR="0" simplePos="0" relativeHeight="15730176" behindDoc="0" locked="0" layoutInCell="1" allowOverlap="1" wp14:anchorId="2031B2E7" wp14:editId="2DA91399">
-            <wp:simplePos x="0" y="0"/>
-            <wp:positionH relativeFrom="page">
-              <wp:posOffset>4607355</wp:posOffset>
-            </wp:positionH>
-            <wp:positionV relativeFrom="paragraph">
-              <wp:posOffset>20837</wp:posOffset>
-            </wp:positionV>
-            <wp:extent cx="206502" cy="142928"/>
+          <wp:inline distT="0" distB="0" distL="0" distR="0" wp14:anchorId="289DAF64" wp14:editId="445E620D">
+            <wp:extent cx="205727" cy="142239"/>
             <wp:effectExtent l="0" t="0" r="0" b="0"/>
-            <wp:wrapNone/>
             <wp:docPr id="7" name="Image 7"/>
             <wp:cNvGraphicFramePr>
               <a:graphicFrameLocks xmlns:a="http://schemas.openxmlformats.org/drawingml/2006/main"/>
@@ -948,7 +878,7 @@
                   <pic:spPr>
                     <a:xfrm>
                       <a:off x="0" y="0"/>
-                      <a:ext cx="206502" cy="142928"/>
+                      <a:ext cx="205727" cy="142239"/>
                     </a:xfrm>
                     <a:prstGeom prst="rect">
                       <a:avLst/>
@@ -957,46 +887,45 @@
                 </pic:pic>
               </a:graphicData>
             </a:graphic>
-          </wp:anchor>
+          </wp:inline>
         </w:drawing>
+      </w:r>
+      <w:r>
+        <w:rPr>
+          <w:rFonts w:ascii="Times New Roman"/>
+          <w:sz w:val="20"/>
+        </w:rPr>
+        <w:tab/>
       </w:r>
       <w:hyperlink r:id="rId7">
         <w:r>
           <w:rPr>
-            <w:color w:val="2B2D2D"/>
+            <w:color w:val="2A2C2C"/>
             <w:spacing w:val="-2"/>
-            <w:w w:val="110"/>
             <w:sz w:val="18"/>
           </w:rPr>
           <w:t>info@vibrantwebtech.in</w:t>
         </w:r>
       </w:hyperlink>
-    </w:p>
-    <w:p>
-      <w:pPr>
-        <w:spacing w:before="234"/>
-        <w:ind w:left="7501"/>
-        <w:rPr>
-          <w:sz w:val="18"/>
-        </w:rPr>
-      </w:pPr>
+      <w:r>
+        <w:rPr>
+          <w:color w:val="2A2C2C"/>
+          <w:spacing w:val="40"/>
+          <w:sz w:val="18"/>
+        </w:rPr>
+        <w:t xml:space="preserve">  </w:t>
+      </w:r>
       <w:r>
         <w:rPr>
           <w:noProof/>
+          <w:color w:val="2A2C2C"/>
+          <w:position w:val="-12"/>
           <w:sz w:val="18"/>
         </w:rPr>
         <w:drawing>
-          <wp:anchor distT="0" distB="0" distL="0" distR="0" simplePos="0" relativeHeight="15730688" behindDoc="0" locked="0" layoutInCell="1" allowOverlap="1" wp14:anchorId="4A619997" wp14:editId="1D4E1ADC">
-            <wp:simplePos x="0" y="0"/>
-            <wp:positionH relativeFrom="page">
-              <wp:posOffset>4654582</wp:posOffset>
-            </wp:positionH>
-            <wp:positionV relativeFrom="paragraph">
-              <wp:posOffset>130798</wp:posOffset>
-            </wp:positionV>
-            <wp:extent cx="166116" cy="223483"/>
+          <wp:inline distT="0" distB="0" distL="0" distR="0" wp14:anchorId="73E45493" wp14:editId="198D9306">
+            <wp:extent cx="165100" cy="222885"/>
             <wp:effectExtent l="0" t="0" r="0" b="0"/>
-            <wp:wrapNone/>
             <wp:docPr id="8" name="Image 8"/>
             <wp:cNvGraphicFramePr>
               <a:graphicFrameLocks xmlns:a="http://schemas.openxmlformats.org/drawingml/2006/main"/>
@@ -1017,7 +946,7 @@
                   <pic:spPr>
                     <a:xfrm>
                       <a:off x="0" y="0"/>
-                      <a:ext cx="166116" cy="223483"/>
+                      <a:ext cx="165100" cy="222885"/>
                     </a:xfrm>
                     <a:prstGeom prst="rect">
                       <a:avLst/>
@@ -1026,30 +955,45 @@
                 </pic:pic>
               </a:graphicData>
             </a:graphic>
-          </wp:anchor>
+          </wp:inline>
         </w:drawing>
       </w:r>
       <w:r>
         <w:rPr>
-          <w:color w:val="2B2D2D"/>
-          <w:w w:val="75"/>
+          <w:rFonts w:ascii="Times New Roman"/>
+          <w:color w:val="2A2C2C"/>
+          <w:sz w:val="18"/>
+        </w:rPr>
+        <w:tab/>
+      </w:r>
+      <w:r>
+        <w:rPr>
+          <w:rFonts w:ascii="Times New Roman"/>
+          <w:color w:val="2A2C2C"/>
+          <w:sz w:val="18"/>
+        </w:rPr>
+        <w:tab/>
+      </w:r>
+      <w:r>
+        <w:rPr>
+          <w:color w:val="2A2C2C"/>
+          <w:spacing w:val="-4"/>
           <w:sz w:val="18"/>
         </w:rPr>
         <w:t>+91</w:t>
       </w:r>
       <w:r>
         <w:rPr>
-          <w:color w:val="2B2D2D"/>
-          <w:spacing w:val="-5"/>
+          <w:color w:val="2A2C2C"/>
+          <w:spacing w:val="-11"/>
           <w:sz w:val="18"/>
         </w:rPr>
         <w:t xml:space="preserve"> </w:t>
       </w:r>
       <w:r>
         <w:rPr>
-          <w:color w:val="2B2D2D"/>
-          <w:spacing w:val="-2"/>
-          <w:w w:val="85"/>
+          <w:color w:val="2A2C2C"/>
+          <w:spacing w:val="-4"/>
           <w:sz w:val="18"/>
         </w:rPr>
         <w:t>8511110213</w:t>
@@ -1057,8 +1001,8 @@
     </w:p>
     <w:p>
       <w:pPr>
-        <w:spacing w:before="177" w:line="261" w:lineRule="auto"/>
-        <w:ind w:left="7454" w:right="200" w:firstLine="44"/>
+        <w:spacing w:before="116" w:line="295" w:lineRule="auto"/>
+        <w:ind w:left="7456" w:right="11" w:firstLine="44"/>
         <w:rPr>
           <w:sz w:val="18"/>
         </w:rPr>
@@ -1069,15 +1013,15 @@
           <w:sz w:val="18"/>
         </w:rPr>
         <w:drawing>
-          <wp:anchor distT="0" distB="0" distL="0" distR="0" simplePos="0" relativeHeight="15731200" behindDoc="0" locked="0" layoutInCell="1" allowOverlap="1" wp14:anchorId="58693E11" wp14:editId="587EEB57">
+          <wp:anchor distT="0" distB="0" distL="0" distR="0" simplePos="0" relativeHeight="15730688" behindDoc="0" locked="0" layoutInCell="1" allowOverlap="1" wp14:anchorId="674E1E53" wp14:editId="3AEE4B7E">
             <wp:simplePos x="0" y="0"/>
             <wp:positionH relativeFrom="page">
-              <wp:posOffset>4614140</wp:posOffset>
+              <wp:posOffset>4613909</wp:posOffset>
             </wp:positionH>
             <wp:positionV relativeFrom="paragraph">
-              <wp:posOffset>169381</wp:posOffset>
+              <wp:posOffset>123129</wp:posOffset>
             </wp:positionV>
-            <wp:extent cx="206672" cy="256317"/>
+            <wp:extent cx="205727" cy="255892"/>
             <wp:effectExtent l="0" t="0" r="0" b="0"/>
             <wp:wrapNone/>
             <wp:docPr id="9" name="Image 9"/>
@@ -1100,7 +1044,7 @@
                   <pic:spPr>
                     <a:xfrm>
                       <a:off x="0" y="0"/>
-                      <a:ext cx="206672" cy="256317"/>
+                      <a:ext cx="205727" cy="255892"/>
                     </a:xfrm>
                     <a:prstGeom prst="rect">
                       <a:avLst/>
@@ -1114,93 +1058,93 @@
       </w:r>
       <w:r>
         <w:rPr>
-          <w:color w:val="2B2D2D"/>
-          <w:w w:val="105"/>
+          <w:color w:val="2A2C2C"/>
+          <w:w w:val="110"/>
           <w:sz w:val="18"/>
         </w:rPr>
         <w:t>801,</w:t>
       </w:r>
       <w:r>
         <w:rPr>
-          <w:color w:val="2B2D2D"/>
-          <w:spacing w:val="-16"/>
-          <w:w w:val="105"/>
+          <w:color w:val="2A2C2C"/>
+          <w:spacing w:val="-13"/>
+          <w:w w:val="110"/>
           <w:sz w:val="18"/>
         </w:rPr>
         <w:t xml:space="preserve"> </w:t>
       </w:r>
       <w:r>
         <w:rPr>
-          <w:color w:val="2B2D2D"/>
-          <w:w w:val="105"/>
+          <w:color w:val="2A2C2C"/>
+          <w:w w:val="110"/>
           <w:sz w:val="18"/>
         </w:rPr>
         <w:t>Silicon</w:t>
       </w:r>
       <w:r>
         <w:rPr>
-          <w:color w:val="2B2D2D"/>
-          <w:spacing w:val="-16"/>
-          <w:w w:val="105"/>
+          <w:color w:val="2A2C2C"/>
+          <w:spacing w:val="-13"/>
+          <w:w w:val="110"/>
           <w:sz w:val="18"/>
         </w:rPr>
         <w:t xml:space="preserve"> </w:t>
       </w:r>
       <w:r>
         <w:rPr>
-          <w:color w:val="2B2D2D"/>
-          <w:w w:val="105"/>
+          <w:color w:val="2A2C2C"/>
+          <w:w w:val="110"/>
           <w:sz w:val="18"/>
         </w:rPr>
         <w:t>Tower,</w:t>
       </w:r>
       <w:r>
         <w:rPr>
-          <w:color w:val="2B2D2D"/>
-          <w:spacing w:val="-16"/>
-          <w:w w:val="105"/>
+          <w:color w:val="2A2C2C"/>
+          <w:spacing w:val="-12"/>
+          <w:w w:val="110"/>
           <w:sz w:val="18"/>
         </w:rPr>
         <w:t xml:space="preserve"> </w:t>
       </w:r>
       <w:r>
         <w:rPr>
-          <w:color w:val="2B2D2D"/>
-          <w:w w:val="105"/>
+          <w:color w:val="2A2C2C"/>
+          <w:w w:val="110"/>
           <w:sz w:val="18"/>
         </w:rPr>
         <w:t>Law</w:t>
       </w:r>
       <w:r>
         <w:rPr>
-          <w:color w:val="2B2D2D"/>
-          <w:spacing w:val="-16"/>
-          <w:w w:val="105"/>
+          <w:color w:val="2A2C2C"/>
+          <w:spacing w:val="-13"/>
+          <w:w w:val="110"/>
           <w:sz w:val="18"/>
         </w:rPr>
         <w:t xml:space="preserve"> </w:t>
       </w:r>
       <w:r>
         <w:rPr>
-          <w:color w:val="2B2D2D"/>
-          <w:w w:val="105"/>
+          <w:color w:val="2A2C2C"/>
+          <w:w w:val="110"/>
           <w:sz w:val="18"/>
         </w:rPr>
         <w:t>Garden,</w:t>
       </w:r>
       <w:r>
         <w:rPr>
-          <w:color w:val="2B2D2D"/>
-          <w:spacing w:val="-16"/>
-          <w:w w:val="105"/>
+          <w:color w:val="2A2C2C"/>
+          <w:spacing w:val="-13"/>
+          <w:w w:val="110"/>
           <w:sz w:val="18"/>
         </w:rPr>
         <w:t xml:space="preserve"> </w:t>
       </w:r>
       <w:r>
         <w:rPr>
-          <w:color w:val="2B2D2D"/>
-          <w:w w:val="105"/>
+          <w:color w:val="2A2C2C"/>
+          <w:w w:val="110"/>
           <w:sz w:val="18"/>
         </w:rPr>
         <w:t xml:space="preserve">opp. Axis Bank, </w:t>
@@ -1208,8 +1152,8 @@
       <w:proofErr w:type="spellStart"/>
       <w:r>
         <w:rPr>
-          <w:color w:val="2B2D2D"/>
-          <w:w w:val="105"/>
+          <w:color w:val="2A2C2C"/>
+          <w:w w:val="110"/>
           <w:sz w:val="18"/>
         </w:rPr>
         <w:t>Ellisbridge</w:t>
@@ -1217,25 +1161,25 @@
       <w:proofErr w:type="spellEnd"/>
       <w:r>
         <w:rPr>
-          <w:color w:val="2B2D2D"/>
-          <w:w w:val="105"/>
+          <w:color w:val="2A2C2C"/>
+          <w:w w:val="110"/>
           <w:sz w:val="18"/>
         </w:rPr>
         <w:t>, Ahmedabad, Gujarat</w:t>
       </w:r>
       <w:r>
         <w:rPr>
-          <w:color w:val="2B2D2D"/>
-          <w:spacing w:val="-13"/>
-          <w:w w:val="105"/>
+          <w:color w:val="2A2C2C"/>
+          <w:spacing w:val="-6"/>
+          <w:w w:val="110"/>
           <w:sz w:val="18"/>
         </w:rPr>
         <w:t xml:space="preserve"> </w:t>
       </w:r>
       <w:r>
         <w:rPr>
-          <w:color w:val="2B2D2D"/>
-          <w:w w:val="105"/>
+          <w:color w:val="2A2C2C"/>
+          <w:w w:val="110"/>
           <w:sz w:val="18"/>
         </w:rPr>
         <w:t>380006</w:t>
@@ -1243,8 +1187,8 @@
     </w:p>
     <w:sectPr>
       <w:type w:val="continuous"/>
-      <w:pgSz w:w="11910" w:h="16850"/>
-      <w:pgMar w:top="960" w:right="425" w:bottom="0" w:left="425" w:header="720" w:footer="720" w:gutter="0"/>
+      <w:pgSz w:w="11910" w:h="16840"/>
+      <w:pgMar w:top="940" w:right="425" w:bottom="0" w:left="425" w:header="720" w:footer="720" w:gutter="0"/>
       <w:cols w:space="720"/>
     </w:sectPr>
   </w:body>
@@ -1652,25 +1596,7 @@
     <w:name w:val="Normal"/>
     <w:qFormat/>
     <w:rPr>
-      <w:rFonts w:ascii="Lucida Sans Unicode" w:eastAsia="Lucida Sans Unicode" w:hAnsi="Lucida Sans Unicode" w:cs="Lucida Sans Unicode"/>
-    </w:rPr>
-  </w:style>
-  <w:style w:type="paragraph" w:styleId="Heading1">
-    <w:name w:val="heading 1"/>
-    <w:basedOn w:val="Normal"/>
-    <w:link w:val="Heading1Char"/>
-    <w:uiPriority w:val="9"/>
-    <w:qFormat/>
-    <w:pPr>
-      <w:ind w:left="11"/>
-      <w:outlineLvl w:val="0"/>
-    </w:pPr>
-    <w:rPr>
-      <w:rFonts w:ascii="Arial Black" w:eastAsia="Arial Black" w:hAnsi="Arial Black" w:cs="Arial Black"/>
-      <w:b/>
-      <w:bCs/>
-      <w:sz w:val="24"/>
-      <w:szCs w:val="24"/>
+      <w:rFonts w:ascii="Tahoma" w:eastAsia="Tahoma" w:hAnsi="Tahoma" w:cs="Tahoma"/>
     </w:rPr>
   </w:style>
   <w:style w:type="character" w:default="1" w:styleId="DefaultParagraphFont">
@@ -1721,20 +1647,6 @@
     <w:basedOn w:val="Normal"/>
     <w:uiPriority w:val="1"/>
     <w:qFormat/>
-  </w:style>
-  <w:style w:type="character" w:customStyle="1" w:styleId="Heading1Char">
-    <w:name w:val="Heading 1 Char"/>
-    <w:basedOn w:val="DefaultParagraphFont"/>
-    <w:link w:val="Heading1"/>
-    <w:uiPriority w:val="9"/>
-    <w:rsid w:val="00453AC7"/>
-    <w:rPr>
-      <w:rFonts w:ascii="Arial Black" w:eastAsia="Arial Black" w:hAnsi="Arial Black" w:cs="Arial Black"/>
-      <w:b/>
-      <w:bCs/>
-      <w:sz w:val="24"/>
-      <w:szCs w:val="24"/>
-    </w:rPr>
   </w:style>
 </w:styles>
 </file>

--- a/offer_letter_app/output/temp/document.docx
+++ b/offer_letter_app/output/temp/document.docx
@@ -414,14 +414,15 @@
           <w:bCs/>
           <w:w w:val="90"/>
         </w:rPr>
-        <w:t>Issued</w:t>
+        <w:t>Issued on: 19/06/2026</w:t>
+        <w:tab/>
+        <w:t xml:space="preserve">                     Enrollment on: 230020</w:t>
       </w:r>
       <w:r>
         <w:rPr>
           <w:b/>
           <w:bCs/>
         </w:rPr>
-        <w:t xml:space="preserve"> </w:t>
       </w:r>
       <w:r>
         <w:rPr>
@@ -429,40 +430,31 @@
           <w:bCs/>
           <w:w w:val="90"/>
         </w:rPr>
-        <w:t>on</w:t>
       </w:r>
       <w:r>
         <w:rPr>
           <w:w w:val="90"/>
         </w:rPr>
-        <w:t>:</w:t>
       </w:r>
       <w:r>
         <w:rPr>
           <w:spacing w:val="1"/>
         </w:rPr>
-        <w:t xml:space="preserve"> </w:t>
       </w:r>
       <w:r>
         <w:rPr>
           <w:spacing w:val="-2"/>
           <w:w w:val="90"/>
         </w:rPr>
-        <w:t>19/06/2026</w:t>
-      </w:r>
-      <w:r>
-        <w:tab/>
-      </w:r>
-      <w:r>
-        <w:t xml:space="preserve">                     </w:t>
-      </w:r>
+      </w:r>
+      <w:r/>
+      <w:r/>
       <w:r>
         <w:rPr>
           <w:b/>
           <w:bCs/>
           <w:w w:val="95"/>
         </w:rPr>
-        <w:t>E</w:t>
       </w:r>
       <w:r>
         <w:rPr>
@@ -470,7 +462,6 @@
           <w:bCs/>
           <w:w w:val="95"/>
         </w:rPr>
-        <w:t>nrollment</w:t>
       </w:r>
       <w:r>
         <w:rPr>
@@ -479,7 +470,6 @@
           <w:spacing w:val="-14"/>
           <w:w w:val="95"/>
         </w:rPr>
-        <w:t xml:space="preserve"> </w:t>
       </w:r>
       <w:r>
         <w:rPr>
@@ -487,21 +477,18 @@
           <w:bCs/>
           <w:w w:val="95"/>
         </w:rPr>
-        <w:t>on:</w:t>
       </w:r>
       <w:r>
         <w:rPr>
           <w:spacing w:val="-14"/>
           <w:w w:val="95"/>
         </w:rPr>
-        <w:t xml:space="preserve"> </w:t>
       </w:r>
       <w:r>
         <w:rPr>
           <w:spacing w:val="-2"/>
           <w:w w:val="95"/>
         </w:rPr>
-        <w:t>2402106051</w:t>
       </w:r>
     </w:p>
     <w:p>

--- a/offer_letter_app/output/temp/document.docx
+++ b/offer_letter_app/output/temp/document.docx
@@ -1,6 +1,6 @@
 
 <file path=word/document.xml><?xml version="1.0" encoding="utf-8"?>
-<w:document xmlns:wpc="http://schemas.microsoft.com/office/word/2010/wordprocessingCanvas" xmlns:mc="http://schemas.openxmlformats.org/markup-compatibility/2006" xmlns:o="urn:schemas-microsoft-com:office:office" xmlns:r="http://schemas.openxmlformats.org/officeDocument/2006/relationships" xmlns:m="http://schemas.openxmlformats.org/officeDocument/2006/math" xmlns:v="urn:schemas-microsoft-com:vml" xmlns:wp14="http://schemas.microsoft.com/office/word/2010/wordprocessingDrawing" xmlns:wp="http://schemas.openxmlformats.org/drawingml/2006/wordprocessingDrawing" xmlns:w10="urn:schemas-microsoft-com:office:word" xmlns:w="http://schemas.openxmlformats.org/wordprocessingml/2006/main" xmlns:w14="http://schemas.microsoft.com/office/word/2010/wordml" xmlns:wpg="http://schemas.microsoft.com/office/word/2010/wordprocessingGroup" xmlns:wpi="http://schemas.microsoft.com/office/word/2010/wordprocessingInk" xmlns:wne="http://schemas.microsoft.com/office/word/2006/wordml" xmlns:wps="http://schemas.microsoft.com/office/word/2010/wordprocessingShape" mc:Ignorable="w14 wp14">
+<w:document xmlns:wpc="http://schemas.microsoft.com/office/word/2010/wordprocessingCanvas" xmlns:cx="http://schemas.microsoft.com/office/drawing/2014/chartex" xmlns:cx1="http://schemas.microsoft.com/office/drawing/2015/9/8/chartex" xmlns:cx2="http://schemas.microsoft.com/office/drawing/2015/10/21/chartex" xmlns:cx3="http://schemas.microsoft.com/office/drawing/2016/5/9/chartex" xmlns:cx4="http://schemas.microsoft.com/office/drawing/2016/5/10/chartex" xmlns:cx5="http://schemas.microsoft.com/office/drawing/2016/5/11/chartex" xmlns:cx6="http://schemas.microsoft.com/office/drawing/2016/5/12/chartex" xmlns:cx7="http://schemas.microsoft.com/office/drawing/2016/5/13/chartex" xmlns:cx8="http://schemas.microsoft.com/office/drawing/2016/5/14/chartex" xmlns:mc="http://schemas.openxmlformats.org/markup-compatibility/2006" xmlns:aink="http://schemas.microsoft.com/office/drawing/2016/ink" xmlns:am3d="http://schemas.microsoft.com/office/drawing/2017/model3d" xmlns:o="urn:schemas-microsoft-com:office:office" xmlns:oel="http://schemas.microsoft.com/office/2019/extlst" xmlns:r="http://schemas.openxmlformats.org/officeDocument/2006/relationships" xmlns:m="http://schemas.openxmlformats.org/officeDocument/2006/math" xmlns:v="urn:schemas-microsoft-com:vml" xmlns:wp14="http://schemas.microsoft.com/office/word/2010/wordprocessingDrawing" xmlns:wp="http://schemas.openxmlformats.org/drawingml/2006/wordprocessingDrawing" xmlns:w10="urn:schemas-microsoft-com:office:word" xmlns:w="http://schemas.openxmlformats.org/wordprocessingml/2006/main" xmlns:w14="http://schemas.microsoft.com/office/word/2010/wordml" xmlns:w15="http://schemas.microsoft.com/office/word/2012/wordml" xmlns:w16cex="http://schemas.microsoft.com/office/word/2018/wordml/cex" xmlns:w16cid="http://schemas.microsoft.com/office/word/2016/wordml/cid" xmlns:w16="http://schemas.microsoft.com/office/word/2018/wordml" xmlns:w16sdtdh="http://schemas.microsoft.com/office/word/2020/wordml/sdtdatahash" xmlns:w16se="http://schemas.microsoft.com/office/word/2015/wordml/symex" xmlns:wpg="http://schemas.microsoft.com/office/word/2010/wordprocessingGroup" xmlns:wpi="http://schemas.microsoft.com/office/word/2010/wordprocessingInk" xmlns:wne="http://schemas.microsoft.com/office/word/2006/wordml" xmlns:wps="http://schemas.microsoft.com/office/word/2010/wordprocessingShape" mc:Ignorable="w14 w15 w16se w16cid w16 w16cex w16sdtdh wp14">
   <w:body>
     <w:p>
       <w:pPr>
@@ -55,7 +55,7 @@
           <w:lang w:val="en-IN" w:eastAsia="en-IN"/>
         </w:rPr>
         <w:drawing>
-          <wp:inline distT="0" distB="0" distL="0" distR="0">
+          <wp:inline distT="0" distB="0" distL="0" distR="0" wp14:anchorId="1D2D5892" wp14:editId="1D2D5893">
             <wp:extent cx="233362" cy="233362"/>
             <wp:effectExtent l="0" t="0" r="0" b="0"/>
             <wp:docPr id="1" name="Image 1"/>
@@ -70,7 +70,7 @@
                     <pic:cNvPicPr/>
                   </pic:nvPicPr>
                   <pic:blipFill>
-                    <a:blip r:embed="rId5" cstate="print"/>
+                    <a:blip r:embed="rId4" cstate="print"/>
                     <a:stretch>
                       <a:fillRect/>
                     </a:stretch>
@@ -108,7 +108,7 @@
           <w:lang w:val="en-IN" w:eastAsia="en-IN"/>
         </w:rPr>
         <w:drawing>
-          <wp:anchor distT="0" distB="0" distL="0" distR="0" simplePos="0" relativeHeight="487587840" behindDoc="1" locked="0" layoutInCell="1" allowOverlap="1">
+          <wp:anchor distT="0" distB="0" distL="0" distR="0" simplePos="0" relativeHeight="487587840" behindDoc="1" locked="0" layoutInCell="1" allowOverlap="1" wp14:anchorId="1D2D5894" wp14:editId="1D2D5895">
             <wp:simplePos x="0" y="0"/>
             <wp:positionH relativeFrom="page">
               <wp:posOffset>4953765</wp:posOffset>
@@ -131,7 +131,7 @@
                     <pic:cNvPicPr/>
                   </pic:nvPicPr>
                   <pic:blipFill>
-                    <a:blip r:embed="rId6" cstate="print"/>
+                    <a:blip r:embed="rId5" cstate="print"/>
                     <a:stretch>
                       <a:fillRect/>
                     </a:stretch>
@@ -192,11 +192,10 @@
           <w:noProof/>
           <w:lang w:val="en-IN" w:eastAsia="en-IN"/>
         </w:rPr>
-        <w:lastRenderedPageBreak/>
         <mc:AlternateContent>
-          <mc:Choice Requires="wps">
+          <mc:Choice Requires="wpg">
             <w:drawing>
-              <wp:anchor distT="0" distB="0" distL="0" distR="0" simplePos="0" relativeHeight="487520256" behindDoc="1" locked="0" layoutInCell="1" allowOverlap="1">
+              <wp:anchor distT="0" distB="0" distL="0" distR="0" simplePos="0" relativeHeight="487520256" behindDoc="1" locked="0" layoutInCell="1" allowOverlap="1" wp14:anchorId="1D2D5896" wp14:editId="1D2D5897">
                 <wp:simplePos x="0" y="0"/>
                 <wp:positionH relativeFrom="page">
                   <wp:posOffset>681582</wp:posOffset>
@@ -270,7 +269,7 @@
                           <pic:cNvPicPr/>
                         </pic:nvPicPr>
                         <pic:blipFill>
-                          <a:blip r:embed="rId7" cstate="print"/>
+                          <a:blip r:embed="rId6" cstate="print"/>
                           <a:stretch>
                             <a:fillRect/>
                           </a:stretch>
@@ -401,45 +400,78 @@
               </wp:anchor>
             </w:drawing>
           </mc:Choice>
-          <mc:Fallback xmlns:pic="http://schemas.openxmlformats.org/drawingml/2006/picture" xmlns:a="http://schemas.openxmlformats.org/drawingml/2006/main" xmlns:ve="http://schemas.openxmlformats.org/markup-compatibility/2006">
+          <mc:Fallback>
             <w:pict>
-              <v:group style="position:absolute;margin-left:53.667942pt;margin-top:-77.301956pt;width:512.8pt;height:68.650pt;mso-position-horizontal-relative:page;mso-position-vertical-relative:paragraph;z-index:-15796224" id="docshapegroup1" coordorigin="1073,-1546" coordsize="10256,1373">
-                <v:line style="position:absolute" from="1073,-181" to="11328,-181" stroked="true" strokeweight=".750283pt" strokecolor="#000000">
-                  <v:stroke dashstyle="solid"/>
-                </v:line>
-                <v:shape style="position:absolute;left:1073;top:-1547;width:3272;height:1291" type="#_x0000_t75" id="docshape2" stroked="false">
-                  <v:imagedata r:id="rId8" o:title=""/>
+              <v:group w14:anchorId="1D2D5896" id="Group 3" o:spid="_x0000_s1026" style="position:absolute;left:0;text-align:left;margin-left:53.65pt;margin-top:-77.3pt;width:512.8pt;height:68.65pt;z-index:-15796224;mso-wrap-distance-left:0;mso-wrap-distance-right:0;mso-position-horizontal-relative:page" coordsize="65125,8718" o:gfxdata="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">
+                <v:shape id="Graphic 4" o:spid="_x0000_s1027" style="position:absolute;top:8666;width:65125;height:13;visibility:visible;mso-wrap-style:square;v-text-anchor:top" coordsize="6512559,1270" o:gfxdata="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" path="m,l6511951,e" filled="f" strokeweight=".26467mm">
+                  <v:path arrowok="t"/>
                 </v:shape>
-                <v:shapetype id="_x0000_t202" o:spt="202" coordsize="21600,21600" path="m,l,21600r21600,l21600,xe">
+                <v:shapetype id="_x0000_t75" coordsize="21600,21600" o:spt="75" o:preferrelative="t" path="m@4@5l@4@11@9@11@9@5xe" filled="f" stroked="f">
+                  <v:stroke joinstyle="miter"/>
+                  <v:formulas>
+                    <v:f eqn="if lineDrawn pixelLineWidth 0"/>
+                    <v:f eqn="sum @0 1 0"/>
+                    <v:f eqn="sum 0 0 @1"/>
+                    <v:f eqn="prod @2 1 2"/>
+                    <v:f eqn="prod @3 21600 pixelWidth"/>
+                    <v:f eqn="prod @3 21600 pixelHeight"/>
+                    <v:f eqn="sum @0 0 1"/>
+                    <v:f eqn="prod @6 1 2"/>
+                    <v:f eqn="prod @7 21600 pixelWidth"/>
+                    <v:f eqn="sum @8 21600 0"/>
+                    <v:f eqn="prod @7 21600 pixelHeight"/>
+                    <v:f eqn="sum @10 21600 0"/>
+                  </v:formulas>
+                  <v:path o:extrusionok="f" gradientshapeok="t" o:connecttype="rect"/>
+                  <o:lock v:ext="edit" aspectratio="t"/>
+                </v:shapetype>
+                <v:shape id="Image 5" o:spid="_x0000_s1028" type="#_x0000_t75" style="position:absolute;width:20772;height:8194;visibility:visible;mso-wrap-style:square" o:gfxdata="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">
+                  <v:imagedata r:id="rId7" o:title=""/>
+                </v:shape>
+                <v:shapetype id="_x0000_t202" coordsize="21600,21600" o:spt="202" path="m,l,21600r21600,l21600,xe">
                   <v:stroke joinstyle="miter"/>
                   <v:path gradientshapeok="t" o:connecttype="rect"/>
                 </v:shapetype>
-                <v:shape style="position:absolute;left:1073;top:-1547;width:10256;height:1373" type="#_x0000_t202" id="docshape3" filled="false" stroked="false">
+                <v:shape id="Textbox 6" o:spid="_x0000_s1029" type="#_x0000_t202" style="position:absolute;width:65125;height:8718;visibility:visible;mso-wrap-style:square;v-text-anchor:top" o:gfxdata="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" filled="f" stroked="f">
                   <v:textbox inset="0,0,0,0">
                     <w:txbxContent>
                       <w:p>
                         <w:pPr>
                           <w:spacing w:before="250"/>
-                          <w:ind w:left="7263" w:right="0" w:firstLine="0"/>
-                          <w:jc w:val="left"/>
+                          <w:ind w:left="7263"/>
                           <w:rPr>
                             <w:sz w:val="24"/>
                           </w:rPr>
                         </w:pPr>
-                        <w:hyperlink r:id="rId9">
-                          <w:r>
-                            <w:rPr>
-                              <w:spacing w:val="-2"/>
-                              <w:w w:val="115"/>
-                              <w:sz w:val="24"/>
-                            </w:rPr>
-                            <w:t>www.vibranttechlab.in</w:t>
-                          </w:r>
-                        </w:hyperlink>
+                        <w:r>
+                          <w:fldChar w:fldCharType="begin"/>
+                        </w:r>
+                        <w:r>
+                          <w:instrText xml:space="preserve"> HYPERLINK "http://www.vibranttechlab.in/" \h </w:instrText>
+                        </w:r>
+                        <w:r>
+                          <w:fldChar w:fldCharType="separate"/>
+                        </w:r>
+                        <w:r>
+                          <w:rPr>
+                            <w:spacing w:val="-2"/>
+                            <w:w w:val="115"/>
+                            <w:sz w:val="24"/>
+                          </w:rPr>
+                          <w:t>www.vibranttechlab.in</w:t>
+                        </w:r>
+                        <w:r>
+                          <w:rPr>
+                            <w:spacing w:val="-2"/>
+                            <w:w w:val="115"/>
+                            <w:sz w:val="24"/>
+                          </w:rPr>
+                          <w:fldChar w:fldCharType="end"/>
+                        </w:r>
                       </w:p>
                       <w:p>
                         <w:pPr>
-                          <w:spacing w:line="240" w:lineRule="auto" w:before="44"/>
+                          <w:spacing w:before="44"/>
                           <w:rPr>
                             <w:sz w:val="24"/>
                           </w:rPr>
@@ -447,9 +479,7 @@
                       </w:p>
                       <w:p>
                         <w:pPr>
-                          <w:spacing w:before="0"/>
-                          <w:ind w:left="7253" w:right="0" w:firstLine="0"/>
-                          <w:jc w:val="left"/>
+                          <w:ind w:left="7253"/>
                           <w:rPr>
                             <w:sz w:val="24"/>
                           </w:rPr>
@@ -468,7 +498,7 @@
                             <w:w w:val="105"/>
                             <w:sz w:val="24"/>
                           </w:rPr>
-                          <w:t> </w:t>
+                          <w:t xml:space="preserve"> </w:t>
                         </w:r>
                         <w:r>
                           <w:rPr>
@@ -484,7 +514,7 @@
                             <w:w w:val="105"/>
                             <w:sz w:val="24"/>
                           </w:rPr>
-                          <w:t> </w:t>
+                          <w:t xml:space="preserve"> </w:t>
                         </w:r>
                         <w:r>
                           <w:rPr>
@@ -497,9 +527,8 @@
                       </w:p>
                     </w:txbxContent>
                   </v:textbox>
-                  <w10:wrap type="none"/>
                 </v:shape>
-                <w10:wrap type="none"/>
+                <w10:wrap anchorx="page"/>
               </v:group>
             </w:pict>
           </mc:Fallback>
@@ -560,13 +589,19 @@
           <w:sz w:val="24"/>
         </w:rPr>
       </w:pPr>
-      <w:proofErr w:type="gramStart"/>
       <w:r>
         <w:rPr>
           <w:w w:val="110"/>
           <w:sz w:val="24"/>
         </w:rPr>
         <w:t>President Institute Of Computer Application. Shayona Study Campus, Shayona City,</w:t>
+      </w:r>
+      <w:proofErr w:type="gramStart"/>
+      <w:r>
+        <w:rPr>
+          <w:w w:val="110"/>
+          <w:sz w:val="24"/>
+        </w:rPr>
       </w:r>
       <w:proofErr w:type="gramEnd"/>
       <w:r>
@@ -714,7 +749,7 @@
           <w:b w:val="0"/>
           <w:w w:val="90"/>
         </w:rPr>
-        <w:t>Date: 10/06/2026</w:t>
+        <w:t>Date: 02/07/2026</w:t>
       </w:r>
       <w:r>
         <w:rPr>
@@ -763,11 +798,10 @@
           <w:sz w:val="24"/>
           <w:lang w:val="en-IN" w:eastAsia="en-IN"/>
         </w:rPr>
-        <w:lastRenderedPageBreak/>
         <mc:AlternateContent>
-          <mc:Choice Requires="wps">
+          <mc:Choice Requires="wpg">
             <w:drawing>
-              <wp:anchor distT="0" distB="0" distL="0" distR="0" simplePos="0" relativeHeight="15731200" behindDoc="0" locked="0" layoutInCell="1" allowOverlap="1">
+              <wp:anchor distT="0" distB="0" distL="0" distR="0" simplePos="0" relativeHeight="15731200" behindDoc="0" locked="0" layoutInCell="1" allowOverlap="1" wp14:anchorId="1D2D5898" wp14:editId="1D2D5899">
                 <wp:simplePos x="0" y="0"/>
                 <wp:positionH relativeFrom="page">
                   <wp:posOffset>0</wp:posOffset>
@@ -1001,7 +1035,7 @@
                           <pic:cNvPicPr/>
                         </pic:nvPicPr>
                         <pic:blipFill>
-                          <a:blip r:embed="rId10" cstate="print"/>
+                          <a:blip r:embed="rId8" cstate="print"/>
                           <a:stretch>
                             <a:fillRect/>
                           </a:stretch>
@@ -1291,7 +1325,7 @@
                                   <w:color w:val="595959"/>
                                   <w:sz w:val="20"/>
                                 </w:rPr>
-                                <w:t>801-SiliconTower</w:t>
+                                <w:t>801-</w:t>
                               </w:r>
                               <w:proofErr w:type="gramStart"/>
                               <w:r>
@@ -1300,7 +1334,7 @@
                                   <w:color w:val="595959"/>
                                   <w:sz w:val="20"/>
                                 </w:rPr>
-                                <w:t>,Law</w:t>
+                                <w:t>SiliconTower,Law</w:t>
                               </w:r>
                               <w:proofErr w:type="gramEnd"/>
                               <w:r>
@@ -1393,7 +1427,7 @@
                                   <w:sz w:val="20"/>
                                 </w:rPr>
                               </w:pPr>
-                              <w:hyperlink r:id="rId11">
+                              <w:hyperlink r:id="rId9">
                                 <w:r>
                                   <w:rPr>
                                     <w:rFonts w:ascii="Lucida Sans Unicode"/>
@@ -1418,40 +1452,34 @@
               </wp:anchor>
             </w:drawing>
           </mc:Choice>
-          <mc:Fallback xmlns:pic="http://schemas.openxmlformats.org/drawingml/2006/picture" xmlns:a="http://schemas.openxmlformats.org/drawingml/2006/main" xmlns:ve="http://schemas.openxmlformats.org/markup-compatibility/2006">
+          <mc:Fallback>
             <w:pict>
-              <v:group style="position:absolute;margin-left:.000001pt;margin-top:723.034851pt;width:595.5pt;height:119.25pt;mso-position-horizontal-relative:page;mso-position-vertical-relative:page;z-index:15731200" id="docshapegroup4" coordorigin="0,14461" coordsize="11910,2385">
-                <v:shape style="position:absolute;left:0;top:14613;width:11910;height:2232" id="docshape5" coordorigin="0,14614" coordsize="11910,2232" path="m11910,15958l11775,15785,915,15785,0,14614,0,15988,995,15988,1666,16845,11910,16845,11910,15958xe" filled="true" fillcolor="#de7320" stroked="false">
+              <v:group w14:anchorId="1D2D5898" id="Group 7" o:spid="_x0000_s1030" style="position:absolute;margin-left:0;margin-top:723.05pt;width:595.5pt;height:119.25pt;z-index:15731200;mso-wrap-distance-left:0;mso-wrap-distance-right:0;mso-position-horizontal-relative:page;mso-position-vertical-relative:page" coordsize="75628,15144" o:gfxdata="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">
+                <v:shape id="Graphic 8" o:spid="_x0000_s1031" style="position:absolute;top:973;width:75628;height:14173;visibility:visible;mso-wrap-style:square;v-text-anchor:top" coordsize="7562850,1417320" o:gfxdata="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" path="m7562850,853427l7476960,743534r-6895974,l,,,872236r632129,l1057605,1416710r6505245,l7562850,853427xe" fillcolor="#de7320" stroked="f">
                   <v:path arrowok="t"/>
-                  <v:fill type="solid"/>
                 </v:shape>
-                <v:shape style="position:absolute;left:837;top:15217;width:11073;height:1290" id="docshape6" coordorigin="837,15217" coordsize="11073,1290" path="m11910,16507l1845,16507,837,15217,11910,15217,11910,16507xe" filled="true" fillcolor="#ffffff" stroked="false">
+                <v:shape id="Graphic 9" o:spid="_x0000_s1032" style="position:absolute;left:5315;top:4802;width:70314;height:8192;visibility:visible;mso-wrap-style:square;v-text-anchor:top" coordsize="7031355,819150" o:gfxdata="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" path="m7031266,818955r-6391319,l,,7031266,r,818955xe" stroked="f">
                   <v:path arrowok="t"/>
-                  <v:fill type="solid"/>
                 </v:shape>
-                <v:shape style="position:absolute;left:0;top:16310;width:1359;height:535" id="docshape7" coordorigin="0,16310" coordsize="1359,535" path="m1359,16845l0,16845,0,16310,940,16310,1359,16845xe" filled="true" fillcolor="#de7320" stroked="false">
+                <v:shape id="Graphic 10" o:spid="_x0000_s1033" style="position:absolute;top:11743;width:8629;height:3397;visibility:visible;mso-wrap-style:square;v-text-anchor:top" coordsize="862965,339725" o:gfxdata="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" path="m862652,339686l,339686,,,597214,,862652,339686xe" fillcolor="#de7320" stroked="f">
                   <v:path arrowok="t"/>
-                  <v:fill type="solid"/>
                 </v:shape>
-                <v:shape style="position:absolute;left:0;top:15474;width:2087;height:890" id="docshape8" coordorigin="0,15474" coordsize="2087,890" path="m2087,16363l0,16363,0,15474,1393,15474,2087,16362,2087,16363xe" filled="true" fillcolor="#13171b" stroked="false">
+                <v:shape id="Graphic 11" o:spid="_x0000_s1034" style="position:absolute;top:6434;width:13252;height:5652;visibility:visible;mso-wrap-style:square;v-text-anchor:top" coordsize="1325245,565150" o:gfxdata="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" path="m1325212,564589l,564589,,,884518,r440694,563966l1325212,564589xe" fillcolor="#13171b" stroked="f">
                   <v:path arrowok="t"/>
-                  <v:fill type="solid"/>
                 </v:shape>
-                <v:shape style="position:absolute;left:7801;top:15743;width:375;height:241" type="#_x0000_t75" id="docshape9" stroked="false">
-                  <v:imagedata r:id="rId12" o:title=""/>
+                <v:shape id="Image 12" o:spid="_x0000_s1035" type="#_x0000_t75" style="position:absolute;left:49538;top:8146;width:2380;height:1524;visibility:visible;mso-wrap-style:square" o:gfxdata="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">
+                  <v:imagedata r:id="rId10" o:title=""/>
                 </v:shape>
-                <v:shape style="position:absolute;left:2192;top:15781;width:271;height:416" id="docshape10" coordorigin="2193,15781" coordsize="271,416" path="m2328,16196l2307,16164,2260,16087,2214,15995,2193,15920,2203,15866,2232,15822,2275,15792,2328,15781,2380,15792,2423,15822,2435,15840,2328,15840,2300,15845,2278,15861,2262,15884,2257,15912,2262,15941,2278,15964,2300,15980,2328,15985,2445,15985,2442,15995,2395,16087,2349,16164,2328,16196xm2445,15985l2328,15985,2355,15980,2378,15964,2393,15941,2399,15912,2393,15884,2378,15861,2355,15845,2328,15840,2435,15840,2452,15866,2463,15920,2445,15985xe" filled="true" fillcolor="#000000" stroked="false">
+                <v:shape id="Graphic 13" o:spid="_x0000_s1036" style="position:absolute;left:13923;top:8386;width:1721;height:2641;visibility:visible;mso-wrap-style:square;v-text-anchor:top" coordsize="172085,264160" o:gfxdata="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" path="m85807,263581l72400,242950,42903,193924,13407,135801,,87879,6744,53672,25135,25739,52410,6905,85807,r33397,6905l146480,25739r7420,11270l85807,37009,68228,40642,53872,50550,44194,65243,40645,83232r3549,18010l53872,115941r14356,9906l85807,129478r74170,l158208,135801r-29497,58123l99215,242950,85807,263581xem159977,129478r-74170,l103384,125847r14349,-9906l127405,101242r3546,-18010l127405,65243,117733,50550,103384,40642,85807,37009r68093,l164871,53672r6744,34207l159977,129478xe" fillcolor="black" stroked="f">
                   <v:path arrowok="t"/>
-                  <v:fill type="solid"/>
                 </v:shape>
-                <v:shape style="position:absolute;left:1420;top:14460;width:1509;height:658" type="#_x0000_t202" id="docshape11" filled="false" stroked="false">
+                <v:shape id="Textbox 14" o:spid="_x0000_s1037" type="#_x0000_t202" style="position:absolute;left:9018;width:9582;height:4178;visibility:visible;mso-wrap-style:square;v-text-anchor:top" o:gfxdata="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" filled="f" stroked="f">
                   <v:textbox inset="0,0,0,0">
                     <w:txbxContent>
                       <w:p>
                         <w:pPr>
-                          <w:spacing w:line="235" w:lineRule="auto" w:before="0"/>
+                          <w:spacing w:line="235" w:lineRule="auto"/>
                           <w:ind w:left="45" w:right="18" w:hanging="46"/>
-                          <w:jc w:val="left"/>
                           <w:rPr>
                             <w:rFonts w:ascii="Arial Black"/>
                             <w:sz w:val="24"/>
@@ -1473,7 +1501,7 @@
                             <w:w w:val="90"/>
                             <w:sz w:val="24"/>
                           </w:rPr>
-                          <w:t> </w:t>
+                          <w:t xml:space="preserve"> </w:t>
                         </w:r>
                         <w:r>
                           <w:rPr>
@@ -1491,7 +1519,7 @@
                             <w:w w:val="90"/>
                             <w:sz w:val="24"/>
                           </w:rPr>
-                          <w:t> </w:t>
+                          <w:t xml:space="preserve"> </w:t>
                         </w:r>
                         <w:r>
                           <w:rPr>
@@ -1500,7 +1528,7 @@
                             <w:w w:val="90"/>
                             <w:sz w:val="24"/>
                           </w:rPr>
-                          <w:t>Patel </w:t>
+                          <w:t xml:space="preserve">Patel </w:t>
                         </w:r>
                         <w:r>
                           <w:rPr>
@@ -1522,16 +1550,14 @@
                       </w:p>
                     </w:txbxContent>
                   </v:textbox>
-                  <w10:wrap type="none"/>
                 </v:shape>
-                <v:shape style="position:absolute;left:2649;top:15754;width:4537;height:573" type="#_x0000_t202" id="docshape12" filled="false" stroked="false">
+                <v:shape id="Textbox 15" o:spid="_x0000_s1038" type="#_x0000_t202" style="position:absolute;left:16825;top:8217;width:28810;height:3638;visibility:visible;mso-wrap-style:square;v-text-anchor:top" o:gfxdata="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" filled="f" stroked="f">
                   <v:textbox inset="0,0,0,0">
                     <w:txbxContent>
                       <w:p>
                         <w:pPr>
-                          <w:spacing w:line="223" w:lineRule="auto" w:before="1"/>
-                          <w:ind w:left="0" w:right="18" w:firstLine="0"/>
-                          <w:jc w:val="left"/>
+                          <w:spacing w:before="1" w:line="223" w:lineRule="auto"/>
+                          <w:ind w:right="18"/>
                           <w:rPr>
                             <w:rFonts w:ascii="Lucida Sans Unicode"/>
                             <w:sz w:val="20"/>
@@ -1543,7 +1569,44 @@
                             <w:color w:val="595959"/>
                             <w:sz w:val="20"/>
                           </w:rPr>
-                          <w:t>801-SiliconTower,Law</w:t>
+                          <w:t>801-</w:t>
+                        </w:r>
+                        <w:proofErr w:type="gramStart"/>
+                        <w:r>
+                          <w:rPr>
+                            <w:rFonts w:ascii="Lucida Sans Unicode"/>
+                            <w:color w:val="595959"/>
+                            <w:sz w:val="20"/>
+                          </w:rPr>
+                          <w:t>SiliconTower,Law</w:t>
+                        </w:r>
+                        <w:proofErr w:type="gramEnd"/>
+                        <w:r>
+                          <w:rPr>
+                            <w:rFonts w:ascii="Lucida Sans Unicode"/>
+                            <w:color w:val="595959"/>
+                            <w:spacing w:val="-6"/>
+                            <w:sz w:val="20"/>
+                          </w:rPr>
+                          <w:t xml:space="preserve"> </w:t>
+                        </w:r>
+                        <w:proofErr w:type="spellStart"/>
+                        <w:r>
+                          <w:rPr>
+                            <w:rFonts w:ascii="Lucida Sans Unicode"/>
+                            <w:color w:val="595959"/>
+                            <w:sz w:val="20"/>
+                          </w:rPr>
+                          <w:t>Garden,opp</w:t>
+                        </w:r>
+                        <w:proofErr w:type="spellEnd"/>
+                        <w:r>
+                          <w:rPr>
+                            <w:rFonts w:ascii="Lucida Sans Unicode"/>
+                            <w:color w:val="595959"/>
+                            <w:sz w:val="20"/>
+                          </w:rPr>
+                          <w:t>.</w:t>
                         </w:r>
                         <w:r>
                           <w:rPr>
@@ -1552,24 +1615,7 @@
                             <w:spacing w:val="-6"/>
                             <w:sz w:val="20"/>
                           </w:rPr>
-                          <w:t> </w:t>
-                        </w:r>
-                        <w:r>
-                          <w:rPr>
-                            <w:rFonts w:ascii="Lucida Sans Unicode"/>
-                            <w:color w:val="595959"/>
-                            <w:sz w:val="20"/>
-                          </w:rPr>
-                          <w:t>Garden,opp.</w:t>
-                        </w:r>
-                        <w:r>
-                          <w:rPr>
-                            <w:rFonts w:ascii="Lucida Sans Unicode"/>
-                            <w:color w:val="595959"/>
-                            <w:spacing w:val="-6"/>
-                            <w:sz w:val="20"/>
-                          </w:rPr>
-                          <w:t> </w:t>
+                          <w:t xml:space="preserve"> </w:t>
                         </w:r>
                         <w:r>
                           <w:rPr>
@@ -1586,7 +1632,7 @@
                             <w:spacing w:val="-6"/>
                             <w:sz w:val="20"/>
                           </w:rPr>
-                          <w:t> </w:t>
+                          <w:t xml:space="preserve"> </w:t>
                         </w:r>
                         <w:r>
                           <w:rPr>
@@ -1599,22 +1645,19 @@
                       </w:p>
                     </w:txbxContent>
                   </v:textbox>
-                  <w10:wrap type="none"/>
                 </v:shape>
-                <v:shape style="position:absolute;left:8280;top:15717;width:2347;height:288" type="#_x0000_t202" id="docshape13" filled="false" stroked="false">
+                <v:shape id="Textbox 16" o:spid="_x0000_s1039" type="#_x0000_t202" style="position:absolute;left:52579;top:7980;width:14903;height:1828;visibility:visible;mso-wrap-style:square;v-text-anchor:top" o:gfxdata="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" filled="f" stroked="f">
                   <v:textbox inset="0,0,0,0">
                     <w:txbxContent>
                       <w:p>
                         <w:pPr>
-                          <w:spacing w:line="288" w:lineRule="exact" w:before="0"/>
-                          <w:ind w:left="0" w:right="0" w:firstLine="0"/>
-                          <w:jc w:val="left"/>
+                          <w:spacing w:line="288" w:lineRule="exact"/>
                           <w:rPr>
                             <w:rFonts w:ascii="Lucida Sans Unicode"/>
                             <w:sz w:val="20"/>
                           </w:rPr>
                         </w:pPr>
-                        <w:hyperlink r:id="rId13">
+                        <w:hyperlink r:id="rId11">
                           <w:r>
                             <w:rPr>
                               <w:rFonts w:ascii="Lucida Sans Unicode"/>
@@ -1629,9 +1672,8 @@
                       </w:p>
                     </w:txbxContent>
                   </v:textbox>
-                  <w10:wrap type="none"/>
                 </v:shape>
-                <w10:wrap type="none"/>
+                <w10:wrap anchorx="page" anchory="page"/>
               </v:group>
             </w:pict>
           </mc:Fallback>
@@ -1645,9 +1687,9 @@
           <w:lang w:val="en-IN" w:eastAsia="en-IN"/>
         </w:rPr>
         <mc:AlternateContent>
-          <mc:Choice Requires="wps">
+          <mc:Choice Requires="wpg">
             <w:drawing>
-              <wp:anchor distT="0" distB="0" distL="0" distR="0" simplePos="0" relativeHeight="15731712" behindDoc="0" locked="0" layoutInCell="1" allowOverlap="1">
+              <wp:anchor distT="0" distB="0" distL="0" distR="0" simplePos="0" relativeHeight="15731712" behindDoc="0" locked="0" layoutInCell="1" allowOverlap="1" wp14:anchorId="1D2D589A" wp14:editId="1D2D589B">
                 <wp:simplePos x="0" y="0"/>
                 <wp:positionH relativeFrom="page">
                   <wp:posOffset>2413817</wp:posOffset>
@@ -1777,18 +1819,16 @@
               </wp:anchor>
             </w:drawing>
           </mc:Choice>
-          <mc:Fallback xmlns:pic="http://schemas.openxmlformats.org/drawingml/2006/picture" xmlns:a="http://schemas.openxmlformats.org/drawingml/2006/main" xmlns:ve="http://schemas.openxmlformats.org/markup-compatibility/2006">
+          <mc:Fallback>
             <w:pict>
-              <v:group style="position:absolute;margin-left:190.064377pt;margin-top:-.000068pt;width:405.45pt;height:39.2pt;mso-position-horizontal-relative:page;mso-position-vertical-relative:page;z-index:15731712" id="docshapegroup14" coordorigin="3801,0" coordsize="8109,784">
-                <v:shape style="position:absolute;left:3801;top:0;width:6983;height:317" id="docshape15" coordorigin="3801,0" coordsize="6983,317" path="m10784,317l4049,317,3801,0,10538,0,10784,315,10784,317xe" filled="true" fillcolor="#13171b" stroked="false">
+              <v:group w14:anchorId="529188FA" id="Group 17" o:spid="_x0000_s1026" style="position:absolute;margin-left:190.05pt;margin-top:0;width:405.45pt;height:39.2pt;z-index:15731712;mso-wrap-distance-left:0;mso-wrap-distance-right:0;mso-position-horizontal-relative:page;mso-position-vertical-relative:page" coordsize="51492,4978" o:gfxdata="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">
+                <v:shape id="Graphic 18" o:spid="_x0000_s1027" style="position:absolute;width:44342;height:2012;visibility:visible;mso-wrap-style:square;v-text-anchor:top" coordsize="4434205,201295" o:gfxdata="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" path="m4434201,201021r-4277120,l,,4277932,r156269,199980l4434201,201021xe" fillcolor="#13171b" stroked="f">
                   <v:path arrowok="t"/>
-                  <v:fill type="solid"/>
                 </v:shape>
-                <v:shape style="position:absolute;left:7318;top:0;width:4592;height:784" id="docshape16" coordorigin="7319,0" coordsize="4592,784" path="m11910,784l7931,784,7319,0,11910,0,11910,784xe" filled="true" fillcolor="#de7320" stroked="false">
+                <v:shape id="Graphic 19" o:spid="_x0000_s1028" style="position:absolute;left:22337;width:29159;height:4978;visibility:visible;mso-wrap-style:square;v-text-anchor:top" coordsize="2915920,497840" o:gfxdata="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" path="m2915320,497658r-2526441,l,,2915320,r,497658xe" fillcolor="#de7320" stroked="f">
                   <v:path arrowok="t"/>
-                  <v:fill type="solid"/>
                 </v:shape>
-                <w10:wrap type="none"/>
+                <w10:wrap anchorx="page" anchory="page"/>
               </v:group>
             </w:pict>
           </mc:Fallback>
@@ -2328,7 +2368,7 @@
         <w:rPr>
           <w:b/>
         </w:rPr>
-        <w:t>Travels with</w:t>
+        <w:t>Travels with Strangers</w:t>
       </w:r>
       <w:r>
         <w:t xml:space="preserve"> Project using </w:t>
@@ -2337,7 +2377,7 @@
         <w:rPr>
           <w:b/>
         </w:rPr>
-        <w:t>Ph</w:t>
+        <w:t>Php</w:t>
       </w:r>
       <w:r>
         <w:t>. During the training period, they will receive practical guidance from our mentors and work on assignments and project development activities. They will spend 14 hours per week, including learning, assignments, and project work, to gain hands-on experience and enhance their technical skills.</w:t>
@@ -2364,7 +2404,7 @@
         <mc:AlternateContent>
           <mc:Choice Requires="wps">
             <w:drawing>
-              <wp:anchor distT="0" distB="0" distL="0" distR="0" simplePos="0" relativeHeight="487517696" behindDoc="1" locked="0" layoutInCell="1" allowOverlap="1">
+              <wp:anchor distT="0" distB="0" distL="0" distR="0" simplePos="0" relativeHeight="487517696" behindDoc="1" locked="0" layoutInCell="1" allowOverlap="1" wp14:anchorId="1D2D589C" wp14:editId="1D2D589D">
                 <wp:simplePos x="0" y="0"/>
                 <wp:positionH relativeFrom="page">
                   <wp:posOffset>988162</wp:posOffset>
@@ -2429,12 +2469,16 @@
                               <w:jc w:val="center"/>
                               <w:rPr>
                                 <w:rFonts w:ascii="Lucida Sans Unicode"/>
+                                <w:b/>
+                                <w:bCs/>
                                 <w:sz w:val="20"/>
                               </w:rPr>
                             </w:pPr>
                             <w:r>
                               <w:rPr>
                                 <w:rFonts w:ascii="Lucida Sans Unicode"/>
+                                <w:b/>
+                                <w:bCs/>
                                 <w:spacing w:val="-10"/>
                                 <w:w w:val="60"/>
                                 <w:sz w:val="20"/>
@@ -2508,15 +2552,14 @@
               </wp:anchor>
             </w:drawing>
           </mc:Choice>
-          <mc:Fallback xmlns:pic="http://schemas.openxmlformats.org/drawingml/2006/picture" xmlns:a="http://schemas.openxmlformats.org/drawingml/2006/main" xmlns:ve="http://schemas.openxmlformats.org/markup-compatibility/2006">
+          <mc:Fallback>
             <w:pict>
-              <v:shape style="position:absolute;margin-left:77.808105pt;margin-top:68.796906pt;width:14.3pt;height:133.7pt;mso-position-horizontal-relative:page;mso-position-vertical-relative:paragraph;z-index:-15798784" type="#_x0000_t202" id="docshape17" filled="false" stroked="false">
+              <v:shape w14:anchorId="1D2D589C" id="Textbox 20" o:spid="_x0000_s1040" type="#_x0000_t202" style="position:absolute;left:0;text-align:left;margin-left:77.8pt;margin-top:68.8pt;width:14.3pt;height:133.7pt;z-index:-15798784;visibility:visible;mso-wrap-style:square;mso-wrap-distance-left:0;mso-wrap-distance-top:0;mso-wrap-distance-right:0;mso-wrap-distance-bottom:0;mso-position-horizontal:absolute;mso-position-horizontal-relative:page;mso-position-vertical:absolute;mso-position-vertical-relative:text;v-text-anchor:top" o:gfxdata="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" filled="f" stroked="f">
                 <v:textbox inset="0,0,0,0">
                   <w:txbxContent>
                     <w:p>
                       <w:pPr>
-                        <w:spacing w:line="278" w:lineRule="exact" w:before="0"/>
-                        <w:ind w:left="0" w:right="0" w:firstLine="0"/>
+                        <w:spacing w:line="278" w:lineRule="exact"/>
                         <w:jc w:val="center"/>
                         <w:rPr>
                           <w:rFonts w:ascii="Arial Black"/>
@@ -2544,17 +2587,19 @@
                     </w:p>
                     <w:p>
                       <w:pPr>
-                        <w:spacing w:before="0"/>
-                        <w:ind w:left="0" w:right="0" w:firstLine="0"/>
                         <w:jc w:val="center"/>
                         <w:rPr>
                           <w:rFonts w:ascii="Lucida Sans Unicode"/>
+                          <w:b/>
+                          <w:bCs/>
                           <w:sz w:val="20"/>
                         </w:rPr>
                       </w:pPr>
                       <w:r>
                         <w:rPr>
                           <w:rFonts w:ascii="Lucida Sans Unicode"/>
+                          <w:b/>
+                          <w:bCs/>
                           <w:spacing w:val="-10"/>
                           <w:w w:val="60"/>
                           <w:sz w:val="20"/>
@@ -2574,8 +2619,6 @@
                     </w:p>
                     <w:p>
                       <w:pPr>
-                        <w:spacing w:before="0"/>
-                        <w:ind w:left="0" w:right="0" w:firstLine="0"/>
                         <w:jc w:val="center"/>
                         <w:rPr>
                           <w:rFonts w:ascii="Lucida Sans Unicode"/>
@@ -2603,8 +2646,7 @@
                     </w:p>
                     <w:p>
                       <w:pPr>
-                        <w:spacing w:line="291" w:lineRule="exact" w:before="0"/>
-                        <w:ind w:left="0" w:right="0" w:firstLine="0"/>
+                        <w:spacing w:line="291" w:lineRule="exact"/>
                         <w:jc w:val="center"/>
                         <w:rPr>
                           <w:rFonts w:ascii="Lucida Sans Unicode"/>
@@ -2622,7 +2664,7 @@
                     </w:p>
                   </w:txbxContent>
                 </v:textbox>
-                <w10:wrap type="none"/>
+                <w10:wrap anchorx="page"/>
               </v:shape>
             </w:pict>
           </mc:Fallback>
@@ -2636,7 +2678,7 @@
         <mc:AlternateContent>
           <mc:Choice Requires="wps">
             <w:drawing>
-              <wp:anchor distT="0" distB="0" distL="0" distR="0" simplePos="0" relativeHeight="487518208" behindDoc="1" locked="0" layoutInCell="1" allowOverlap="1">
+              <wp:anchor distT="0" distB="0" distL="0" distR="0" simplePos="0" relativeHeight="487518208" behindDoc="1" locked="0" layoutInCell="1" allowOverlap="1" wp14:anchorId="1D2D589E" wp14:editId="1D2D589F">
                 <wp:simplePos x="0" y="0"/>
                 <wp:positionH relativeFrom="page">
                   <wp:posOffset>1530215</wp:posOffset>
@@ -2670,25 +2712,86 @@
                         <w:txbxContent>
                           <w:p>
                             <w:pPr>
-                              <w:spacing w:line="681" w:lineRule="auto"/>
-                              <w:ind w:firstLine="1918"/>
-                              <w:jc w:val="both"/>
+                              <w:spacing w:line="278" w:lineRule="exact"/>
+                              <w:jc w:val="center"/>
                               <w:rPr>
-                                <w:sz w:val="24"/>
+                                <w:rFonts w:ascii="Arial Black"/>
+                                <w:sz w:val="20"/>
                               </w:rPr>
                             </w:pPr>
                             <w:r>
-                              <w:t xml:space="preserve">Student Name Varsani Jenish </w:t>
+                              <w:rPr>
+                                <w:rFonts w:ascii="Arial Black"/>
+                                <w:b/>
+                              </w:rPr>
+                              <w:t>Student Name</w:t>
                             </w:r>
                           </w:p>
                           <w:p>
                             <w:pPr>
-                              <w:spacing w:before="8"/>
+                              <w:pStyle w:val="BodyText"/>
+                              <w:spacing w:before="232"/>
+                              <w:rPr>
+                                <w:rFonts w:ascii="Arial Black"/>
+                                <w:sz w:val="20"/>
+                              </w:rPr>
+                            </w:pPr>
+                          </w:p>
+                          <w:p>
+                            <w:pPr>
+                              <w:jc w:val="center"/>
+                              <w:rPr>
+                                <w:rFonts w:ascii="Lucida Sans Unicode"/>
+                                <w:b/>
+                                <w:bCs/>
+                                <w:sz w:val="20"/>
+                              </w:rPr>
+                            </w:pPr>
+                            <w:r>
                               <w:rPr>
                                 <w:sz w:val="24"/>
                               </w:rPr>
+                              <w:t>Varsani Jenish</w:t>
+                            </w:r>
+                          </w:p>
+                          <w:p>
+                            <w:pPr>
+                              <w:pStyle w:val="BodyText"/>
+                              <w:spacing w:before="180"/>
+                              <w:rPr>
+                                <w:rFonts w:ascii="Lucida Sans Unicode"/>
+                                <w:sz w:val="20"/>
+                              </w:rPr>
                             </w:pPr>
-                            <w:r/>
+                          </w:p>
+                          <w:p>
+                            <w:pPr>
+                              <w:jc w:val="center"/>
+                              <w:rPr>
+                                <w:rFonts w:ascii="Lucida Sans Unicode"/>
+                                <w:sz w:val="20"/>
+                              </w:rPr>
+                            </w:pPr>
+                          </w:p>
+                          <w:p>
+                            <w:pPr>
+                              <w:pStyle w:val="BodyText"/>
+                              <w:spacing w:before="181"/>
+                              <w:rPr>
+                                <w:rFonts w:ascii="Lucida Sans Unicode"/>
+                                <w:sz w:val="20"/>
+                              </w:rPr>
+                            </w:pPr>
+                          </w:p>
+                          <w:p>
+                            <w:pPr>
+                              <w:spacing w:line="291" w:lineRule="exact"/>
+                              <w:jc w:val="center"/>
+                              <w:rPr>
+                                <w:rFonts w:ascii="Lucida Sans Unicode"/>
+                                <w:sz w:val="20"/>
+                              </w:rPr>
+                            </w:pPr>
                           </w:p>
                         </w:txbxContent>
                       </wps:txbx>
@@ -2701,38 +2804,97 @@
               </wp:anchor>
             </w:drawing>
           </mc:Choice>
-          <mc:Fallback xmlns:pic="http://schemas.openxmlformats.org/drawingml/2006/picture" xmlns:a="http://schemas.openxmlformats.org/drawingml/2006/main" xmlns:ve="http://schemas.openxmlformats.org/markup-compatibility/2006">
+          <mc:Fallback>
             <w:pict>
-              <v:shape style="position:absolute;margin-left:120.489426pt;margin-top:68.796906pt;width:171.8pt;height:132.65pt;mso-position-horizontal-relative:page;mso-position-vertical-relative:paragraph;z-index:-15798272" type="#_x0000_t202" id="docshape18" filled="false" stroked="false">
+              <v:shape w14:anchorId="1D2D589E" id="Textbox 21" o:spid="_x0000_s1041" type="#_x0000_t202" style="position:absolute;left:0;text-align:left;margin-left:120.5pt;margin-top:68.8pt;width:171.8pt;height:132.65pt;z-index:-15798272;visibility:visible;mso-wrap-style:square;mso-wrap-distance-left:0;mso-wrap-distance-top:0;mso-wrap-distance-right:0;mso-wrap-distance-bottom:0;mso-position-horizontal:absolute;mso-position-horizontal-relative:page;mso-position-vertical:absolute;mso-position-vertical-relative:text;v-text-anchor:top" o:gfxdata="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" filled="f" stroked="f">
                 <v:textbox inset="0,0,0,0">
                   <w:txbxContent>
                     <w:p>
                       <w:pPr>
-                        <w:spacing w:line="681" w:lineRule="auto" w:before="0"/>
-                        <w:ind w:left="0" w:right="0" w:firstLine="1918"/>
-                        <w:jc w:val="both"/>
+                        <w:spacing w:line="278" w:lineRule="exact"/>
+                        <w:jc w:val="center"/>
                         <w:rPr>
-                          <w:sz w:val="24"/>
+                          <w:rFonts w:ascii="Arial Black"/>
+                          <w:sz w:val="20"/>
                         </w:rPr>
                       </w:pPr>
                       <w:r>
-                        <w:t xml:space="preserve">Student Name Varsani Jenish </w:t>
+                        <w:rPr>
+                          <w:rFonts w:ascii="Arial Black"/>
+                          <w:b/>
+                        </w:rPr>
+                        <w:t>Student Name</w:t>
                       </w:r>
                     </w:p>
                     <w:p>
                       <w:pPr>
-                        <w:spacing w:before="8"/>
-                        <w:ind w:left="0" w:right="0" w:firstLine="0"/>
-                        <w:jc w:val="left"/>
+                        <w:pStyle w:val="BodyText"/>
+                        <w:spacing w:before="232"/>
+                        <w:rPr>
+                          <w:rFonts w:ascii="Arial Black"/>
+                          <w:sz w:val="20"/>
+                        </w:rPr>
+                      </w:pPr>
+                    </w:p>
+                    <w:p>
+                      <w:pPr>
+                        <w:jc w:val="center"/>
+                        <w:rPr>
+                          <w:rFonts w:ascii="Lucida Sans Unicode"/>
+                          <w:b/>
+                          <w:bCs/>
+                          <w:sz w:val="20"/>
+                        </w:rPr>
+                      </w:pPr>
+                      <w:r>
                         <w:rPr>
                           <w:sz w:val="24"/>
                         </w:rPr>
+                        <w:t>Varsani Jenish</w:t>
+                      </w:r>
+                    </w:p>
+                    <w:p>
+                      <w:pPr>
+                        <w:pStyle w:val="BodyText"/>
+                        <w:spacing w:before="180"/>
+                        <w:rPr>
+                          <w:rFonts w:ascii="Lucida Sans Unicode"/>
+                          <w:sz w:val="20"/>
+                        </w:rPr>
                       </w:pPr>
-                      <w:r/>
+                    </w:p>
+                    <w:p>
+                      <w:pPr>
+                        <w:jc w:val="center"/>
+                        <w:rPr>
+                          <w:rFonts w:ascii="Lucida Sans Unicode"/>
+                          <w:sz w:val="20"/>
+                        </w:rPr>
+                      </w:pPr>
+                    </w:p>
+                    <w:p>
+                      <w:pPr>
+                        <w:pStyle w:val="BodyText"/>
+                        <w:spacing w:before="181"/>
+                        <w:rPr>
+                          <w:rFonts w:ascii="Lucida Sans Unicode"/>
+                          <w:sz w:val="20"/>
+                        </w:rPr>
+                      </w:pPr>
+                    </w:p>
+                    <w:p>
+                      <w:pPr>
+                        <w:spacing w:line="291" w:lineRule="exact"/>
+                        <w:jc w:val="center"/>
+                        <w:rPr>
+                          <w:rFonts w:ascii="Lucida Sans Unicode"/>
+                          <w:sz w:val="20"/>
+                        </w:rPr>
+                      </w:pPr>
                     </w:p>
                   </w:txbxContent>
                 </v:textbox>
-                <w10:wrap type="none"/>
+                <w10:wrap anchorx="page"/>
               </v:shape>
             </w:pict>
           </mc:Fallback>
@@ -2746,7 +2908,7 @@
         <mc:AlternateContent>
           <mc:Choice Requires="wps">
             <w:drawing>
-              <wp:anchor distT="0" distB="0" distL="0" distR="0" simplePos="0" relativeHeight="487518720" behindDoc="1" locked="0" layoutInCell="1" allowOverlap="1">
+              <wp:anchor distT="0" distB="0" distL="0" distR="0" simplePos="0" relativeHeight="487518720" behindDoc="1" locked="0" layoutInCell="1" allowOverlap="1" wp14:anchorId="1D2D58A0" wp14:editId="1D2D58A1">
                 <wp:simplePos x="0" y="0"/>
                 <wp:positionH relativeFrom="page">
                   <wp:posOffset>5239313</wp:posOffset>
@@ -2888,16 +3050,14 @@
               </wp:anchor>
             </w:drawing>
           </mc:Choice>
-          <mc:Fallback xmlns:pic="http://schemas.openxmlformats.org/drawingml/2006/picture" xmlns:a="http://schemas.openxmlformats.org/drawingml/2006/main" xmlns:ve="http://schemas.openxmlformats.org/markup-compatibility/2006">
+          <mc:Fallback>
             <w:pict>
-              <v:shape style="position:absolute;margin-left:412.544403pt;margin-top:68.714470pt;width:111.4pt;height:132.75pt;mso-position-horizontal-relative:page;mso-position-vertical-relative:paragraph;z-index:-15797760" type="#_x0000_t202" id="docshape19" filled="false" stroked="false">
+              <v:shape w14:anchorId="1D2D58A0" id="Textbox 22" o:spid="_x0000_s1042" type="#_x0000_t202" style="position:absolute;left:0;text-align:left;margin-left:412.55pt;margin-top:68.7pt;width:111.4pt;height:132.75pt;z-index:-15797760;visibility:visible;mso-wrap-style:square;mso-wrap-distance-left:0;mso-wrap-distance-top:0;mso-wrap-distance-right:0;mso-wrap-distance-bottom:0;mso-position-horizontal:absolute;mso-position-horizontal-relative:page;mso-position-vertical:absolute;mso-position-vertical-relative:text;v-text-anchor:top" o:gfxdata="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" filled="f" stroked="f">
                 <v:textbox inset="0,0,0,0">
                   <w:txbxContent>
                     <w:p>
                       <w:pPr>
-                        <w:spacing w:line="268" w:lineRule="exact" w:before="0"/>
-                        <w:ind w:left="0" w:right="0" w:firstLine="0"/>
-                        <w:jc w:val="left"/>
+                        <w:spacing w:line="268" w:lineRule="exact"/>
                         <w:rPr>
                           <w:rFonts w:ascii="Arial"/>
                           <w:b/>
@@ -2910,7 +3070,7 @@
                           <w:b/>
                           <w:sz w:val="24"/>
                         </w:rPr>
-                        <w:t>Enrollment </w:t>
+                        <w:t xml:space="preserve">Enrollment </w:t>
                       </w:r>
                       <w:r>
                         <w:rPr>
@@ -2935,9 +3095,7 @@
                     </w:p>
                     <w:p>
                       <w:pPr>
-                        <w:spacing w:before="0"/>
-                        <w:ind w:left="312" w:right="0" w:firstLine="0"/>
-                        <w:jc w:val="left"/>
+                        <w:ind w:left="312"/>
                         <w:rPr>
                           <w:sz w:val="24"/>
                         </w:rPr>
@@ -2961,9 +3119,7 @@
                     </w:p>
                     <w:p>
                       <w:pPr>
-                        <w:spacing w:before="0"/>
-                        <w:ind w:left="312" w:right="0" w:firstLine="0"/>
-                        <w:jc w:val="left"/>
+                        <w:ind w:left="312"/>
                         <w:rPr>
                           <w:sz w:val="24"/>
                         </w:rPr>
@@ -2986,9 +3142,7 @@
                     </w:p>
                     <w:p>
                       <w:pPr>
-                        <w:spacing w:before="0"/>
-                        <w:ind w:left="312" w:right="0" w:firstLine="0"/>
-                        <w:jc w:val="left"/>
+                        <w:ind w:left="312"/>
                         <w:rPr>
                           <w:sz w:val="24"/>
                         </w:rPr>
@@ -3002,7 +3156,7 @@
                     </w:p>
                   </w:txbxContent>
                 </v:textbox>
-                <w10:wrap type="none"/>
+                <w10:wrap anchorx="page"/>
               </v:shape>
             </w:pict>
           </mc:Fallback>
@@ -3012,13 +3166,7 @@
         <w:rPr>
           <w:w w:val="120"/>
         </w:rPr>
-        <w:t>Upon successful completion of the</w:t>
-      </w:r>
-      <w:r>
-        <w:rPr>
-          <w:w w:val="120"/>
-        </w:rPr>
-        <w:t xml:space="preserve"> Project training, Vibrant </w:t>
+        <w:t xml:space="preserve">Upon successful completion of the Project training, Vibrant </w:t>
       </w:r>
       <w:proofErr w:type="spellStart"/>
       <w:r>
@@ -3120,8 +3268,6 @@
           <w:sz w:val="20"/>
         </w:rPr>
       </w:pPr>
-      <w:bookmarkStart w:id="19" w:name="_GoBack"/>
-      <w:bookmarkEnd w:id="19"/>
       <w:r>
         <w:rPr>
           <w:noProof/>
@@ -3131,16 +3277,16 @@
         <mc:AlternateContent>
           <mc:Choice Requires="wps">
             <w:drawing>
-              <wp:anchor distT="0" distB="0" distL="114300" distR="114300" simplePos="0" relativeHeight="487588352" behindDoc="0" locked="0" layoutInCell="1" allowOverlap="1">
+              <wp:anchor distT="0" distB="0" distL="114300" distR="114300" simplePos="0" relativeHeight="487588352" behindDoc="0" locked="0" layoutInCell="1" allowOverlap="1" wp14:anchorId="1D2D58A2" wp14:editId="21AF6E9A">
                 <wp:simplePos x="0" y="0"/>
                 <wp:positionH relativeFrom="column">
-                  <wp:posOffset>289891</wp:posOffset>
+                  <wp:posOffset>340995</wp:posOffset>
                 </wp:positionH>
                 <wp:positionV relativeFrom="paragraph">
-                  <wp:posOffset>312392</wp:posOffset>
+                  <wp:posOffset>313055</wp:posOffset>
                 </wp:positionV>
-                <wp:extent cx="6107059" cy="2020562"/>
-                <wp:effectExtent l="0" t="0" r="27305" b="18415"/>
+                <wp:extent cx="6172200" cy="2000250"/>
+                <wp:effectExtent l="0" t="0" r="19050" b="19050"/>
                 <wp:wrapTopAndBottom/>
                 <wp:docPr id="25" name="Graphic 25"/>
                 <wp:cNvGraphicFramePr/>
@@ -3151,7 +3297,7 @@
                       <wps:spPr>
                         <a:xfrm>
                           <a:off x="0" y="0"/>
-                          <a:ext cx="6107059" cy="2020562"/>
+                          <a:ext cx="6172200" cy="2000250"/>
                         </a:xfrm>
                         <a:custGeom>
                           <a:avLst/>
@@ -3250,12 +3396,18 @@
                     </wps:wsp>
                   </a:graphicData>
                 </a:graphic>
+                <wp14:sizeRelH relativeFrom="margin">
+                  <wp14:pctWidth>0</wp14:pctWidth>
+                </wp14:sizeRelH>
+                <wp14:sizeRelV relativeFrom="margin">
+                  <wp14:pctHeight>0</wp14:pctHeight>
+                </wp14:sizeRelV>
               </wp:anchor>
             </w:drawing>
           </mc:Choice>
           <mc:Fallback>
             <w:pict>
-              <v:shape id="Graphic 25" o:spid="_x0000_s1026" style="position:absolute;margin-left:22.85pt;margin-top:24.6pt;width:480.85pt;height:159.1pt;z-index:487588352;visibility:visible;mso-wrap-style:square;mso-wrap-distance-left:9pt;mso-wrap-distance-top:0;mso-wrap-distance-right:9pt;mso-wrap-distance-bottom:0;mso-position-horizontal:absolute;mso-position-horizontal-relative:text;mso-position-vertical:absolute;mso-position-vertical-relative:text;v-text-anchor:top" coordsize="6107430,2020570" o:gfxdata="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" path="m9528,9528r,2001004em664435,9528r,2001004em4312341,9528r,2001004em6097395,9528r,2001004em,l6106923,em,505015r6106923,em,1010030r6106923,em,1515045r6106923,em,2020061r6106923,e" filled="f" strokeweight=".52936mm">
+              <v:shape w14:anchorId="70492018" id="Graphic 25" o:spid="_x0000_s1026" style="position:absolute;margin-left:26.85pt;margin-top:24.65pt;width:486pt;height:157.5pt;z-index:487588352;visibility:visible;mso-wrap-style:square;mso-width-percent:0;mso-height-percent:0;mso-wrap-distance-left:9pt;mso-wrap-distance-top:0;mso-wrap-distance-right:9pt;mso-wrap-distance-bottom:0;mso-position-horizontal:absolute;mso-position-horizontal-relative:text;mso-position-vertical:absolute;mso-position-vertical-relative:text;mso-width-percent:0;mso-height-percent:0;mso-width-relative:margin;mso-height-relative:margin;v-text-anchor:top" coordsize="6107430,2020570" o:gfxdata="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" path="m9528,9528r,2001004em664435,9528r,2001004em4312341,9528r,2001004em6097395,9528r,2001004em,l6106923,em,505015r6106923,em,1010030r6106923,em,1515045r6106923,em,2020061r6106923,e" filled="f" strokeweight=".52936mm">
                 <v:path arrowok="t"/>
                 <w10:wrap type="topAndBottom"/>
               </v:shape>
@@ -3275,7 +3427,7 @@
 </file>
 
 <file path=word/styles.xml><?xml version="1.0" encoding="utf-8"?>
-<w:styles xmlns:mc="http://schemas.openxmlformats.org/markup-compatibility/2006" xmlns:r="http://schemas.openxmlformats.org/officeDocument/2006/relationships" xmlns:w="http://schemas.openxmlformats.org/wordprocessingml/2006/main" xmlns:w14="http://schemas.microsoft.com/office/word/2010/wordml" mc:Ignorable="w14">
+<w:styles xmlns:mc="http://schemas.openxmlformats.org/markup-compatibility/2006" xmlns:r="http://schemas.openxmlformats.org/officeDocument/2006/relationships" xmlns:w="http://schemas.openxmlformats.org/wordprocessingml/2006/main" xmlns:w14="http://schemas.microsoft.com/office/word/2010/wordml" xmlns:w15="http://schemas.microsoft.com/office/word/2012/wordml" xmlns:w16cex="http://schemas.microsoft.com/office/word/2018/wordml/cex" xmlns:w16cid="http://schemas.microsoft.com/office/word/2016/wordml/cid" xmlns:w16="http://schemas.microsoft.com/office/word/2018/wordml" xmlns:w16sdtdh="http://schemas.microsoft.com/office/word/2020/wordml/sdtdatahash" xmlns:w16se="http://schemas.microsoft.com/office/word/2015/wordml/symex" mc:Ignorable="w14 w15 w16se w16cid w16 w16cex w16sdtdh">
   <w:docDefaults>
     <w:rPrDefault>
       <w:rPr>
@@ -3293,422 +3445,383 @@
       </w:pPr>
     </w:pPrDefault>
   </w:docDefaults>
-  <w:latentStyles w:defLockedState="0" w:defUIPriority="99" w:defSemiHidden="1" w:defUnhideWhenUsed="1" w:defQFormat="0" w:count="267">
-    <w:lsdException w:name="Normal" w:semiHidden="0" w:uiPriority="0" w:unhideWhenUsed="0" w:qFormat="1"/>
-    <w:lsdException w:name="heading 1" w:semiHidden="0" w:uiPriority="9" w:unhideWhenUsed="0" w:qFormat="1"/>
-    <w:lsdException w:name="heading 2" w:uiPriority="9" w:qFormat="1"/>
-    <w:lsdException w:name="heading 3" w:uiPriority="9" w:qFormat="1"/>
-    <w:lsdException w:name="heading 4" w:uiPriority="9" w:qFormat="1"/>
-    <w:lsdException w:name="heading 5" w:uiPriority="9" w:qFormat="1"/>
-    <w:lsdException w:name="heading 6" w:uiPriority="9" w:qFormat="1"/>
-    <w:lsdException w:name="heading 7" w:uiPriority="9" w:qFormat="1"/>
-    <w:lsdException w:name="heading 8" w:uiPriority="9" w:qFormat="1"/>
-    <w:lsdException w:name="heading 9" w:uiPriority="9" w:qFormat="1"/>
-    <w:lsdException w:name="toc 1" w:uiPriority="39"/>
-    <w:lsdException w:name="toc 2" w:uiPriority="39"/>
-    <w:lsdException w:name="toc 3" w:uiPriority="39"/>
-    <w:lsdException w:name="toc 4" w:uiPriority="39"/>
-    <w:lsdException w:name="toc 5" w:uiPriority="39"/>
-    <w:lsdException w:name="toc 6" w:uiPriority="39"/>
-    <w:lsdException w:name="toc 7" w:uiPriority="39"/>
-    <w:lsdException w:name="toc 8" w:uiPriority="39"/>
-    <w:lsdException w:name="toc 9" w:uiPriority="39"/>
-    <w:lsdException w:name="caption" w:uiPriority="35" w:qFormat="1"/>
-    <w:lsdException w:name="Title" w:semiHidden="0" w:uiPriority="10" w:unhideWhenUsed="0" w:qFormat="1"/>
-    <w:lsdException w:name="Default Paragraph Font" w:uiPriority="1"/>
-    <w:lsdException w:name="Subtitle" w:semiHidden="0" w:uiPriority="11" w:unhideWhenUsed="0" w:qFormat="1"/>
-    <w:lsdException w:name="Strong" w:semiHidden="0" w:uiPriority="22" w:unhideWhenUsed="0" w:qFormat="1"/>
-    <w:lsdException w:name="Emphasis" w:semiHidden="0" w:uiPriority="20" w:unhideWhenUsed="0" w:qFormat="1"/>
-    <w:lsdException w:name="Table Grid" w:semiHidden="0" w:uiPriority="59" w:unhideWhenUsed="0"/>
-    <w:lsdException w:name="Placeholder Text" w:unhideWhenUsed="0"/>
-    <w:lsdException w:name="No Spacing" w:semiHidden="0" w:uiPriority="1" w:unhideWhenUsed="0" w:qFormat="1"/>
-    <w:lsdException w:name="Light Shading" w:semiHidden="0" w:uiPriority="60" w:unhideWhenUsed="0"/>
-    <w:lsdException w:name="Light List" w:semiHidden="0" w:uiPriority="61" w:unhideWhenUsed="0"/>
-    <w:lsdException w:name="Light Grid" w:semiHidden="0" w:uiPriority="62" w:unhideWhenUsed="0"/>
-    <w:lsdException w:name="Medium Shading 1" w:semiHidden="0" w:uiPriority="63" w:unhideWhenUsed="0"/>
-    <w:lsdException w:name="Medium Shading 2" w:semiHidden="0" w:uiPriority="64" w:unhideWhenUsed="0"/>
-    <w:lsdException w:name="Medium List 1" w:semiHidden="0" w:uiPriority="65" w:unhideWhenUsed="0"/>
-    <w:lsdException w:name="Medium List 2" w:semiHidden="0" w:uiPriority="66" w:unhideWhenUsed="0"/>
-    <w:lsdException w:name="Medium Grid 1" w:semiHidden="0" w:uiPriority="67" w:unhideWhenUsed="0"/>
-    <w:lsdException w:name="Medium Grid 2" w:semiHidden="0" w:uiPriority="68" w:unhideWhenUsed="0"/>
-    <w:lsdException w:name="Medium Grid 3" w:semiHidden="0" w:uiPriority="69" w:unhideWhenUsed="0"/>
-    <w:lsdException w:name="Dark List" w:semiHidden="0" w:uiPriority="70" w:unhideWhenUsed="0"/>
-    <w:lsdException w:name="Colorful Shading" w:semiHidden="0" w:uiPriority="71" w:unhideWhenUsed="0"/>
-    <w:lsdException w:name="Colorful List" w:semiHidden="0" w:uiPriority="72" w:unhideWhenUsed="0"/>
-    <w:lsdException w:name="Colorful Grid" w:semiHidden="0" w:uiPriority="73" w:unhideWhenUsed="0"/>
-    <w:lsdException w:name="Light Shading Accent 1" w:semiHidden="0" w:uiPriority="60" w:unhideWhenUsed="0"/>
-    <w:lsdException w:name="Light List Accent 1" w:semiHidden="0" w:uiPriority="61" w:unhideWhenUsed="0"/>
-    <w:lsdException w:name="Light Grid Accent 1" w:semiHidden="0" w:uiPriority="62" w:unhideWhenUsed="0"/>
-    <w:lsdException w:name="Medium Shading 1 Accent 1" w:semiHidden="0" w:uiPriority="63" w:unhideWhenUsed="0"/>
-    <w:lsdException w:name="Medium Shading 2 Accent 1" w:semiHidden="0" w:uiPriority="64" w:unhideWhenUsed="0"/>
-    <w:lsdException w:name="Medium List 1 Accent 1" w:semiHidden="0" w:uiPriority="65" w:unhideWhenUsed="0"/>
-    <w:lsdException w:name="Revision" w:unhideWhenUsed="0"/>
-    <w:lsdException w:name="List Paragraph" w:semiHidden="0" w:uiPriority="34" w:unhideWhenUsed="0" w:qFormat="1"/>
-    <w:lsdException w:name="Quote" w:semiHidden="0" w:uiPriority="29" w:unhideWhenUsed="0" w:qFormat="1"/>
-    <w:lsdException w:name="Intense Quote" w:semiHidden="0" w:uiPriority="30" w:unhideWhenUsed="0" w:qFormat="1"/>
-    <w:lsdException w:name="Medium List 2 Accent 1" w:semiHidden="0" w:uiPriority="66" w:unhideWhenUsed="0"/>
-    <w:lsdException w:name="Medium Grid 1 Accent 1" w:semiHidden="0" w:uiPriority="67" w:unhideWhenUsed="0"/>
-    <w:lsdException w:name="Medium Grid 2 Accent 1" w:semiHidden="0" w:uiPriority="68" w:unhideWhenUsed="0"/>
-    <w:lsdException w:name="Medium Grid 3 Accent 1" w:semiHidden="0" w:uiPriority="69" w:unhideWhenUsed="0"/>
-    <w:lsdException w:name="Dark List Accent 1" w:semiHidden="0" w:uiPriority="70" w:unhideWhenUsed="0"/>
-    <w:lsdException w:name="Colorful Shading Accent 1" w:semiHidden="0" w:uiPriority="71" w:unhideWhenUsed="0"/>
-    <w:lsdException w:name="Colorful List Accent 1" w:semiHidden="0" w:uiPriority="72" w:unhideWhenUsed="0"/>
-    <w:lsdException w:name="Colorful Grid Accent 1" w:semiHidden="0" w:uiPriority="73" w:unhideWhenUsed="0"/>
-    <w:lsdException w:name="Light Shading Accent 2" w:semiHidden="0" w:uiPriority="60" w:unhideWhenUsed="0"/>
-    <w:lsdException w:name="Light List Accent 2" w:semiHidden="0" w:uiPriority="61" w:unhideWhenUsed="0"/>
-    <w:lsdException w:name="Light Grid Accent 2" w:semiHidden="0" w:uiPriority="62" w:unhideWhenUsed="0"/>
-    <w:lsdException w:name="Medium Shading 1 Accent 2" w:semiHidden="0" w:uiPriority="63" w:unhideWhenUsed="0"/>
-    <w:lsdException w:name="Medium Shading 2 Accent 2" w:semiHidden="0" w:uiPriority="64" w:unhideWhenUsed="0"/>
-    <w:lsdException w:name="Medium List 1 Accent 2" w:semiHidden="0" w:uiPriority="65" w:unhideWhenUsed="0"/>
-    <w:lsdException w:name="Medium List 2 Accent 2" w:semiHidden="0" w:uiPriority="66" w:unhideWhenUsed="0"/>
-    <w:lsdException w:name="Medium Grid 1 Accent 2" w:semiHidden="0" w:uiPriority="67" w:unhideWhenUsed="0"/>
-    <w:lsdException w:name="Medium Grid 2 Accent 2" w:semiHidden="0" w:uiPriority="68" w:unhideWhenUsed="0"/>
-    <w:lsdException w:name="Medium Grid 3 Accent 2" w:semiHidden="0" w:uiPriority="69" w:unhideWhenUsed="0"/>
-    <w:lsdException w:name="Dark List Accent 2" w:semiHidden="0" w:uiPriority="70" w:unhideWhenUsed="0"/>
-    <w:lsdException w:name="Colorful Shading Accent 2" w:semiHidden="0" w:uiPriority="71" w:unhideWhenUsed="0"/>
-    <w:lsdException w:name="Colorful List Accent 2" w:semiHidden="0" w:uiPriority="72" w:unhideWhenUsed="0"/>
-    <w:lsdException w:name="Colorful Grid Accent 2" w:semiHidden="0" w:uiPriority="73" w:unhideWhenUsed="0"/>
-    <w:lsdException w:name="Light Shading Accent 3" w:semiHidden="0" w:uiPriority="60" w:unhideWhenUsed="0"/>
-    <w:lsdException w:name="Light List Accent 3" w:semiHidden="0" w:uiPriority="61" w:unhideWhenUsed="0"/>
-    <w:lsdException w:name="Light Grid Accent 3" w:semiHidden="0" w:uiPriority="62" w:unhideWhenUsed="0"/>
-    <w:lsdException w:name="Medium Shading 1 Accent 3" w:semiHidden="0" w:uiPriority="63" w:unhideWhenUsed="0"/>
-    <w:lsdException w:name="Medium Shading 2 Accent 3" w:semiHidden="0" w:uiPriority="64" w:unhideWhenUsed="0"/>
-    <w:lsdException w:name="Medium List 1 Accent 3" w:semiHidden="0" w:uiPriority="65" w:unhideWhenUsed="0"/>
-    <w:lsdException w:name="Medium List 2 Accent 3" w:semiHidden="0" w:uiPriority="66" w:unhideWhenUsed="0"/>
-    <w:lsdException w:name="Medium Grid 1 Accent 3" w:semiHidden="0" w:uiPriority="67" w:unhideWhenUsed="0"/>
-    <w:lsdException w:name="Medium Grid 2 Accent 3" w:semiHidden="0" w:uiPriority="68" w:unhideWhenUsed="0"/>
-    <w:lsdException w:name="Medium Grid 3 Accent 3" w:semiHidden="0" w:uiPriority="69" w:unhideWhenUsed="0"/>
-    <w:lsdException w:name="Dark List Accent 3" w:semiHidden="0" w:uiPriority="70" w:unhideWhenUsed="0"/>
-    <w:lsdException w:name="Colorful Shading Accent 3" w:semiHidden="0" w:uiPriority="71" w:unhideWhenUsed="0"/>
-    <w:lsdException w:name="Colorful List Accent 3" w:semiHidden="0" w:uiPriority="72" w:unhideWhenUsed="0"/>
-    <w:lsdException w:name="Colorful Grid Accent 3" w:semiHidden="0" w:uiPriority="73" w:unhideWhenUsed="0"/>
-    <w:lsdException w:name="Light Shading Accent 4" w:semiHidden="0" w:uiPriority="60" w:unhideWhenUsed="0"/>
-    <w:lsdException w:name="Light List Accent 4" w:semiHidden="0" w:uiPriority="61" w:unhideWhenUsed="0"/>
-    <w:lsdException w:name="Light Grid Accent 4" w:semiHidden="0" w:uiPriority="62" w:unhideWhenUsed="0"/>
-    <w:lsdException w:name="Medium Shading 1 Accent 4" w:semiHidden="0" w:uiPriority="63" w:unhideWhenUsed="0"/>
-    <w:lsdException w:name="Medium Shading 2 Accent 4" w:semiHidden="0" w:uiPriority="64" w:unhideWhenUsed="0"/>
-    <w:lsdException w:name="Medium List 1 Accent 4" w:semiHidden="0" w:uiPriority="65" w:unhideWhenUsed="0"/>
-    <w:lsdException w:name="Medium List 2 Accent 4" w:semiHidden="0" w:uiPriority="66" w:unhideWhenUsed="0"/>
-    <w:lsdException w:name="Medium Grid 1 Accent 4" w:semiHidden="0" w:uiPriority="67" w:unhideWhenUsed="0"/>
-    <w:lsdException w:name="Medium Grid 2 Accent 4" w:semiHidden="0" w:uiPriority="68" w:unhideWhenUsed="0"/>
-    <w:lsdException w:name="Medium Grid 3 Accent 4" w:semiHidden="0" w:uiPriority="69" w:unhideWhenUsed="0"/>
-    <w:lsdException w:name="Dark List Accent 4" w:semiHidden="0" w:uiPriority="70" w:unhideWhenUsed="0"/>
-    <w:lsdException w:name="Colorful Shading Accent 4" w:semiHidden="0" w:uiPriority="71" w:unhideWhenUsed="0"/>
-    <w:lsdException w:name="Colorful List Accent 4" w:semiHidden="0" w:uiPriority="72" w:unhideWhenUsed="0"/>
-    <w:lsdException w:name="Colorful Grid Accent 4" w:semiHidden="0" w:uiPriority="73" w:unhideWhenUsed="0"/>
-    <w:lsdException w:name="Light Shading Accent 5" w:semiHidden="0" w:uiPriority="60" w:unhideWhenUsed="0"/>
-    <w:lsdException w:name="Light List Accent 5" w:semiHidden="0" w:uiPriority="61" w:unhideWhenUsed="0"/>
-    <w:lsdException w:name="Light Grid Accent 5" w:semiHidden="0" w:uiPriority="62" w:unhideWhenUsed="0"/>
-    <w:lsdException w:name="Medium Shading 1 Accent 5" w:semiHidden="0" w:uiPriority="63" w:unhideWhenUsed="0"/>
-    <w:lsdException w:name="Medium Shading 2 Accent 5" w:semiHidden="0" w:uiPriority="64" w:unhideWhenUsed="0"/>
-    <w:lsdException w:name="Medium List 1 Accent 5" w:semiHidden="0" w:uiPriority="65" w:unhideWhenUsed="0"/>
-    <w:lsdException w:name="Medium List 2 Accent 5" w:semiHidden="0" w:uiPriority="66" w:unhideWhenUsed="0"/>
-    <w:lsdException w:name="Medium Grid 1 Accent 5" w:semiHidden="0" w:uiPriority="67" w:unhideWhenUsed="0"/>
-    <w:lsdException w:name="Medium Grid 2 Accent 5" w:semiHidden="0" w:uiPriority="68" w:unhideWhenUsed="0"/>
-    <w:lsdException w:name="Medium Grid 3 Accent 5" w:semiHidden="0" w:uiPriority="69" w:unhideWhenUsed="0"/>
-    <w:lsdException w:name="Dark List Accent 5" w:semiHidden="0" w:uiPriority="70" w:unhideWhenUsed="0"/>
-    <w:lsdException w:name="Colorful Shading Accent 5" w:semiHidden="0" w:uiPriority="71" w:unhideWhenUsed="0"/>
-    <w:lsdException w:name="Colorful List Accent 5" w:semiHidden="0" w:uiPriority="72" w:unhideWhenUsed="0"/>
-    <w:lsdException w:name="Colorful Grid Accent 5" w:semiHidden="0" w:uiPriority="73" w:unhideWhenUsed="0"/>
-    <w:lsdException w:name="Light Shading Accent 6" w:semiHidden="0" w:uiPriority="60" w:unhideWhenUsed="0"/>
-    <w:lsdException w:name="Light List Accent 6" w:semiHidden="0" w:uiPriority="61" w:unhideWhenUsed="0"/>
-    <w:lsdException w:name="Light Grid Accent 6" w:semiHidden="0" w:uiPriority="62" w:unhideWhenUsed="0"/>
-    <w:lsdException w:name="Medium Shading 1 Accent 6" w:semiHidden="0" w:uiPriority="63" w:unhideWhenUsed="0"/>
-    <w:lsdException w:name="Medium Shading 2 Accent 6" w:semiHidden="0" w:uiPriority="64" w:unhideWhenUsed="0"/>
-    <w:lsdException w:name="Medium List 1 Accent 6" w:semiHidden="0" w:uiPriority="65" w:unhideWhenUsed="0"/>
-    <w:lsdException w:name="Medium List 2 Accent 6" w:semiHidden="0" w:uiPriority="66" w:unhideWhenUsed="0"/>
-    <w:lsdException w:name="Medium Grid 1 Accent 6" w:semiHidden="0" w:uiPriority="67" w:unhideWhenUsed="0"/>
-    <w:lsdException w:name="Medium Grid 2 Accent 6" w:semiHidden="0" w:uiPriority="68" w:unhideWhenUsed="0"/>
-    <w:lsdException w:name="Medium Grid 3 Accent 6" w:semiHidden="0" w:uiPriority="69" w:unhideWhenUsed="0"/>
-    <w:lsdException w:name="Dark List Accent 6" w:semiHidden="0" w:uiPriority="70" w:unhideWhenUsed="0"/>
-    <w:lsdException w:name="Colorful Shading Accent 6" w:semiHidden="0" w:uiPriority="71" w:unhideWhenUsed="0"/>
-    <w:lsdException w:name="Colorful List Accent 6" w:semiHidden="0" w:uiPriority="72" w:unhideWhenUsed="0"/>
-    <w:lsdException w:name="Colorful Grid Accent 6" w:semiHidden="0" w:uiPriority="73" w:unhideWhenUsed="0"/>
-    <w:lsdException w:name="Subtle Emphasis" w:semiHidden="0" w:uiPriority="19" w:unhideWhenUsed="0" w:qFormat="1"/>
-    <w:lsdException w:name="Intense Emphasis" w:semiHidden="0" w:uiPriority="21" w:unhideWhenUsed="0" w:qFormat="1"/>
-    <w:lsdException w:name="Subtle Reference" w:semiHidden="0" w:uiPriority="31" w:unhideWhenUsed="0" w:qFormat="1"/>
-    <w:lsdException w:name="Intense Reference" w:semiHidden="0" w:uiPriority="32" w:unhideWhenUsed="0" w:qFormat="1"/>
-    <w:lsdException w:name="Book Title" w:semiHidden="0" w:uiPriority="33" w:unhideWhenUsed="0" w:qFormat="1"/>
-    <w:lsdException w:name="Bibliography" w:uiPriority="37"/>
-    <w:lsdException w:name="TOC Heading" w:uiPriority="39" w:qFormat="1"/>
-  </w:latentStyles>
-  <w:style w:type="paragraph" w:default="1" w:styleId="Normal">
-    <w:name w:val="Normal"/>
-    <w:uiPriority w:val="1"/>
-    <w:qFormat/>
-    <w:rPr>
-      <w:rFonts w:ascii="Arial MT" w:eastAsia="Arial MT" w:hAnsi="Arial MT" w:cs="Arial MT"/>
-    </w:rPr>
-  </w:style>
-  <w:style w:type="paragraph" w:styleId="Heading1">
-    <w:name w:val="heading 1"/>
-    <w:basedOn w:val="Normal"/>
-    <w:uiPriority w:val="1"/>
-    <w:qFormat/>
-    <w:pPr>
-      <w:ind w:left="594"/>
-      <w:outlineLvl w:val="0"/>
-    </w:pPr>
-    <w:rPr>
-      <w:rFonts w:ascii="Arial Black" w:eastAsia="Arial Black" w:hAnsi="Arial Black" w:cs="Arial Black"/>
-      <w:b/>
-      <w:bCs/>
-      <w:sz w:val="26"/>
-      <w:szCs w:val="26"/>
-    </w:rPr>
-  </w:style>
-  <w:style w:type="paragraph" w:styleId="Heading2">
-    <w:name w:val="heading 2"/>
-    <w:basedOn w:val="Normal"/>
-    <w:uiPriority w:val="1"/>
-    <w:qFormat/>
-    <w:pPr>
-      <w:outlineLvl w:val="1"/>
-    </w:pPr>
-    <w:rPr>
-      <w:rFonts w:ascii="Arial Black" w:eastAsia="Arial Black" w:hAnsi="Arial Black" w:cs="Arial Black"/>
-      <w:b/>
-      <w:bCs/>
-      <w:sz w:val="24"/>
-      <w:szCs w:val="24"/>
-    </w:rPr>
-  </w:style>
-  <w:style w:type="character" w:default="1" w:styleId="DefaultParagraphFont">
-    <w:name w:val="Default Paragraph Font"/>
-    <w:uiPriority w:val="1"/>
-    <w:semiHidden/>
-    <w:unhideWhenUsed/>
-  </w:style>
-  <w:style w:type="table" w:default="1" w:styleId="TableNormal">
-    <w:name w:val="Normal Table"/>
-    <w:uiPriority w:val="99"/>
-    <w:semiHidden/>
-    <w:unhideWhenUsed/>
-    <w:tblPr>
-      <w:tblInd w:w="0" w:type="dxa"/>
-      <w:tblCellMar>
-        <w:top w:w="0" w:type="dxa"/>
-        <w:left w:w="108" w:type="dxa"/>
-        <w:bottom w:w="0" w:type="dxa"/>
-        <w:right w:w="108" w:type="dxa"/>
-      </w:tblCellMar>
-    </w:tblPr>
-  </w:style>
-  <w:style w:type="numbering" w:default="1" w:styleId="NoList">
-    <w:name w:val="No List"/>
-    <w:uiPriority w:val="99"/>
-    <w:semiHidden/>
-    <w:unhideWhenUsed/>
-  </w:style>
-  <w:style w:type="paragraph" w:styleId="BodyText">
-    <w:name w:val="Body Text"/>
-    <w:basedOn w:val="Normal"/>
-    <w:uiPriority w:val="1"/>
-    <w:qFormat/>
-    <w:rPr>
-      <w:sz w:val="23"/>
-      <w:szCs w:val="23"/>
-    </w:rPr>
-  </w:style>
-  <w:style w:type="paragraph" w:styleId="ListParagraph">
-    <w:name w:val="List Paragraph"/>
-    <w:basedOn w:val="Normal"/>
-    <w:uiPriority w:val="1"/>
-    <w:qFormat/>
-  </w:style>
-  <w:style w:type="paragraph" w:customStyle="1" w:styleId="TableParagraph">
-    <w:name w:val="Table Paragraph"/>
-    <w:basedOn w:val="Normal"/>
-    <w:uiPriority w:val="1"/>
-    <w:qFormat/>
-  </w:style>
-  <w:style w:type="paragraph" w:styleId="BalloonText">
-    <w:name w:val="Balloon Text"/>
-    <w:basedOn w:val="Normal"/>
-    <w:link w:val="BalloonTextChar"/>
-    <w:uiPriority w:val="99"/>
-    <w:semiHidden/>
-    <w:unhideWhenUsed/>
-    <w:rsid w:val="008A2E1B"/>
-    <w:rPr>
-      <w:rFonts w:ascii="Tahoma" w:hAnsi="Tahoma" w:cs="Tahoma"/>
-      <w:sz w:val="16"/>
-      <w:szCs w:val="16"/>
-    </w:rPr>
-  </w:style>
-  <w:style w:type="character" w:customStyle="1" w:styleId="BalloonTextChar">
-    <w:name w:val="Balloon Text Char"/>
-    <w:basedOn w:val="DefaultParagraphFont"/>
-    <w:link w:val="BalloonText"/>
-    <w:uiPriority w:val="99"/>
-    <w:semiHidden/>
-    <w:rsid w:val="008A2E1B"/>
-    <w:rPr>
-      <w:rFonts w:ascii="Tahoma" w:eastAsia="Arial MT" w:hAnsi="Tahoma" w:cs="Tahoma"/>
-      <w:sz w:val="16"/>
-      <w:szCs w:val="16"/>
-    </w:rPr>
-  </w:style>
-</w:styles>
-</file>
-
-<file path=word/stylesWithEffects.xml><?xml version="1.0" encoding="utf-8"?>
-<w:styles xmlns:wpc="http://schemas.microsoft.com/office/word/2010/wordprocessingCanvas" xmlns:mc="http://schemas.openxmlformats.org/markup-compatibility/2006" xmlns:o="urn:schemas-microsoft-com:office:office" xmlns:r="http://schemas.openxmlformats.org/officeDocument/2006/relationships" xmlns:m="http://schemas.openxmlformats.org/officeDocument/2006/math" xmlns:v="urn:schemas-microsoft-com:vml" xmlns:wp14="http://schemas.microsoft.com/office/word/2010/wordprocessingDrawing" xmlns:wp="http://schemas.openxmlformats.org/drawingml/2006/wordprocessingDrawing" xmlns:w10="urn:schemas-microsoft-com:office:word" xmlns:w="http://schemas.openxmlformats.org/wordprocessingml/2006/main" xmlns:w14="http://schemas.microsoft.com/office/word/2010/wordml" xmlns:wpg="http://schemas.microsoft.com/office/word/2010/wordprocessingGroup" xmlns:wpi="http://schemas.microsoft.com/office/word/2010/wordprocessingInk" xmlns:wne="http://schemas.microsoft.com/office/word/2006/wordml" xmlns:wps="http://schemas.microsoft.com/office/word/2010/wordprocessingShape" mc:Ignorable="w14 wp14">
-  <w:docDefaults>
-    <w:rPrDefault>
-      <w:rPr>
-        <w:rFonts w:asciiTheme="minorHAnsi" w:eastAsiaTheme="minorHAnsi" w:hAnsiTheme="minorHAnsi" w:cstheme="minorBidi"/>
-        <w:sz w:val="22"/>
-        <w:szCs w:val="22"/>
-        <w:lang w:val="en-US" w:eastAsia="en-US" w:bidi="ar-SA"/>
-      </w:rPr>
-    </w:rPrDefault>
-    <w:pPrDefault>
-      <w:pPr>
-        <w:widowControl w:val="0"/>
-        <w:autoSpaceDE w:val="0"/>
-        <w:autoSpaceDN w:val="0"/>
-      </w:pPr>
-    </w:pPrDefault>
-  </w:docDefaults>
-  <w:latentStyles w:defLockedState="0" w:defUIPriority="99" w:defSemiHidden="1" w:defUnhideWhenUsed="1" w:defQFormat="0" w:count="267">
-    <w:lsdException w:name="Normal" w:semiHidden="0" w:uiPriority="0" w:unhideWhenUsed="0" w:qFormat="1"/>
-    <w:lsdException w:name="heading 1" w:semiHidden="0" w:uiPriority="9" w:unhideWhenUsed="0" w:qFormat="1"/>
-    <w:lsdException w:name="heading 2" w:uiPriority="9" w:qFormat="1"/>
-    <w:lsdException w:name="heading 3" w:uiPriority="9" w:qFormat="1"/>
-    <w:lsdException w:name="heading 4" w:uiPriority="9" w:qFormat="1"/>
-    <w:lsdException w:name="heading 5" w:uiPriority="9" w:qFormat="1"/>
-    <w:lsdException w:name="heading 6" w:uiPriority="9" w:qFormat="1"/>
-    <w:lsdException w:name="heading 7" w:uiPriority="9" w:qFormat="1"/>
-    <w:lsdException w:name="heading 8" w:uiPriority="9" w:qFormat="1"/>
-    <w:lsdException w:name="heading 9" w:uiPriority="9" w:qFormat="1"/>
-    <w:lsdException w:name="toc 1" w:uiPriority="39"/>
-    <w:lsdException w:name="toc 2" w:uiPriority="39"/>
-    <w:lsdException w:name="toc 3" w:uiPriority="39"/>
-    <w:lsdException w:name="toc 4" w:uiPriority="39"/>
-    <w:lsdException w:name="toc 5" w:uiPriority="39"/>
-    <w:lsdException w:name="toc 6" w:uiPriority="39"/>
-    <w:lsdException w:name="toc 7" w:uiPriority="39"/>
-    <w:lsdException w:name="toc 8" w:uiPriority="39"/>
-    <w:lsdException w:name="toc 9" w:uiPriority="39"/>
-    <w:lsdException w:name="caption" w:uiPriority="35" w:qFormat="1"/>
-    <w:lsdException w:name="Title" w:semiHidden="0" w:uiPriority="10" w:unhideWhenUsed="0" w:qFormat="1"/>
-    <w:lsdException w:name="Default Paragraph Font" w:uiPriority="1"/>
-    <w:lsdException w:name="Subtitle" w:semiHidden="0" w:uiPriority="11" w:unhideWhenUsed="0" w:qFormat="1"/>
-    <w:lsdException w:name="Strong" w:semiHidden="0" w:uiPriority="22" w:unhideWhenUsed="0" w:qFormat="1"/>
-    <w:lsdException w:name="Emphasis" w:semiHidden="0" w:uiPriority="20" w:unhideWhenUsed="0" w:qFormat="1"/>
-    <w:lsdException w:name="Table Grid" w:semiHidden="0" w:uiPriority="59" w:unhideWhenUsed="0"/>
-    <w:lsdException w:name="Placeholder Text" w:unhideWhenUsed="0"/>
-    <w:lsdException w:name="No Spacing" w:semiHidden="0" w:uiPriority="1" w:unhideWhenUsed="0" w:qFormat="1"/>
-    <w:lsdException w:name="Light Shading" w:semiHidden="0" w:uiPriority="60" w:unhideWhenUsed="0"/>
-    <w:lsdException w:name="Light List" w:semiHidden="0" w:uiPriority="61" w:unhideWhenUsed="0"/>
-    <w:lsdException w:name="Light Grid" w:semiHidden="0" w:uiPriority="62" w:unhideWhenUsed="0"/>
-    <w:lsdException w:name="Medium Shading 1" w:semiHidden="0" w:uiPriority="63" w:unhideWhenUsed="0"/>
-    <w:lsdException w:name="Medium Shading 2" w:semiHidden="0" w:uiPriority="64" w:unhideWhenUsed="0"/>
-    <w:lsdException w:name="Medium List 1" w:semiHidden="0" w:uiPriority="65" w:unhideWhenUsed="0"/>
-    <w:lsdException w:name="Medium List 2" w:semiHidden="0" w:uiPriority="66" w:unhideWhenUsed="0"/>
-    <w:lsdException w:name="Medium Grid 1" w:semiHidden="0" w:uiPriority="67" w:unhideWhenUsed="0"/>
-    <w:lsdException w:name="Medium Grid 2" w:semiHidden="0" w:uiPriority="68" w:unhideWhenUsed="0"/>
-    <w:lsdException w:name="Medium Grid 3" w:semiHidden="0" w:uiPriority="69" w:unhideWhenUsed="0"/>
-    <w:lsdException w:name="Dark List" w:semiHidden="0" w:uiPriority="70" w:unhideWhenUsed="0"/>
-    <w:lsdException w:name="Colorful Shading" w:semiHidden="0" w:uiPriority="71" w:unhideWhenUsed="0"/>
-    <w:lsdException w:name="Colorful List" w:semiHidden="0" w:uiPriority="72" w:unhideWhenUsed="0"/>
-    <w:lsdException w:name="Colorful Grid" w:semiHidden="0" w:uiPriority="73" w:unhideWhenUsed="0"/>
-    <w:lsdException w:name="Light Shading Accent 1" w:semiHidden="0" w:uiPriority="60" w:unhideWhenUsed="0"/>
-    <w:lsdException w:name="Light List Accent 1" w:semiHidden="0" w:uiPriority="61" w:unhideWhenUsed="0"/>
-    <w:lsdException w:name="Light Grid Accent 1" w:semiHidden="0" w:uiPriority="62" w:unhideWhenUsed="0"/>
-    <w:lsdException w:name="Medium Shading 1 Accent 1" w:semiHidden="0" w:uiPriority="63" w:unhideWhenUsed="0"/>
-    <w:lsdException w:name="Medium Shading 2 Accent 1" w:semiHidden="0" w:uiPriority="64" w:unhideWhenUsed="0"/>
-    <w:lsdException w:name="Medium List 1 Accent 1" w:semiHidden="0" w:uiPriority="65" w:unhideWhenUsed="0"/>
-    <w:lsdException w:name="Revision" w:unhideWhenUsed="0"/>
-    <w:lsdException w:name="List Paragraph" w:semiHidden="0" w:uiPriority="34" w:unhideWhenUsed="0" w:qFormat="1"/>
-    <w:lsdException w:name="Quote" w:semiHidden="0" w:uiPriority="29" w:unhideWhenUsed="0" w:qFormat="1"/>
-    <w:lsdException w:name="Intense Quote" w:semiHidden="0" w:uiPriority="30" w:unhideWhenUsed="0" w:qFormat="1"/>
-    <w:lsdException w:name="Medium List 2 Accent 1" w:semiHidden="0" w:uiPriority="66" w:unhideWhenUsed="0"/>
-    <w:lsdException w:name="Medium Grid 1 Accent 1" w:semiHidden="0" w:uiPriority="67" w:unhideWhenUsed="0"/>
-    <w:lsdException w:name="Medium Grid 2 Accent 1" w:semiHidden="0" w:uiPriority="68" w:unhideWhenUsed="0"/>
-    <w:lsdException w:name="Medium Grid 3 Accent 1" w:semiHidden="0" w:uiPriority="69" w:unhideWhenUsed="0"/>
-    <w:lsdException w:name="Dark List Accent 1" w:semiHidden="0" w:uiPriority="70" w:unhideWhenUsed="0"/>
-    <w:lsdException w:name="Colorful Shading Accent 1" w:semiHidden="0" w:uiPriority="71" w:unhideWhenUsed="0"/>
-    <w:lsdException w:name="Colorful List Accent 1" w:semiHidden="0" w:uiPriority="72" w:unhideWhenUsed="0"/>
-    <w:lsdException w:name="Colorful Grid Accent 1" w:semiHidden="0" w:uiPriority="73" w:unhideWhenUsed="0"/>
-    <w:lsdException w:name="Light Shading Accent 2" w:semiHidden="0" w:uiPriority="60" w:unhideWhenUsed="0"/>
-    <w:lsdException w:name="Light List Accent 2" w:semiHidden="0" w:uiPriority="61" w:unhideWhenUsed="0"/>
-    <w:lsdException w:name="Light Grid Accent 2" w:semiHidden="0" w:uiPriority="62" w:unhideWhenUsed="0"/>
-    <w:lsdException w:name="Medium Shading 1 Accent 2" w:semiHidden="0" w:uiPriority="63" w:unhideWhenUsed="0"/>
-    <w:lsdException w:name="Medium Shading 2 Accent 2" w:semiHidden="0" w:uiPriority="64" w:unhideWhenUsed="0"/>
-    <w:lsdException w:name="Medium List 1 Accent 2" w:semiHidden="0" w:uiPriority="65" w:unhideWhenUsed="0"/>
-    <w:lsdException w:name="Medium List 2 Accent 2" w:semiHidden="0" w:uiPriority="66" w:unhideWhenUsed="0"/>
-    <w:lsdException w:name="Medium Grid 1 Accent 2" w:semiHidden="0" w:uiPriority="67" w:unhideWhenUsed="0"/>
-    <w:lsdException w:name="Medium Grid 2 Accent 2" w:semiHidden="0" w:uiPriority="68" w:unhideWhenUsed="0"/>
-    <w:lsdException w:name="Medium Grid 3 Accent 2" w:semiHidden="0" w:uiPriority="69" w:unhideWhenUsed="0"/>
-    <w:lsdException w:name="Dark List Accent 2" w:semiHidden="0" w:uiPriority="70" w:unhideWhenUsed="0"/>
-    <w:lsdException w:name="Colorful Shading Accent 2" w:semiHidden="0" w:uiPriority="71" w:unhideWhenUsed="0"/>
-    <w:lsdException w:name="Colorful List Accent 2" w:semiHidden="0" w:uiPriority="72" w:unhideWhenUsed="0"/>
-    <w:lsdException w:name="Colorful Grid Accent 2" w:semiHidden="0" w:uiPriority="73" w:unhideWhenUsed="0"/>
-    <w:lsdException w:name="Light Shading Accent 3" w:semiHidden="0" w:uiPriority="60" w:unhideWhenUsed="0"/>
-    <w:lsdException w:name="Light List Accent 3" w:semiHidden="0" w:uiPriority="61" w:unhideWhenUsed="0"/>
-    <w:lsdException w:name="Light Grid Accent 3" w:semiHidden="0" w:uiPriority="62" w:unhideWhenUsed="0"/>
-    <w:lsdException w:name="Medium Shading 1 Accent 3" w:semiHidden="0" w:uiPriority="63" w:unhideWhenUsed="0"/>
-    <w:lsdException w:name="Medium Shading 2 Accent 3" w:semiHidden="0" w:uiPriority="64" w:unhideWhenUsed="0"/>
-    <w:lsdException w:name="Medium List 1 Accent 3" w:semiHidden="0" w:uiPriority="65" w:unhideWhenUsed="0"/>
-    <w:lsdException w:name="Medium List 2 Accent 3" w:semiHidden="0" w:uiPriority="66" w:unhideWhenUsed="0"/>
-    <w:lsdException w:name="Medium Grid 1 Accent 3" w:semiHidden="0" w:uiPriority="67" w:unhideWhenUsed="0"/>
-    <w:lsdException w:name="Medium Grid 2 Accent 3" w:semiHidden="0" w:uiPriority="68" w:unhideWhenUsed="0"/>
-    <w:lsdException w:name="Medium Grid 3 Accent 3" w:semiHidden="0" w:uiPriority="69" w:unhideWhenUsed="0"/>
-    <w:lsdException w:name="Dark List Accent 3" w:semiHidden="0" w:uiPriority="70" w:unhideWhenUsed="0"/>
-    <w:lsdException w:name="Colorful Shading Accent 3" w:semiHidden="0" w:uiPriority="71" w:unhideWhenUsed="0"/>
-    <w:lsdException w:name="Colorful List Accent 3" w:semiHidden="0" w:uiPriority="72" w:unhideWhenUsed="0"/>
-    <w:lsdException w:name="Colorful Grid Accent 3" w:semiHidden="0" w:uiPriority="73" w:unhideWhenUsed="0"/>
-    <w:lsdException w:name="Light Shading Accent 4" w:semiHidden="0" w:uiPriority="60" w:unhideWhenUsed="0"/>
-    <w:lsdException w:name="Light List Accent 4" w:semiHidden="0" w:uiPriority="61" w:unhideWhenUsed="0"/>
-    <w:lsdException w:name="Light Grid Accent 4" w:semiHidden="0" w:uiPriority="62" w:unhideWhenUsed="0"/>
-    <w:lsdException w:name="Medium Shading 1 Accent 4" w:semiHidden="0" w:uiPriority="63" w:unhideWhenUsed="0"/>
-    <w:lsdException w:name="Medium Shading 2 Accent 4" w:semiHidden="0" w:uiPriority="64" w:unhideWhenUsed="0"/>
-    <w:lsdException w:name="Medium List 1 Accent 4" w:semiHidden="0" w:uiPriority="65" w:unhideWhenUsed="0"/>
-    <w:lsdException w:name="Medium List 2 Accent 4" w:semiHidden="0" w:uiPriority="66" w:unhideWhenUsed="0"/>
-    <w:lsdException w:name="Medium Grid 1 Accent 4" w:semiHidden="0" w:uiPriority="67" w:unhideWhenUsed="0"/>
-    <w:lsdException w:name="Medium Grid 2 Accent 4" w:semiHidden="0" w:uiPriority="68" w:unhideWhenUsed="0"/>
-    <w:lsdException w:name="Medium Grid 3 Accent 4" w:semiHidden="0" w:uiPriority="69" w:unhideWhenUsed="0"/>
-    <w:lsdException w:name="Dark List Accent 4" w:semiHidden="0" w:uiPriority="70" w:unhideWhenUsed="0"/>
-    <w:lsdException w:name="Colorful Shading Accent 4" w:semiHidden="0" w:uiPriority="71" w:unhideWhenUsed="0"/>
-    <w:lsdException w:name="Colorful List Accent 4" w:semiHidden="0" w:uiPriority="72" w:unhideWhenUsed="0"/>
-    <w:lsdException w:name="Colorful Grid Accent 4" w:semiHidden="0" w:uiPriority="73" w:unhideWhenUsed="0"/>
-    <w:lsdException w:name="Light Shading Accent 5" w:semiHidden="0" w:uiPriority="60" w:unhideWhenUsed="0"/>
-    <w:lsdException w:name="Light List Accent 5" w:semiHidden="0" w:uiPriority="61" w:unhideWhenUsed="0"/>
-    <w:lsdException w:name="Light Grid Accent 5" w:semiHidden="0" w:uiPriority="62" w:unhideWhenUsed="0"/>
-    <w:lsdException w:name="Medium Shading 1 Accent 5" w:semiHidden="0" w:uiPriority="63" w:unhideWhenUsed="0"/>
-    <w:lsdException w:name="Medium Shading 2 Accent 5" w:semiHidden="0" w:uiPriority="64" w:unhideWhenUsed="0"/>
-    <w:lsdException w:name="Medium List 1 Accent 5" w:semiHidden="0" w:uiPriority="65" w:unhideWhenUsed="0"/>
-    <w:lsdException w:name="Medium List 2 Accent 5" w:semiHidden="0" w:uiPriority="66" w:unhideWhenUsed="0"/>
-    <w:lsdException w:name="Medium Grid 1 Accent 5" w:semiHidden="0" w:uiPriority="67" w:unhideWhenUsed="0"/>
-    <w:lsdException w:name="Medium Grid 2 Accent 5" w:semiHidden="0" w:uiPriority="68" w:unhideWhenUsed="0"/>
-    <w:lsdException w:name="Medium Grid 3 Accent 5" w:semiHidden="0" w:uiPriority="69" w:unhideWhenUsed="0"/>
-    <w:lsdException w:name="Dark List Accent 5" w:semiHidden="0" w:uiPriority="70" w:unhideWhenUsed="0"/>
-    <w:lsdException w:name="Colorful Shading Accent 5" w:semiHidden="0" w:uiPriority="71" w:unhideWhenUsed="0"/>
-    <w:lsdException w:name="Colorful List Accent 5" w:semiHidden="0" w:uiPriority="72" w:unhideWhenUsed="0"/>
-    <w:lsdException w:name="Colorful Grid Accent 5" w:semiHidden="0" w:uiPriority="73" w:unhideWhenUsed="0"/>
-    <w:lsdException w:name="Light Shading Accent 6" w:semiHidden="0" w:uiPriority="60" w:unhideWhenUsed="0"/>
-    <w:lsdException w:name="Light List Accent 6" w:semiHidden="0" w:uiPriority="61" w:unhideWhenUsed="0"/>
-    <w:lsdException w:name="Light Grid Accent 6" w:semiHidden="0" w:uiPriority="62" w:unhideWhenUsed="0"/>
-    <w:lsdException w:name="Medium Shading 1 Accent 6" w:semiHidden="0" w:uiPriority="63" w:unhideWhenUsed="0"/>
-    <w:lsdException w:name="Medium Shading 2 Accent 6" w:semiHidden="0" w:uiPriority="64" w:unhideWhenUsed="0"/>
-    <w:lsdException w:name="Medium List 1 Accent 6" w:semiHidden="0" w:uiPriority="65" w:unhideWhenUsed="0"/>
-    <w:lsdException w:name="Medium List 2 Accent 6" w:semiHidden="0" w:uiPriority="66" w:unhideWhenUsed="0"/>
-    <w:lsdException w:name="Medium Grid 1 Accent 6" w:semiHidden="0" w:uiPriority="67" w:unhideWhenUsed="0"/>
-    <w:lsdException w:name="Medium Grid 2 Accent 6" w:semiHidden="0" w:uiPriority="68" w:unhideWhenUsed="0"/>
-    <w:lsdException w:name="Medium Grid 3 Accent 6" w:semiHidden="0" w:uiPriority="69" w:unhideWhenUsed="0"/>
-    <w:lsdException w:name="Dark List Accent 6" w:semiHidden="0" w:uiPriority="70" w:unhideWhenUsed="0"/>
-    <w:lsdException w:name="Colorful Shading Accent 6" w:semiHidden="0" w:uiPriority="71" w:unhideWhenUsed="0"/>
-    <w:lsdException w:name="Colorful List Accent 6" w:semiHidden="0" w:uiPriority="72" w:unhideWhenUsed="0"/>
-    <w:lsdException w:name="Colorful Grid Accent 6" w:semiHidden="0" w:uiPriority="73" w:unhideWhenUsed="0"/>
-    <w:lsdException w:name="Subtle Emphasis" w:semiHidden="0" w:uiPriority="19" w:unhideWhenUsed="0" w:qFormat="1"/>
-    <w:lsdException w:name="Intense Emphasis" w:semiHidden="0" w:uiPriority="21" w:unhideWhenUsed="0" w:qFormat="1"/>
-    <w:lsdException w:name="Subtle Reference" w:semiHidden="0" w:uiPriority="31" w:unhideWhenUsed="0" w:qFormat="1"/>
-    <w:lsdException w:name="Intense Reference" w:semiHidden="0" w:uiPriority="32" w:unhideWhenUsed="0" w:qFormat="1"/>
-    <w:lsdException w:name="Book Title" w:semiHidden="0" w:uiPriority="33" w:unhideWhenUsed="0" w:qFormat="1"/>
-    <w:lsdException w:name="Bibliography" w:uiPriority="37"/>
-    <w:lsdException w:name="TOC Heading" w:uiPriority="39" w:qFormat="1"/>
+  <w:latentStyles w:defLockedState="0" w:defUIPriority="99" w:defSemiHidden="0" w:defUnhideWhenUsed="0" w:defQFormat="0" w:count="376">
+    <w:lsdException w:name="Normal" w:uiPriority="0" w:qFormat="1"/>
+    <w:lsdException w:name="heading 1" w:uiPriority="9" w:qFormat="1"/>
+    <w:lsdException w:name="heading 2" w:semiHidden="1" w:uiPriority="9" w:unhideWhenUsed="1" w:qFormat="1"/>
+    <w:lsdException w:name="heading 3" w:semiHidden="1" w:uiPriority="9" w:unhideWhenUsed="1" w:qFormat="1"/>
+    <w:lsdException w:name="heading 4" w:semiHidden="1" w:uiPriority="9" w:unhideWhenUsed="1" w:qFormat="1"/>
+    <w:lsdException w:name="heading 5" w:semiHidden="1" w:uiPriority="9" w:unhideWhenUsed="1" w:qFormat="1"/>
+    <w:lsdException w:name="heading 6" w:semiHidden="1" w:uiPriority="9" w:unhideWhenUsed="1" w:qFormat="1"/>
+    <w:lsdException w:name="heading 7" w:semiHidden="1" w:uiPriority="9" w:unhideWhenUsed="1" w:qFormat="1"/>
+    <w:lsdException w:name="heading 8" w:semiHidden="1" w:uiPriority="9" w:unhideWhenUsed="1" w:qFormat="1"/>
+    <w:lsdException w:name="heading 9" w:semiHidden="1" w:uiPriority="9" w:unhideWhenUsed="1" w:qFormat="1"/>
+    <w:lsdException w:name="index 1" w:semiHidden="1" w:unhideWhenUsed="1"/>
+    <w:lsdException w:name="index 2" w:semiHidden="1" w:unhideWhenUsed="1"/>
+    <w:lsdException w:name="index 3" w:semiHidden="1" w:unhideWhenUsed="1"/>
+    <w:lsdException w:name="index 4" w:semiHidden="1" w:unhideWhenUsed="1"/>
+    <w:lsdException w:name="index 5" w:semiHidden="1" w:unhideWhenUsed="1"/>
+    <w:lsdException w:name="index 6" w:semiHidden="1" w:unhideWhenUsed="1"/>
+    <w:lsdException w:name="index 7" w:semiHidden="1" w:unhideWhenUsed="1"/>
+    <w:lsdException w:name="index 8" w:semiHidden="1" w:unhideWhenUsed="1"/>
+    <w:lsdException w:name="index 9" w:semiHidden="1" w:unhideWhenUsed="1"/>
+    <w:lsdException w:name="toc 1" w:semiHidden="1" w:uiPriority="39" w:unhideWhenUsed="1"/>
+    <w:lsdException w:name="toc 2" w:semiHidden="1" w:uiPriority="39" w:unhideWhenUsed="1"/>
+    <w:lsdException w:name="toc 3" w:semiHidden="1" w:uiPriority="39" w:unhideWhenUsed="1"/>
+    <w:lsdException w:name="toc 4" w:semiHidden="1" w:uiPriority="39" w:unhideWhenUsed="1"/>
+    <w:lsdException w:name="toc 5" w:semiHidden="1" w:uiPriority="39" w:unhideWhenUsed="1"/>
+    <w:lsdException w:name="toc 6" w:semiHidden="1" w:uiPriority="39" w:unhideWhenUsed="1"/>
+    <w:lsdException w:name="toc 7" w:semiHidden="1" w:uiPriority="39" w:unhideWhenUsed="1"/>
+    <w:lsdException w:name="toc 8" w:semiHidden="1" w:uiPriority="39" w:unhideWhenUsed="1"/>
+    <w:lsdException w:name="toc 9" w:semiHidden="1" w:uiPriority="39" w:unhideWhenUsed="1"/>
+    <w:lsdException w:name="Normal Indent" w:semiHidden="1" w:unhideWhenUsed="1"/>
+    <w:lsdException w:name="footnote text" w:semiHidden="1" w:unhideWhenUsed="1"/>
+    <w:lsdException w:name="annotation text" w:semiHidden="1" w:unhideWhenUsed="1"/>
+    <w:lsdException w:name="header" w:semiHidden="1" w:unhideWhenUsed="1"/>
+    <w:lsdException w:name="footer" w:semiHidden="1" w:unhideWhenUsed="1"/>
+    <w:lsdException w:name="index heading" w:semiHidden="1" w:unhideWhenUsed="1"/>
+    <w:lsdException w:name="caption" w:semiHidden="1" w:uiPriority="35" w:unhideWhenUsed="1" w:qFormat="1"/>
+    <w:lsdException w:name="table of figures" w:semiHidden="1" w:unhideWhenUsed="1"/>
+    <w:lsdException w:name="envelope address" w:semiHidden="1" w:unhideWhenUsed="1"/>
+    <w:lsdException w:name="envelope return" w:semiHidden="1" w:unhideWhenUsed="1"/>
+    <w:lsdException w:name="footnote reference" w:semiHidden="1" w:unhideWhenUsed="1"/>
+    <w:lsdException w:name="annotation reference" w:semiHidden="1" w:unhideWhenUsed="1"/>
+    <w:lsdException w:name="line number" w:semiHidden="1" w:unhideWhenUsed="1"/>
+    <w:lsdException w:name="page number" w:semiHidden="1" w:unhideWhenUsed="1"/>
+    <w:lsdException w:name="endnote reference" w:semiHidden="1" w:unhideWhenUsed="1"/>
+    <w:lsdException w:name="endnote text" w:semiHidden="1" w:unhideWhenUsed="1"/>
+    <w:lsdException w:name="table of authorities" w:semiHidden="1" w:unhideWhenUsed="1"/>
+    <w:lsdException w:name="macro" w:semiHidden="1" w:unhideWhenUsed="1"/>
+    <w:lsdException w:name="toa heading" w:semiHidden="1" w:unhideWhenUsed="1"/>
+    <w:lsdException w:name="List" w:semiHidden="1" w:unhideWhenUsed="1"/>
+    <w:lsdException w:name="List Bullet" w:semiHidden="1" w:unhideWhenUsed="1"/>
+    <w:lsdException w:name="List Number" w:semiHidden="1" w:unhideWhenUsed="1"/>
+    <w:lsdException w:name="List 2" w:semiHidden="1" w:unhideWhenUsed="1"/>
+    <w:lsdException w:name="List 3" w:semiHidden="1" w:unhideWhenUsed="1"/>
+    <w:lsdException w:name="List 4" w:semiHidden="1" w:unhideWhenUsed="1"/>
+    <w:lsdException w:name="List 5" w:semiHidden="1" w:unhideWhenUsed="1"/>
+    <w:lsdException w:name="List Bullet 2" w:semiHidden="1" w:unhideWhenUsed="1"/>
+    <w:lsdException w:name="List Bullet 3" w:semiHidden="1" w:unhideWhenUsed="1"/>
+    <w:lsdException w:name="List Bullet 4" w:semiHidden="1" w:unhideWhenUsed="1"/>
+    <w:lsdException w:name="List Bullet 5" w:semiHidden="1" w:unhideWhenUsed="1"/>
+    <w:lsdException w:name="List Number 2" w:semiHidden="1" w:unhideWhenUsed="1"/>
+    <w:lsdException w:name="List Number 3" w:semiHidden="1" w:unhideWhenUsed="1"/>
+    <w:lsdException w:name="List Number 4" w:semiHidden="1" w:unhideWhenUsed="1"/>
+    <w:lsdException w:name="List Number 5" w:semiHidden="1" w:unhideWhenUsed="1"/>
+    <w:lsdException w:name="Title" w:uiPriority="10" w:qFormat="1"/>
+    <w:lsdException w:name="Closing" w:semiHidden="1" w:unhideWhenUsed="1"/>
+    <w:lsdException w:name="Signature" w:semiHidden="1" w:unhideWhenUsed="1"/>
+    <w:lsdException w:name="Default Paragraph Font" w:semiHidden="1" w:uiPriority="1" w:unhideWhenUsed="1"/>
+    <w:lsdException w:name="Body Text" w:semiHidden="1" w:unhideWhenUsed="1"/>
+    <w:lsdException w:name="Body Text Indent" w:semiHidden="1" w:unhideWhenUsed="1"/>
+    <w:lsdException w:name="List Continue" w:semiHidden="1" w:unhideWhenUsed="1"/>
+    <w:lsdException w:name="List Continue 2" w:semiHidden="1" w:unhideWhenUsed="1"/>
+    <w:lsdException w:name="List Continue 3" w:semiHidden="1" w:unhideWhenUsed="1"/>
+    <w:lsdException w:name="List Continue 4" w:semiHidden="1" w:unhideWhenUsed="1"/>
+    <w:lsdException w:name="List Continue 5" w:semiHidden="1" w:unhideWhenUsed="1"/>
+    <w:lsdException w:name="Message Header" w:semiHidden="1" w:unhideWhenUsed="1"/>
+    <w:lsdException w:name="Subtitle" w:uiPriority="11" w:qFormat="1"/>
+    <w:lsdException w:name="Salutation" w:semiHidden="1" w:unhideWhenUsed="1"/>
+    <w:lsdException w:name="Date" w:semiHidden="1" w:unhideWhenUsed="1"/>
+    <w:lsdException w:name="Body Text First Indent" w:semiHidden="1" w:unhideWhenUsed="1"/>
+    <w:lsdException w:name="Body Text First Indent 2" w:semiHidden="1" w:unhideWhenUsed="1"/>
+    <w:lsdException w:name="Note Heading" w:semiHidden="1" w:unhideWhenUsed="1"/>
+    <w:lsdException w:name="Body Text 2" w:semiHidden="1" w:unhideWhenUsed="1"/>
+    <w:lsdException w:name="Body Text 3" w:semiHidden="1" w:unhideWhenUsed="1"/>
+    <w:lsdException w:name="Body Text Indent 2" w:semiHidden="1" w:unhideWhenUsed="1"/>
+    <w:lsdException w:name="Body Text Indent 3" w:semiHidden="1" w:unhideWhenUsed="1"/>
+    <w:lsdException w:name="Block Text" w:semiHidden="1" w:unhideWhenUsed="1"/>
+    <w:lsdException w:name="Hyperlink" w:semiHidden="1" w:unhideWhenUsed="1"/>
+    <w:lsdException w:name="FollowedHyperlink" w:semiHidden="1" w:unhideWhenUsed="1"/>
+    <w:lsdException w:name="Strong" w:uiPriority="22" w:qFormat="1"/>
+    <w:lsdException w:name="Emphasis" w:uiPriority="20" w:qFormat="1"/>
+    <w:lsdException w:name="Document Map" w:semiHidden="1" w:unhideWhenUsed="1"/>
+    <w:lsdException w:name="Plain Text" w:semiHidden="1" w:unhideWhenUsed="1"/>
+    <w:lsdException w:name="E-mail Signature" w:semiHidden="1" w:unhideWhenUsed="1"/>
+    <w:lsdException w:name="HTML Top of Form" w:semiHidden="1" w:unhideWhenUsed="1"/>
+    <w:lsdException w:name="HTML Bottom of Form" w:semiHidden="1" w:unhideWhenUsed="1"/>
+    <w:lsdException w:name="Normal (Web)" w:semiHidden="1" w:unhideWhenUsed="1"/>
+    <w:lsdException w:name="HTML Acronym" w:semiHidden="1" w:unhideWhenUsed="1"/>
+    <w:lsdException w:name="HTML Address" w:semiHidden="1" w:unhideWhenUsed="1"/>
+    <w:lsdException w:name="HTML Cite" w:semiHidden="1" w:unhideWhenUsed="1"/>
+    <w:lsdException w:name="HTML Code" w:semiHidden="1" w:unhideWhenUsed="1"/>
+    <w:lsdException w:name="HTML Definition" w:semiHidden="1" w:unhideWhenUsed="1"/>
+    <w:lsdException w:name="HTML Keyboard" w:semiHidden="1" w:unhideWhenUsed="1"/>
+    <w:lsdException w:name="HTML Preformatted" w:semiHidden="1" w:unhideWhenUsed="1"/>
+    <w:lsdException w:name="HTML Sample" w:semiHidden="1" w:unhideWhenUsed="1"/>
+    <w:lsdException w:name="HTML Typewriter" w:semiHidden="1" w:unhideWhenUsed="1"/>
+    <w:lsdException w:name="HTML Variable" w:semiHidden="1" w:unhideWhenUsed="1"/>
+    <w:lsdException w:name="Normal Table" w:semiHidden="1" w:unhideWhenUsed="1"/>
+    <w:lsdException w:name="annotation subject" w:semiHidden="1" w:unhideWhenUsed="1"/>
+    <w:lsdException w:name="No List" w:semiHidden="1" w:unhideWhenUsed="1"/>
+    <w:lsdException w:name="Outline List 1" w:semiHidden="1" w:unhideWhenUsed="1"/>
+    <w:lsdException w:name="Outline List 2" w:semiHidden="1" w:unhideWhenUsed="1"/>
+    <w:lsdException w:name="Outline List 3" w:semiHidden="1" w:unhideWhenUsed="1"/>
+    <w:lsdException w:name="Table Simple 1" w:semiHidden="1" w:unhideWhenUsed="1"/>
+    <w:lsdException w:name="Table Simple 2" w:semiHidden="1" w:unhideWhenUsed="1"/>
+    <w:lsdException w:name="Table Simple 3" w:semiHidden="1" w:unhideWhenUsed="1"/>
+    <w:lsdException w:name="Table Classic 1" w:semiHidden="1" w:unhideWhenUsed="1"/>
+    <w:lsdException w:name="Table Classic 2" w:semiHidden="1" w:unhideWhenUsed="1"/>
+    <w:lsdException w:name="Table Classic 3" w:semiHidden="1" w:unhideWhenUsed="1"/>
+    <w:lsdException w:name="Table Classic 4" w:semiHidden="1" w:unhideWhenUsed="1"/>
+    <w:lsdException w:name="Table Colorful 1" w:semiHidden="1" w:unhideWhenUsed="1"/>
+    <w:lsdException w:name="Table Colorful 2" w:semiHidden="1" w:unhideWhenUsed="1"/>
+    <w:lsdException w:name="Table Colorful 3" w:semiHidden="1" w:unhideWhenUsed="1"/>
+    <w:lsdException w:name="Table Columns 1" w:semiHidden="1" w:unhideWhenUsed="1"/>
+    <w:lsdException w:name="Table Columns 2" w:semiHidden="1" w:unhideWhenUsed="1"/>
+    <w:lsdException w:name="Table Columns 3" w:semiHidden="1" w:unhideWhenUsed="1"/>
+    <w:lsdException w:name="Table Columns 4" w:semiHidden="1" w:unhideWhenUsed="1"/>
+    <w:lsdException w:name="Table Columns 5" w:semiHidden="1" w:unhideWhenUsed="1"/>
+    <w:lsdException w:name="Table Grid 1" w:semiHidden="1" w:unhideWhenUsed="1"/>
+    <w:lsdException w:name="Table Grid 2" w:semiHidden="1" w:unhideWhenUsed="1"/>
+    <w:lsdException w:name="Table Grid 3" w:semiHidden="1" w:unhideWhenUsed="1"/>
+    <w:lsdException w:name="Table Grid 4" w:semiHidden="1" w:unhideWhenUsed="1"/>
+    <w:lsdException w:name="Table Grid 5" w:semiHidden="1" w:unhideWhenUsed="1"/>
+    <w:lsdException w:name="Table Grid 6" w:semiHidden="1" w:unhideWhenUsed="1"/>
+    <w:lsdException w:name="Table Grid 7" w:semiHidden="1" w:unhideWhenUsed="1"/>
+    <w:lsdException w:name="Table Grid 8" w:semiHidden="1" w:unhideWhenUsed="1"/>
+    <w:lsdException w:name="Table List 1" w:semiHidden="1" w:unhideWhenUsed="1"/>
+    <w:lsdException w:name="Table List 2" w:semiHidden="1" w:unhideWhenUsed="1"/>
+    <w:lsdException w:name="Table List 3" w:semiHidden="1" w:unhideWhenUsed="1"/>
+    <w:lsdException w:name="Table List 4" w:semiHidden="1" w:unhideWhenUsed="1"/>
+    <w:lsdException w:name="Table List 5" w:semiHidden="1" w:unhideWhenUsed="1"/>
+    <w:lsdException w:name="Table List 6" w:semiHidden="1" w:unhideWhenUsed="1"/>
+    <w:lsdException w:name="Table List 7" w:semiHidden="1" w:unhideWhenUsed="1"/>
+    <w:lsdException w:name="Table List 8" w:semiHidden="1" w:unhideWhenUsed="1"/>
+    <w:lsdException w:name="Table 3D effects 1" w:semiHidden="1" w:unhideWhenUsed="1"/>
+    <w:lsdException w:name="Table 3D effects 2" w:semiHidden="1" w:unhideWhenUsed="1"/>
+    <w:lsdException w:name="Table 3D effects 3" w:semiHidden="1" w:unhideWhenUsed="1"/>
+    <w:lsdException w:name="Table Contemporary" w:semiHidden="1" w:unhideWhenUsed="1"/>
+    <w:lsdException w:name="Table Elegant" w:semiHidden="1" w:unhideWhenUsed="1"/>
+    <w:lsdException w:name="Table Professional" w:semiHidden="1" w:unhideWhenUsed="1"/>
+    <w:lsdException w:name="Table Subtle 1" w:semiHidden="1" w:unhideWhenUsed="1"/>
+    <w:lsdException w:name="Table Subtle 2" w:semiHidden="1" w:unhideWhenUsed="1"/>
+    <w:lsdException w:name="Table Web 1" w:semiHidden="1" w:unhideWhenUsed="1"/>
+    <w:lsdException w:name="Table Web 2" w:semiHidden="1" w:unhideWhenUsed="1"/>
+    <w:lsdException w:name="Table Web 3" w:semiHidden="1" w:unhideWhenUsed="1"/>
+    <w:lsdException w:name="Balloon Text" w:semiHidden="1" w:unhideWhenUsed="1"/>
+    <w:lsdException w:name="Table Grid" w:uiPriority="59"/>
+    <w:lsdException w:name="Table Theme" w:semiHidden="1" w:unhideWhenUsed="1"/>
+    <w:lsdException w:name="Placeholder Text" w:semiHidden="1"/>
+    <w:lsdException w:name="No Spacing" w:uiPriority="1" w:qFormat="1"/>
+    <w:lsdException w:name="Light Shading" w:uiPriority="60"/>
+    <w:lsdException w:name="Light List" w:uiPriority="61"/>
+    <w:lsdException w:name="Light Grid" w:uiPriority="62"/>
+    <w:lsdException w:name="Medium Shading 1" w:uiPriority="63"/>
+    <w:lsdException w:name="Medium Shading 2" w:uiPriority="64"/>
+    <w:lsdException w:name="Medium List 1" w:uiPriority="65"/>
+    <w:lsdException w:name="Medium List 2" w:uiPriority="66"/>
+    <w:lsdException w:name="Medium Grid 1" w:uiPriority="67"/>
+    <w:lsdException w:name="Medium Grid 2" w:uiPriority="68"/>
+    <w:lsdException w:name="Medium Grid 3" w:uiPriority="69"/>
+    <w:lsdException w:name="Dark List" w:uiPriority="70"/>
+    <w:lsdException w:name="Colorful Shading" w:uiPriority="71"/>
+    <w:lsdException w:name="Colorful List" w:uiPriority="72"/>
+    <w:lsdException w:name="Colorful Grid" w:uiPriority="73"/>
+    <w:lsdException w:name="Light Shading Accent 1" w:uiPriority="60"/>
+    <w:lsdException w:name="Light List Accent 1" w:uiPriority="61"/>
+    <w:lsdException w:name="Light Grid Accent 1" w:uiPriority="62"/>
+    <w:lsdException w:name="Medium Shading 1 Accent 1" w:uiPriority="63"/>
+    <w:lsdException w:name="Medium Shading 2 Accent 1" w:uiPriority="64"/>
+    <w:lsdException w:name="Medium List 1 Accent 1" w:uiPriority="65"/>
+    <w:lsdException w:name="Revision" w:semiHidden="1"/>
+    <w:lsdException w:name="List Paragraph" w:uiPriority="34" w:qFormat="1"/>
+    <w:lsdException w:name="Quote" w:uiPriority="29" w:qFormat="1"/>
+    <w:lsdException w:name="Intense Quote" w:uiPriority="30" w:qFormat="1"/>
+    <w:lsdException w:name="Medium List 2 Accent 1" w:uiPriority="66"/>
+    <w:lsdException w:name="Medium Grid 1 Accent 1" w:uiPriority="67"/>
+    <w:lsdException w:name="Medium Grid 2 Accent 1" w:uiPriority="68"/>
+    <w:lsdException w:name="Medium Grid 3 Accent 1" w:uiPriority="69"/>
+    <w:lsdException w:name="Dark List Accent 1" w:uiPriority="70"/>
+    <w:lsdException w:name="Colorful Shading Accent 1" w:uiPriority="71"/>
+    <w:lsdException w:name="Colorful List Accent 1" w:uiPriority="72"/>
+    <w:lsdException w:name="Colorful Grid Accent 1" w:uiPriority="73"/>
+    <w:lsdException w:name="Light Shading Accent 2" w:uiPriority="60"/>
+    <w:lsdException w:name="Light List Accent 2" w:uiPriority="61"/>
+    <w:lsdException w:name="Light Grid Accent 2" w:uiPriority="62"/>
+    <w:lsdException w:name="Medium Shading 1 Accent 2" w:uiPriority="63"/>
+    <w:lsdException w:name="Medium Shading 2 Accent 2" w:uiPriority="64"/>
+    <w:lsdException w:name="Medium List 1 Accent 2" w:uiPriority="65"/>
+    <w:lsdException w:name="Medium List 2 Accent 2" w:uiPriority="66"/>
+    <w:lsdException w:name="Medium Grid 1 Accent 2" w:uiPriority="67"/>
+    <w:lsdException w:name="Medium Grid 2 Accent 2" w:uiPriority="68"/>
+    <w:lsdException w:name="Medium Grid 3 Accent 2" w:uiPriority="69"/>
+    <w:lsdException w:name="Dark List Accent 2" w:uiPriority="70"/>
+    <w:lsdException w:name="Colorful Shading Accent 2" w:uiPriority="71"/>
+    <w:lsdException w:name="Colorful List Accent 2" w:uiPriority="72"/>
+    <w:lsdException w:name="Colorful Grid Accent 2" w:uiPriority="73"/>
+    <w:lsdException w:name="Light Shading Accent 3" w:uiPriority="60"/>
+    <w:lsdException w:name="Light List Accent 3" w:uiPriority="61"/>
+    <w:lsdException w:name="Light Grid Accent 3" w:uiPriority="62"/>
+    <w:lsdException w:name="Medium Shading 1 Accent 3" w:uiPriority="63"/>
+    <w:lsdException w:name="Medium Shading 2 Accent 3" w:uiPriority="64"/>
+    <w:lsdException w:name="Medium List 1 Accent 3" w:uiPriority="65"/>
+    <w:lsdException w:name="Medium List 2 Accent 3" w:uiPriority="66"/>
+    <w:lsdException w:name="Medium Grid 1 Accent 3" w:uiPriority="67"/>
+    <w:lsdException w:name="Medium Grid 2 Accent 3" w:uiPriority="68"/>
+    <w:lsdException w:name="Medium Grid 3 Accent 3" w:uiPriority="69"/>
+    <w:lsdException w:name="Dark List Accent 3" w:uiPriority="70"/>
+    <w:lsdException w:name="Colorful Shading Accent 3" w:uiPriority="71"/>
+    <w:lsdException w:name="Colorful List Accent 3" w:uiPriority="72"/>
+    <w:lsdException w:name="Colorful Grid Accent 3" w:uiPriority="73"/>
+    <w:lsdException w:name="Light Shading Accent 4" w:uiPriority="60"/>
+    <w:lsdException w:name="Light List Accent 4" w:uiPriority="61"/>
+    <w:lsdException w:name="Light Grid Accent 4" w:uiPriority="62"/>
+    <w:lsdException w:name="Medium Shading 1 Accent 4" w:uiPriority="63"/>
+    <w:lsdException w:name="Medium Shading 2 Accent 4" w:uiPriority="64"/>
+    <w:lsdException w:name="Medium List 1 Accent 4" w:uiPriority="65"/>
+    <w:lsdException w:name="Medium List 2 Accent 4" w:uiPriority="66"/>
+    <w:lsdException w:name="Medium Grid 1 Accent 4" w:uiPriority="67"/>
+    <w:lsdException w:name="Medium Grid 2 Accent 4" w:uiPriority="68"/>
+    <w:lsdException w:name="Medium Grid 3 Accent 4" w:uiPriority="69"/>
+    <w:lsdException w:name="Dark List Accent 4" w:uiPriority="70"/>
+    <w:lsdException w:name="Colorful Shading Accent 4" w:uiPriority="71"/>
+    <w:lsdException w:name="Colorful List Accent 4" w:uiPriority="72"/>
+    <w:lsdException w:name="Colorful Grid Accent 4" w:uiPriority="73"/>
+    <w:lsdException w:name="Light Shading Accent 5" w:uiPriority="60"/>
+    <w:lsdException w:name="Light List Accent 5" w:uiPriority="61"/>
+    <w:lsdException w:name="Light Grid Accent 5" w:uiPriority="62"/>
+    <w:lsdException w:name="Medium Shading 1 Accent 5" w:uiPriority="63"/>
+    <w:lsdException w:name="Medium Shading 2 Accent 5" w:uiPriority="64"/>
+    <w:lsdException w:name="Medium List 1 Accent 5" w:uiPriority="65"/>
+    <w:lsdException w:name="Medium List 2 Accent 5" w:uiPriority="66"/>
+    <w:lsdException w:name="Medium Grid 1 Accent 5" w:uiPriority="67"/>
+    <w:lsdException w:name="Medium Grid 2 Accent 5" w:uiPriority="68"/>
+    <w:lsdException w:name="Medium Grid 3 Accent 5" w:uiPriority="69"/>
+    <w:lsdException w:name="Dark List Accent 5" w:uiPriority="70"/>
+    <w:lsdException w:name="Colorful Shading Accent 5" w:uiPriority="71"/>
+    <w:lsdException w:name="Colorful List Accent 5" w:uiPriority="72"/>
+    <w:lsdException w:name="Colorful Grid Accent 5" w:uiPriority="73"/>
+    <w:lsdException w:name="Light Shading Accent 6" w:uiPriority="60"/>
+    <w:lsdException w:name="Light List Accent 6" w:uiPriority="61"/>
+    <w:lsdException w:name="Light Grid Accent 6" w:uiPriority="62"/>
+    <w:lsdException w:name="Medium Shading 1 Accent 6" w:uiPriority="63"/>
+    <w:lsdException w:name="Medium Shading 2 Accent 6" w:uiPriority="64"/>
+    <w:lsdException w:name="Medium List 1 Accent 6" w:uiPriority="65"/>
+    <w:lsdException w:name="Medium List 2 Accent 6" w:uiPriority="66"/>
+    <w:lsdException w:name="Medium Grid 1 Accent 6" w:uiPriority="67"/>
+    <w:lsdException w:name="Medium Grid 2 Accent 6" w:uiPriority="68"/>
+    <w:lsdException w:name="Medium Grid 3 Accent 6" w:uiPriority="69"/>
+    <w:lsdException w:name="Dark List Accent 6" w:uiPriority="70"/>
+    <w:lsdException w:name="Colorful Shading Accent 6" w:uiPriority="71"/>
+    <w:lsdException w:name="Colorful List Accent 6" w:uiPriority="72"/>
+    <w:lsdException w:name="Colorful Grid Accent 6" w:uiPriority="73"/>
+    <w:lsdException w:name="Subtle Emphasis" w:uiPriority="19" w:qFormat="1"/>
+    <w:lsdException w:name="Intense Emphasis" w:uiPriority="21" w:qFormat="1"/>
+    <w:lsdException w:name="Subtle Reference" w:uiPriority="31" w:qFormat="1"/>
+    <w:lsdException w:name="Intense Reference" w:uiPriority="32" w:qFormat="1"/>
+    <w:lsdException w:name="Book Title" w:uiPriority="33" w:qFormat="1"/>
+    <w:lsdException w:name="Bibliography" w:semiHidden="1" w:uiPriority="37" w:unhideWhenUsed="1"/>
+    <w:lsdException w:name="TOC Heading" w:semiHidden="1" w:uiPriority="39" w:unhideWhenUsed="1" w:qFormat="1"/>
+    <w:lsdException w:name="Plain Table 1" w:uiPriority="41"/>
+    <w:lsdException w:name="Plain Table 2" w:uiPriority="42"/>
+    <w:lsdException w:name="Plain Table 3" w:uiPriority="43"/>
+    <w:lsdException w:name="Plain Table 4" w:uiPriority="44"/>
+    <w:lsdException w:name="Plain Table 5" w:uiPriority="45"/>
+    <w:lsdException w:name="Grid Table Light" w:uiPriority="40"/>
+    <w:lsdException w:name="Grid Table 1 Light" w:uiPriority="46"/>
+    <w:lsdException w:name="Grid Table 2" w:uiPriority="47"/>
+    <w:lsdException w:name="Grid Table 3" w:uiPriority="48"/>
+    <w:lsdException w:name="Grid Table 4" w:uiPriority="49"/>
+    <w:lsdException w:name="Grid Table 5 Dark" w:uiPriority="50"/>
+    <w:lsdException w:name="Grid Table 6 Colorful" w:uiPriority="51"/>
+    <w:lsdException w:name="Grid Table 7 Colorful" w:uiPriority="52"/>
+    <w:lsdException w:name="Grid Table 1 Light Accent 1" w:uiPriority="46"/>
+    <w:lsdException w:name="Grid Table 2 Accent 1" w:uiPriority="47"/>
+    <w:lsdException w:name="Grid Table 3 Accent 1" w:uiPriority="48"/>
+    <w:lsdException w:name="Grid Table 4 Accent 1" w:uiPriority="49"/>
+    <w:lsdException w:name="Grid Table 5 Dark Accent 1" w:uiPriority="50"/>
+    <w:lsdException w:name="Grid Table 6 Colorful Accent 1" w:uiPriority="51"/>
+    <w:lsdException w:name="Grid Table 7 Colorful Accent 1" w:uiPriority="52"/>
+    <w:lsdException w:name="Grid Table 1 Light Accent 2" w:uiPriority="46"/>
+    <w:lsdException w:name="Grid Table 2 Accent 2" w:uiPriority="47"/>
+    <w:lsdException w:name="Grid Table 3 Accent 2" w:uiPriority="48"/>
+    <w:lsdException w:name="Grid Table 4 Accent 2" w:uiPriority="49"/>
+    <w:lsdException w:name="Grid Table 5 Dark Accent 2" w:uiPriority="50"/>
+    <w:lsdException w:name="Grid Table 6 Colorful Accent 2" w:uiPriority="51"/>
+    <w:lsdException w:name="Grid Table 7 Colorful Accent 2" w:uiPriority="52"/>
+    <w:lsdException w:name="Grid Table 1 Light Accent 3" w:uiPriority="46"/>
+    <w:lsdException w:name="Grid Table 2 Accent 3" w:uiPriority="47"/>
+    <w:lsdException w:name="Grid Table 3 Accent 3" w:uiPriority="48"/>
+    <w:lsdException w:name="Grid Table 4 Accent 3" w:uiPriority="49"/>
+    <w:lsdException w:name="Grid Table 5 Dark Accent 3" w:uiPriority="50"/>
+    <w:lsdException w:name="Grid Table 6 Colorful Accent 3" w:uiPriority="51"/>
+    <w:lsdException w:name="Grid Table 7 Colorful Accent 3" w:uiPriority="52"/>
+    <w:lsdException w:name="Grid Table 1 Light Accent 4" w:uiPriority="46"/>
+    <w:lsdException w:name="Grid Table 2 Accent 4" w:uiPriority="47"/>
+    <w:lsdException w:name="Grid Table 3 Accent 4" w:uiPriority="48"/>
+    <w:lsdException w:name="Grid Table 4 Accent 4" w:uiPriority="49"/>
+    <w:lsdException w:name="Grid Table 5 Dark Accent 4" w:uiPriority="50"/>
+    <w:lsdException w:name="Grid Table 6 Colorful Accent 4" w:uiPriority="51"/>
+    <w:lsdException w:name="Grid Table 7 Colorful Accent 4" w:uiPriority="52"/>
+    <w:lsdException w:name="Grid Table 1 Light Accent 5" w:uiPriority="46"/>
+    <w:lsdException w:name="Grid Table 2 Accent 5" w:uiPriority="47"/>
+    <w:lsdException w:name="Grid Table 3 Accent 5" w:uiPriority="48"/>
+    <w:lsdException w:name="Grid Table 4 Accent 5" w:uiPriority="49"/>
+    <w:lsdException w:name="Grid Table 5 Dark Accent 5" w:uiPriority="50"/>
+    <w:lsdException w:name="Grid Table 6 Colorful Accent 5" w:uiPriority="51"/>
+    <w:lsdException w:name="Grid Table 7 Colorful Accent 5" w:uiPriority="52"/>
+    <w:lsdException w:name="Grid Table 1 Light Accent 6" w:uiPriority="46"/>
+    <w:lsdException w:name="Grid Table 2 Accent 6" w:uiPriority="47"/>
+    <w:lsdException w:name="Grid Table 3 Accent 6" w:uiPriority="48"/>
+    <w:lsdException w:name="Grid Table 4 Accent 6" w:uiPriority="49"/>
+    <w:lsdException w:name="Grid Table 5 Dark Accent 6" w:uiPriority="50"/>
+    <w:lsdException w:name="Grid Table 6 Colorful Accent 6" w:uiPriority="51"/>
+    <w:lsdException w:name="Grid Table 7 Colorful Accent 6" w:uiPriority="52"/>
+    <w:lsdException w:name="List Table 1 Light" w:uiPriority="46"/>
+    <w:lsdException w:name="List Table 2" w:uiPriority="47"/>
+    <w:lsdException w:name="List Table 3" w:uiPriority="48"/>
+    <w:lsdException w:name="List Table 4" w:uiPriority="49"/>
+    <w:lsdException w:name="List Table 5 Dark" w:uiPriority="50"/>
+    <w:lsdException w:name="List Table 6 Colorful" w:uiPriority="51"/>
+    <w:lsdException w:name="List Table 7 Colorful" w:uiPriority="52"/>
+    <w:lsdException w:name="List Table 1 Light Accent 1" w:uiPriority="46"/>
+    <w:lsdException w:name="List Table 2 Accent 1" w:uiPriority="47"/>
+    <w:lsdException w:name="List Table 3 Accent 1" w:uiPriority="48"/>
+    <w:lsdException w:name="List Table 4 Accent 1" w:uiPriority="49"/>
+    <w:lsdException w:name="List Table 5 Dark Accent 1" w:uiPriority="50"/>
+    <w:lsdException w:name="List Table 6 Colorful Accent 1" w:uiPriority="51"/>
+    <w:lsdException w:name="List Table 7 Colorful Accent 1" w:uiPriority="52"/>
+    <w:lsdException w:name="List Table 1 Light Accent 2" w:uiPriority="46"/>
+    <w:lsdException w:name="List Table 2 Accent 2" w:uiPriority="47"/>
+    <w:lsdException w:name="List Table 3 Accent 2" w:uiPriority="48"/>
+    <w:lsdException w:name="List Table 4 Accent 2" w:uiPriority="49"/>
+    <w:lsdException w:name="List Table 5 Dark Accent 2" w:uiPriority="50"/>
+    <w:lsdException w:name="List Table 6 Colorful Accent 2" w:uiPriority="51"/>
+    <w:lsdException w:name="List Table 7 Colorful Accent 2" w:uiPriority="52"/>
+    <w:lsdException w:name="List Table 1 Light Accent 3" w:uiPriority="46"/>
+    <w:lsdException w:name="List Table 2 Accent 3" w:uiPriority="47"/>
+    <w:lsdException w:name="List Table 3 Accent 3" w:uiPriority="48"/>
+    <w:lsdException w:name="List Table 4 Accent 3" w:uiPriority="49"/>
+    <w:lsdException w:name="List Table 5 Dark Accent 3" w:uiPriority="50"/>
+    <w:lsdException w:name="List Table 6 Colorful Accent 3" w:uiPriority="51"/>
+    <w:lsdException w:name="List Table 7 Colorful Accent 3" w:uiPriority="52"/>
+    <w:lsdException w:name="List Table 1 Light Accent 4" w:uiPriority="46"/>
+    <w:lsdException w:name="List Table 2 Accent 4" w:uiPriority="47"/>
+    <w:lsdException w:name="List Table 3 Accent 4" w:uiPriority="48"/>
+    <w:lsdException w:name="List Table 4 Accent 4" w:uiPriority="49"/>
+    <w:lsdException w:name="List Table 5 Dark Accent 4" w:uiPriority="50"/>
+    <w:lsdException w:name="List Table 6 Colorful Accent 4" w:uiPriority="51"/>
+    <w:lsdException w:name="List Table 7 Colorful Accent 4" w:uiPriority="52"/>
+    <w:lsdException w:name="List Table 1 Light Accent 5" w:uiPriority="46"/>
+    <w:lsdException w:name="List Table 2 Accent 5" w:uiPriority="47"/>
+    <w:lsdException w:name="List Table 3 Accent 5" w:uiPriority="48"/>
+    <w:lsdException w:name="List Table 4 Accent 5" w:uiPriority="49"/>
+    <w:lsdException w:name="List Table 5 Dark Accent 5" w:uiPriority="50"/>
+    <w:lsdException w:name="List Table 6 Colorful Accent 5" w:uiPriority="51"/>
+    <w:lsdException w:name="List Table 7 Colorful Accent 5" w:uiPriority="52"/>
+    <w:lsdException w:name="List Table 1 Light Accent 6" w:uiPriority="46"/>
+    <w:lsdException w:name="List Table 2 Accent 6" w:uiPriority="47"/>
+    <w:lsdException w:name="List Table 3 Accent 6" w:uiPriority="48"/>
+    <w:lsdException w:name="List Table 4 Accent 6" w:uiPriority="49"/>
+    <w:lsdException w:name="List Table 5 Dark Accent 6" w:uiPriority="50"/>
+    <w:lsdException w:name="List Table 6 Colorful Accent 6" w:uiPriority="51"/>
+    <w:lsdException w:name="List Table 7 Colorful Accent 6" w:uiPriority="52"/>
+    <w:lsdException w:name="Mention" w:semiHidden="1" w:unhideWhenUsed="1"/>
+    <w:lsdException w:name="Smart Hyperlink" w:semiHidden="1" w:unhideWhenUsed="1"/>
+    <w:lsdException w:name="Hashtag" w:semiHidden="1" w:unhideWhenUsed="1"/>
+    <w:lsdException w:name="Unresolved Mention" w:semiHidden="1" w:unhideWhenUsed="1"/>
+    <w:lsdException w:name="Smart Link" w:semiHidden="1" w:unhideWhenUsed="1"/>
   </w:latentStyles>
   <w:style w:type="paragraph" w:default="1" w:styleId="Normal">
     <w:name w:val="Normal"/>

--- a/offer_letter_app/output/temp/document.docx
+++ b/offer_letter_app/output/temp/document.docx
@@ -594,7 +594,7 @@
           <w:w w:val="110"/>
           <w:sz w:val="24"/>
         </w:rPr>
-        <w:t>President Institute Of Computer Application. Shayona Study Campus, Shayona City,</w:t>
+        <w:t>Asia Pacific Institute of Management Ashram Road, 9, Vidya Vihar Colony Rd, opp. Fortune Landmark Hotel Usmanpura, Ahmedabad, Gujarat 380009</w:t>
       </w:r>
       <w:proofErr w:type="gramStart"/>
       <w:r>
@@ -686,7 +686,6 @@
         <w:rPr>
           <w:sz w:val="24"/>
         </w:rPr>
-        <w:t>Ghatlodiya, Ahmedabad -380061</w:t>
       </w:r>
       <w:proofErr w:type="spellEnd"/>
       <w:r>
@@ -749,7 +748,7 @@
           <w:b w:val="0"/>
           <w:w w:val="90"/>
         </w:rPr>
-        <w:t>Date: 02/07/2026</w:t>
+        <w:t>Date: 07/07/2026</w:t>
       </w:r>
       <w:r>
         <w:rPr>
@@ -2368,7 +2367,7 @@
         <w:rPr>
           <w:b/>
         </w:rPr>
-        <w:t>Travels with Strangers</w:t>
+        <w:t>Ai study planner</w:t>
       </w:r>
       <w:r>
         <w:t xml:space="preserve"> Project using </w:t>
@@ -2377,7 +2376,7 @@
         <w:rPr>
           <w:b/>
         </w:rPr>
-        <w:t>Php</w:t>
+        <w:t>Python with AI ML</w:t>
       </w:r>
       <w:r>
         <w:t>. During the training period, they will receive practical guidance from our mentors and work on assignments and project development activities. They will spend 14 hours per week, including learning, assignments, and project work, to gain hands-on experience and enhance their technical skills.</w:t>
@@ -2751,7 +2750,7 @@
                               <w:rPr>
                                 <w:sz w:val="24"/>
                               </w:rPr>
-                              <w:t>Varsani Jenish</w:t>
+                              <w:t>Parita Harshadbhai Thummar</w:t>
                             </w:r>
                           </w:p>
                           <w:p>
@@ -2772,6 +2771,12 @@
                                 <w:sz w:val="20"/>
                               </w:rPr>
                             </w:pPr>
+                            <w:r>
+                              <w:rPr>
+                                <w:sz w:val="24"/>
+                              </w:rPr>
+                              <w:t>Purva Nimeshkumar Parikh</w:t>
+                            </w:r>
                           </w:p>
                           <w:p>
                             <w:pPr>
@@ -2792,6 +2797,12 @@
                                 <w:sz w:val="20"/>
                               </w:rPr>
                             </w:pPr>
+                            <w:r>
+                              <w:rPr>
+                                <w:sz w:val="24"/>
+                              </w:rPr>
+                              <w:t>Nandani Shaileshbhai  Parmar</w:t>
+                            </w:r>
                           </w:p>
                         </w:txbxContent>
                       </wps:txbx>
@@ -2850,7 +2861,7 @@
                         <w:rPr>
                           <w:sz w:val="24"/>
                         </w:rPr>
-                        <w:t>Varsani Jenish</w:t>
+                        <w:t>Parita Harshadbhai Thummar</w:t>
                       </w:r>
                     </w:p>
                     <w:p>
@@ -2871,6 +2882,12 @@
                           <w:sz w:val="20"/>
                         </w:rPr>
                       </w:pPr>
+                      <w:r>
+                        <w:rPr>
+                          <w:sz w:val="24"/>
+                        </w:rPr>
+                        <w:t>Purva Nimeshkumar Parikh</w:t>
+                      </w:r>
                     </w:p>
                     <w:p>
                       <w:pPr>
@@ -2891,6 +2908,12 @@
                           <w:sz w:val="20"/>
                         </w:rPr>
                       </w:pPr>
+                      <w:r>
+                        <w:rPr>
+                          <w:sz w:val="24"/>
+                        </w:rPr>
+                        <w:t>Nandani Shaileshbhai  Parmar</w:t>
+                      </w:r>
                     </w:p>
                   </w:txbxContent>
                 </v:textbox>
@@ -2990,7 +3013,7 @@
                                 <w:spacing w:val="-2"/>
                                 <w:sz w:val="24"/>
                               </w:rPr>
-                              <w:t>202312101801</w:t>
+                              <w:t>202435802160</w:t>
                             </w:r>
                           </w:p>
                           <w:p>
@@ -3014,6 +3037,7 @@
                                 <w:spacing w:val="-2"/>
                                 <w:sz w:val="24"/>
                               </w:rPr>
+                              <w:t>202435802064</w:t>
                             </w:r>
                           </w:p>
                           <w:p>
@@ -3037,6 +3061,7 @@
                                 <w:spacing w:val="-2"/>
                                 <w:sz w:val="24"/>
                               </w:rPr>
+                              <w:t>202435802070</w:t>
                             </w:r>
                           </w:p>
                         </w:txbxContent>
@@ -3105,7 +3130,7 @@
                           <w:spacing w:val="-2"/>
                           <w:sz w:val="24"/>
                         </w:rPr>
-                        <w:t>202312101801</w:t>
+                        <w:t>202435802160</w:t>
                       </w:r>
                     </w:p>
                     <w:p>
@@ -3129,6 +3154,7 @@
                           <w:spacing w:val="-2"/>
                           <w:sz w:val="24"/>
                         </w:rPr>
+                        <w:t>202435802064</w:t>
                       </w:r>
                     </w:p>
                     <w:p>
@@ -3152,6 +3178,7 @@
                           <w:spacing w:val="-2"/>
                           <w:sz w:val="24"/>
                         </w:rPr>
+                        <w:t>202435802070</w:t>
                       </w:r>
                     </w:p>
                   </w:txbxContent>
